--- a/微头条系统需求描述.docx
+++ b/微头条系统需求描述.docx
@@ -14,25 +14,25 @@
       </w:r>
     </w:p>
     <w:p>
+      <w:pPr>
+        <w:rPr>
+          <w:rFonts w:hint="eastAsia"/>
+        </w:rPr>
+      </w:pPr>
       <w:r>
         <w:pict w14:anchorId="395ADB37">
-          <v:rect id="_x0000_i1055" style="width:0;height:.75pt" o:hralign="center" o:hrstd="t" o:hr="t" fillcolor="#a0a0a0" stroked="f"/>
+          <v:rect id="_x0000_i1025" style="width:0;height:.75pt" o:hralign="center" o:hrstd="t" o:hr="t" fillcolor="#a0a0a0" stroked="f"/>
         </w:pict>
       </w:r>
     </w:p>
     <w:p>
       <w:pPr>
-        <w:rPr>
-          <w:rFonts w:hint="eastAsia"/>
-          <w:b/>
-          <w:bCs/>
-        </w:rPr>
-      </w:pPr>
-      <w:r>
-        <w:rPr>
-          <w:b/>
-          <w:bCs/>
-        </w:rPr>
+        <w:pStyle w:val="2"/>
+        <w:rPr>
+          <w:rFonts w:hint="eastAsia"/>
+        </w:rPr>
+      </w:pPr>
+      <w:r>
         <w:t>一、普通用户功能</w:t>
       </w:r>
     </w:p>
@@ -43,6 +43,7 @@
           <w:numId w:val="6"/>
         </w:numPr>
         <w:rPr>
+          <w:rFonts w:hint="eastAsia"/>
           <w:b/>
           <w:bCs/>
         </w:rPr>
@@ -62,6 +63,7 @@
           <w:numId w:val="6"/>
         </w:numPr>
         <w:rPr>
+          <w:rFonts w:hint="eastAsia"/>
           <w:b/>
           <w:bCs/>
         </w:rPr>
@@ -81,6 +83,7 @@
           <w:numId w:val="6"/>
         </w:numPr>
         <w:rPr>
+          <w:rFonts w:hint="eastAsia"/>
           <w:b/>
           <w:bCs/>
         </w:rPr>
@@ -100,6 +103,7 @@
           <w:numId w:val="6"/>
         </w:numPr>
         <w:rPr>
+          <w:rFonts w:hint="eastAsia"/>
           <w:b/>
           <w:bCs/>
         </w:rPr>
@@ -119,6 +123,7 @@
           <w:numId w:val="6"/>
         </w:numPr>
         <w:rPr>
+          <w:rFonts w:hint="eastAsia"/>
           <w:b/>
           <w:bCs/>
         </w:rPr>
@@ -146,6 +151,7 @@
           <w:numId w:val="6"/>
         </w:numPr>
         <w:rPr>
+          <w:rFonts w:hint="eastAsia"/>
           <w:b/>
           <w:bCs/>
         </w:rPr>
@@ -173,6 +179,7 @@
           <w:numId w:val="6"/>
         </w:numPr>
         <w:rPr>
+          <w:rFonts w:hint="eastAsia"/>
           <w:b/>
           <w:bCs/>
         </w:rPr>
@@ -200,6 +207,7 @@
           <w:numId w:val="6"/>
         </w:numPr>
         <w:rPr>
+          <w:rFonts w:hint="eastAsia"/>
           <w:b/>
           <w:bCs/>
         </w:rPr>
@@ -227,6 +235,7 @@
           <w:numId w:val="6"/>
         </w:numPr>
         <w:rPr>
+          <w:rFonts w:hint="eastAsia"/>
           <w:b/>
           <w:bCs/>
         </w:rPr>
@@ -270,6 +279,7 @@
           <w:numId w:val="6"/>
         </w:numPr>
         <w:rPr>
+          <w:rFonts w:hint="eastAsia"/>
           <w:b/>
           <w:bCs/>
         </w:rPr>
@@ -297,6 +307,7 @@
           <w:numId w:val="6"/>
         </w:numPr>
         <w:rPr>
+          <w:rFonts w:hint="eastAsia"/>
           <w:b/>
           <w:bCs/>
         </w:rPr>
@@ -316,6 +327,7 @@
           <w:numId w:val="6"/>
         </w:numPr>
         <w:rPr>
+          <w:rFonts w:hint="eastAsia"/>
           <w:b/>
           <w:bCs/>
         </w:rPr>
@@ -335,6 +347,7 @@
           <w:numId w:val="6"/>
         </w:numPr>
         <w:rPr>
+          <w:rFonts w:hint="eastAsia"/>
           <w:b/>
           <w:bCs/>
         </w:rPr>
@@ -370,6 +383,7 @@
           <w:numId w:val="6"/>
         </w:numPr>
         <w:rPr>
+          <w:rFonts w:hint="eastAsia"/>
           <w:b/>
           <w:bCs/>
         </w:rPr>
@@ -389,6 +403,7 @@
           <w:numId w:val="6"/>
         </w:numPr>
         <w:rPr>
+          <w:rFonts w:hint="eastAsia"/>
           <w:b/>
           <w:bCs/>
         </w:rPr>
@@ -408,6 +423,7 @@
           <w:numId w:val="6"/>
         </w:numPr>
         <w:rPr>
+          <w:rFonts w:hint="eastAsia"/>
           <w:b/>
           <w:bCs/>
         </w:rPr>
@@ -443,6 +459,7 @@
           <w:numId w:val="6"/>
         </w:numPr>
         <w:rPr>
+          <w:rFonts w:hint="eastAsia"/>
           <w:b/>
           <w:bCs/>
         </w:rPr>
@@ -478,6 +495,7 @@
           <w:numId w:val="6"/>
         </w:numPr>
         <w:rPr>
+          <w:rFonts w:hint="eastAsia"/>
           <w:b/>
           <w:bCs/>
         </w:rPr>
@@ -497,6 +515,7 @@
           <w:numId w:val="6"/>
         </w:numPr>
         <w:rPr>
+          <w:rFonts w:hint="eastAsia"/>
           <w:b/>
           <w:bCs/>
         </w:rPr>
@@ -516,6 +535,7 @@
           <w:numId w:val="6"/>
         </w:numPr>
         <w:rPr>
+          <w:rFonts w:hint="eastAsia"/>
           <w:b/>
           <w:bCs/>
         </w:rPr>
@@ -535,6 +555,7 @@
           <w:numId w:val="6"/>
         </w:numPr>
         <w:rPr>
+          <w:rFonts w:hint="eastAsia"/>
           <w:b/>
           <w:bCs/>
         </w:rPr>
@@ -554,6 +575,7 @@
           <w:numId w:val="6"/>
         </w:numPr>
         <w:rPr>
+          <w:rFonts w:hint="eastAsia"/>
           <w:b/>
           <w:bCs/>
         </w:rPr>
@@ -567,28 +589,41 @@
       </w:r>
     </w:p>
     <w:p>
+      <w:pPr>
+        <w:rPr>
+          <w:rFonts w:hint="eastAsia"/>
+        </w:rPr>
+      </w:pPr>
       <w:r>
         <w:pict w14:anchorId="6D989B5A">
-          <v:rect id="_x0000_i1056" style="width:0;height:.75pt" o:hralign="center" o:hrstd="t" o:hr="t" fillcolor="#a0a0a0" stroked="f"/>
+          <v:rect id="_x0000_i1026" style="width:0;height:.75pt" o:hralign="center" o:hrstd="t" o:hr="t" fillcolor="#a0a0a0" stroked="f"/>
         </w:pict>
       </w:r>
     </w:p>
     <w:p>
       <w:pPr>
-        <w:rPr>
-          <w:b/>
-          <w:bCs/>
-        </w:rPr>
-      </w:pPr>
-      <w:r>
-        <w:rPr>
-          <w:b/>
-          <w:bCs/>
-        </w:rPr>
+        <w:pStyle w:val="2"/>
+        <w:rPr>
+          <w:rFonts w:hint="eastAsia"/>
+          <w:sz w:val="36"/>
+          <w:szCs w:val="36"/>
+        </w:rPr>
+      </w:pPr>
+      <w:r>
+        <w:rPr>
+          <w:sz w:val="36"/>
+          <w:szCs w:val="36"/>
+        </w:rPr>
+        <w:lastRenderedPageBreak/>
         <w:t>二、管理员功能（仅 1 个固定管理员账号，role = 1）</w:t>
       </w:r>
     </w:p>
     <w:p>
+      <w:pPr>
+        <w:rPr>
+          <w:rFonts w:hint="eastAsia"/>
+        </w:rPr>
+      </w:pPr>
       <w:r>
         <w:t>管理员登录后拥有独立管理面板，可执行以下操作（所有操作均记录操作日志，此处暂略）：</w:t>
       </w:r>
@@ -599,13 +634,15 @@
           <w:ilvl w:val="0"/>
           <w:numId w:val="7"/>
         </w:numPr>
-      </w:pPr>
-      <w:r>
-        <w:rPr>
-          <w:b/>
-          <w:bCs/>
-        </w:rPr>
-        <w:lastRenderedPageBreak/>
+        <w:rPr>
+          <w:rFonts w:hint="eastAsia"/>
+        </w:rPr>
+      </w:pPr>
+      <w:r>
+        <w:rPr>
+          <w:b/>
+          <w:bCs/>
+        </w:rPr>
         <w:t>用户管理</w:t>
       </w:r>
     </w:p>
@@ -615,6 +652,9 @@
           <w:ilvl w:val="1"/>
           <w:numId w:val="7"/>
         </w:numPr>
+        <w:rPr>
+          <w:rFonts w:hint="eastAsia"/>
+        </w:rPr>
       </w:pPr>
       <w:r>
         <w:t>查看所有注册用户列表（用户名、昵称、角色、注册时间）。</w:t>
@@ -626,6 +666,9 @@
           <w:ilvl w:val="1"/>
           <w:numId w:val="7"/>
         </w:numPr>
+        <w:rPr>
+          <w:rFonts w:hint="eastAsia"/>
+        </w:rPr>
       </w:pPr>
       <w:r>
         <w:t>（可选）封禁/解封用户，或重置密码（需求描述可暂不展开）。</w:t>
@@ -637,6 +680,9 @@
           <w:ilvl w:val="0"/>
           <w:numId w:val="7"/>
         </w:numPr>
+        <w:rPr>
+          <w:rFonts w:hint="eastAsia"/>
+        </w:rPr>
       </w:pPr>
       <w:r>
         <w:rPr>
@@ -655,6 +701,9 @@
           <w:ilvl w:val="1"/>
           <w:numId w:val="7"/>
         </w:numPr>
+        <w:rPr>
+          <w:rFonts w:hint="eastAsia"/>
+        </w:rPr>
       </w:pPr>
       <w:r>
         <w:rPr>
@@ -673,6 +722,9 @@
           <w:ilvl w:val="1"/>
           <w:numId w:val="7"/>
         </w:numPr>
+        <w:rPr>
+          <w:rFonts w:hint="eastAsia"/>
+        </w:rPr>
       </w:pPr>
       <w:r>
         <w:rPr>
@@ -691,6 +743,9 @@
           <w:ilvl w:val="1"/>
           <w:numId w:val="7"/>
         </w:numPr>
+        <w:rPr>
+          <w:rFonts w:hint="eastAsia"/>
+        </w:rPr>
       </w:pPr>
       <w:r>
         <w:rPr>
@@ -709,6 +764,9 @@
           <w:ilvl w:val="1"/>
           <w:numId w:val="7"/>
         </w:numPr>
+        <w:rPr>
+          <w:rFonts w:hint="eastAsia"/>
+        </w:rPr>
       </w:pPr>
       <w:r>
         <w:rPr>
@@ -735,6 +793,9 @@
           <w:ilvl w:val="0"/>
           <w:numId w:val="7"/>
         </w:numPr>
+        <w:rPr>
+          <w:rFonts w:hint="eastAsia"/>
+        </w:rPr>
       </w:pPr>
       <w:r>
         <w:rPr>
@@ -750,6 +811,9 @@
           <w:ilvl w:val="1"/>
           <w:numId w:val="7"/>
         </w:numPr>
+        <w:rPr>
+          <w:rFonts w:hint="eastAsia"/>
+        </w:rPr>
       </w:pPr>
       <w:r>
         <w:t>新增、修改、删除头条类型（</w:t>
@@ -769,6 +833,9 @@
           <w:ilvl w:val="0"/>
           <w:numId w:val="7"/>
         </w:numPr>
+        <w:rPr>
+          <w:rFonts w:hint="eastAsia"/>
+        </w:rPr>
       </w:pPr>
       <w:r>
         <w:rPr>
@@ -784,6 +851,9 @@
           <w:ilvl w:val="1"/>
           <w:numId w:val="7"/>
         </w:numPr>
+        <w:rPr>
+          <w:rFonts w:hint="eastAsia"/>
+        </w:rPr>
       </w:pPr>
       <w:r>
         <w:rPr>
@@ -802,6 +872,9 @@
           <w:ilvl w:val="1"/>
           <w:numId w:val="7"/>
         </w:numPr>
+        <w:rPr>
+          <w:rFonts w:hint="eastAsia"/>
+        </w:rPr>
       </w:pPr>
       <w:r>
         <w:rPr>
@@ -820,6 +893,9 @@
           <w:ilvl w:val="1"/>
           <w:numId w:val="7"/>
         </w:numPr>
+        <w:rPr>
+          <w:rFonts w:hint="eastAsia"/>
+        </w:rPr>
       </w:pPr>
       <w:r>
         <w:rPr>
@@ -838,6 +914,9 @@
           <w:ilvl w:val="1"/>
           <w:numId w:val="7"/>
         </w:numPr>
+        <w:rPr>
+          <w:rFonts w:hint="eastAsia"/>
+        </w:rPr>
       </w:pPr>
       <w:r>
         <w:rPr>
@@ -856,6 +935,9 @@
           <w:ilvl w:val="0"/>
           <w:numId w:val="7"/>
         </w:numPr>
+        <w:rPr>
+          <w:rFonts w:hint="eastAsia"/>
+        </w:rPr>
       </w:pPr>
       <w:r>
         <w:rPr>
@@ -871,6 +953,9 @@
           <w:ilvl w:val="1"/>
           <w:numId w:val="7"/>
         </w:numPr>
+        <w:rPr>
+          <w:rFonts w:hint="eastAsia"/>
+        </w:rPr>
       </w:pPr>
       <w:r>
         <w:t>查看 </w:t>
@@ -892,6 +977,9 @@
           <w:ilvl w:val="1"/>
           <w:numId w:val="7"/>
         </w:numPr>
+        <w:rPr>
+          <w:rFonts w:hint="eastAsia"/>
+        </w:rPr>
       </w:pPr>
       <w:r>
         <w:t>查看 </w:t>
@@ -913,6 +1001,9 @@
           <w:ilvl w:val="0"/>
           <w:numId w:val="7"/>
         </w:numPr>
+        <w:rPr>
+          <w:rFonts w:hint="eastAsia"/>
+        </w:rPr>
       </w:pPr>
       <w:r>
         <w:rPr>
@@ -931,6 +1022,9 @@
           <w:ilvl w:val="1"/>
           <w:numId w:val="7"/>
         </w:numPr>
+        <w:rPr>
+          <w:rFonts w:hint="eastAsia"/>
+        </w:rPr>
       </w:pPr>
       <w:r>
         <w:t>查看所有评论（可按头条、用户、时间等筛选）。</w:t>
@@ -942,39 +1036,40 @@
           <w:ilvl w:val="1"/>
           <w:numId w:val="7"/>
         </w:numPr>
+        <w:rPr>
+          <w:rFonts w:hint="eastAsia"/>
+        </w:rPr>
       </w:pPr>
       <w:r>
         <w:t>删除任何不当评论（直接删除，级联删除其子评论）。</w:t>
       </w:r>
     </w:p>
     <w:p>
+      <w:pPr>
+        <w:rPr>
+          <w:rFonts w:hint="eastAsia"/>
+        </w:rPr>
+      </w:pPr>
       <w:r>
         <w:pict w14:anchorId="128CCBC0">
-          <v:rect id="_x0000_i1057" style="width:0;height:.75pt" o:hralign="center" o:hrstd="t" o:hr="t" fillcolor="#a0a0a0" stroked="f"/>
+          <v:rect id="_x0000_i1027" style="width:0;height:.75pt" o:hralign="center" o:hrstd="t" o:hr="t" fillcolor="#a0a0a0" stroked="f"/>
         </w:pict>
       </w:r>
     </w:p>
     <w:p>
       <w:pPr>
-        <w:rPr>
-          <w:rFonts w:hint="eastAsia"/>
-          <w:b/>
-          <w:bCs/>
-        </w:rPr>
-      </w:pPr>
-      <w:r>
-        <w:rPr>
-          <w:rFonts w:hint="eastAsia"/>
-          <w:b/>
-          <w:bCs/>
+        <w:pStyle w:val="2"/>
+        <w:rPr>
+          <w:rFonts w:hint="eastAsia"/>
+        </w:rPr>
+      </w:pPr>
+      <w:r>
+        <w:rPr>
+          <w:rFonts w:hint="eastAsia"/>
         </w:rPr>
         <w:t>三</w:t>
       </w:r>
       <w:r>
-        <w:rPr>
-          <w:b/>
-          <w:bCs/>
-        </w:rPr>
         <w:t>、JDBC 技术要点</w:t>
       </w:r>
     </w:p>
@@ -984,6 +1079,9 @@
           <w:ilvl w:val="0"/>
           <w:numId w:val="8"/>
         </w:numPr>
+        <w:rPr>
+          <w:rFonts w:hint="eastAsia"/>
+        </w:rPr>
       </w:pPr>
       <w:r>
         <w:t>所有数据库操作使用 </w:t>
@@ -1003,6 +1101,9 @@
           <w:ilvl w:val="0"/>
           <w:numId w:val="8"/>
         </w:numPr>
+        <w:rPr>
+          <w:rFonts w:hint="eastAsia"/>
+        </w:rPr>
       </w:pPr>
       <w:r>
         <w:t>使用 Druid 连接池管理连接。</w:t>
@@ -1014,6 +1115,9 @@
           <w:ilvl w:val="0"/>
           <w:numId w:val="8"/>
         </w:numPr>
+        <w:rPr>
+          <w:rFonts w:hint="eastAsia"/>
+        </w:rPr>
       </w:pPr>
       <w:r>
         <w:t>权限校验：</w:t>
@@ -1025,6 +1129,9 @@
           <w:ilvl w:val="1"/>
           <w:numId w:val="8"/>
         </w:numPr>
+        <w:rPr>
+          <w:rFonts w:hint="eastAsia"/>
+        </w:rPr>
       </w:pPr>
       <w:r>
         <w:t>普通用户修改/删除头条、评论时，必须校验 当前用户 ID == 资源.publisher 或 评论.</w:t>
@@ -1044,6 +1151,9 @@
           <w:ilvl w:val="1"/>
           <w:numId w:val="8"/>
         </w:numPr>
+        <w:rPr>
+          <w:rFonts w:hint="eastAsia"/>
+        </w:rPr>
       </w:pPr>
       <w:r>
         <w:t>管理员操作时跳过此校验（但需校验 当前用户.role == 1）。</w:t>
@@ -1055,6 +1165,9 @@
           <w:ilvl w:val="0"/>
           <w:numId w:val="8"/>
         </w:numPr>
+        <w:rPr>
+          <w:rFonts w:hint="eastAsia"/>
+        </w:rPr>
       </w:pPr>
       <w:r>
         <w:t>事务控制：</w:t>
@@ -1066,6 +1179,9 @@
           <w:ilvl w:val="1"/>
           <w:numId w:val="8"/>
         </w:numPr>
+        <w:rPr>
+          <w:rFonts w:hint="eastAsia"/>
+        </w:rPr>
       </w:pPr>
       <w:r>
         <w:t>点赞/取消点赞时需要同时更新 </w:t>
@@ -1093,6 +1209,9 @@
           <w:ilvl w:val="1"/>
           <w:numId w:val="8"/>
         </w:numPr>
+        <w:rPr>
+          <w:rFonts w:hint="eastAsia"/>
+        </w:rPr>
       </w:pPr>
       <w:r>
         <w:t>发布评论时需更新 </w:t>
@@ -1112,6 +1231,9 @@
           <w:ilvl w:val="1"/>
           <w:numId w:val="8"/>
         </w:numPr>
+        <w:rPr>
+          <w:rFonts w:hint="eastAsia"/>
+        </w:rPr>
       </w:pPr>
       <w:r>
         <w:t>删除头条时，因外键级联删除，只需删除头条即可，但业务层可先查询再删除。</w:t>
@@ -1123,8 +1245,12 @@
           <w:ilvl w:val="0"/>
           <w:numId w:val="8"/>
         </w:numPr>
-      </w:pPr>
-      <w:r>
+        <w:rPr>
+          <w:rFonts w:hint="eastAsia"/>
+        </w:rPr>
+      </w:pPr>
+      <w:r>
+        <w:lastRenderedPageBreak/>
         <w:t>冗余字段维护：在插入点赞、删除点赞、插入评论、删除评论时，使用事务同步更新 </w:t>
       </w:r>
       <w:proofErr w:type="spellStart"/>
@@ -1150,6 +1276,9 @@
           <w:ilvl w:val="0"/>
           <w:numId w:val="8"/>
         </w:numPr>
+        <w:rPr>
+          <w:rFonts w:hint="eastAsia"/>
+        </w:rPr>
       </w:pPr>
       <w:r>
         <w:t>查询优化：分页查询使用 LIMIT</w:t>
@@ -1185,13 +1314,12 @@
           <w:ilvl w:val="0"/>
           <w:numId w:val="8"/>
         </w:numPr>
-      </w:pPr>
-      <w:r>
-        <w:t>自增主键回填：插入头条、公告、评论后，若需要立即获得 ID，使</w:t>
-      </w:r>
-      <w:r>
-        <w:lastRenderedPageBreak/>
-        <w:t>用 </w:t>
+        <w:rPr>
+          <w:rFonts w:hint="eastAsia"/>
+        </w:rPr>
+      </w:pPr>
+      <w:r>
+        <w:t>自增主键回填：插入头条、公告、评论后，若需要立即获得 ID，使用 </w:t>
       </w:r>
       <w:proofErr w:type="spellStart"/>
       <w:r>
@@ -1208,6 +1336,9 @@
           <w:ilvl w:val="0"/>
           <w:numId w:val="8"/>
         </w:numPr>
+        <w:rPr>
+          <w:rFonts w:hint="eastAsia"/>
+        </w:rPr>
       </w:pPr>
       <w:r>
         <w:t>DAO 层：提供 </w:t>
@@ -1227,9 +1358,6 @@
           <w:ilvl w:val="0"/>
           <w:numId w:val="8"/>
         </w:numPr>
-        <w:rPr>
-          <w:rFonts w:hint="eastAsia"/>
-        </w:rPr>
       </w:pPr>
       <w:r>
         <w:t xml:space="preserve">密码存储：使用 MD5 或 </w:t>
@@ -1241,6 +1369,1193 @@
       <w:proofErr w:type="spellEnd"/>
       <w:r>
         <w:t xml:space="preserve"> 加密（示例中可先明文，但生产必须加密）。</w:t>
+      </w:r>
+    </w:p>
+    <w:p/>
+    <w:p>
+      <w:pPr>
+        <w:pStyle w:val="2"/>
+      </w:pPr>
+      <w:r>
+        <w:rPr>
+          <w:rFonts w:hint="eastAsia"/>
+        </w:rPr>
+        <w:t>四</w:t>
+      </w:r>
+      <w:r>
+        <w:rPr>
+          <w:rFonts w:hint="eastAsia"/>
+        </w:rPr>
+        <w:t>、四</w:t>
+      </w:r>
+      <w:r>
+        <w:rPr>
+          <w:rFonts w:hint="eastAsia"/>
+        </w:rPr>
+        <w:t>名小组成员分别需要四个版本</w:t>
+      </w:r>
+    </w:p>
+    <w:p>
+      <w:pPr>
+        <w:ind w:left="360"/>
+        <w:rPr>
+          <w:b/>
+          <w:bCs/>
+        </w:rPr>
+      </w:pPr>
+      <w:r>
+        <w:rPr>
+          <w:rFonts w:hint="eastAsia"/>
+          <w:b/>
+          <w:bCs/>
+        </w:rPr>
+        <w:t>1.控制台</w:t>
+      </w:r>
+      <w:r>
+        <w:rPr>
+          <w:rFonts w:hint="eastAsia"/>
+          <w:b/>
+          <w:bCs/>
+        </w:rPr>
+        <w:t>单机</w:t>
+      </w:r>
+      <w:r>
+        <w:rPr>
+          <w:rFonts w:hint="eastAsia"/>
+          <w:b/>
+          <w:bCs/>
+        </w:rPr>
+        <w:t>版本（乔琳雅）</w:t>
+      </w:r>
+    </w:p>
+    <w:p>
+      <w:pPr>
+        <w:ind w:left="360"/>
+        <w:rPr>
+          <w:rFonts w:hint="eastAsia"/>
+          <w:b/>
+          <w:bCs/>
+        </w:rPr>
+      </w:pPr>
+      <w:r>
+        <w:rPr>
+          <w:rFonts w:hint="eastAsia"/>
+          <w:b/>
+          <w:bCs/>
+        </w:rPr>
+        <w:t>2</w:t>
+      </w:r>
+      <w:r>
+        <w:rPr>
+          <w:rFonts w:hint="eastAsia"/>
+          <w:b/>
+          <w:bCs/>
+        </w:rPr>
+        <w:t>.可视化单机版本（</w:t>
+      </w:r>
+      <w:r>
+        <w:rPr>
+          <w:b/>
+          <w:bCs/>
+        </w:rPr>
+        <w:t>马诗涵</w:t>
+      </w:r>
+      <w:r>
+        <w:rPr>
+          <w:rFonts w:hint="eastAsia"/>
+          <w:b/>
+          <w:bCs/>
+        </w:rPr>
+        <w:t>）</w:t>
+      </w:r>
+    </w:p>
+    <w:p>
+      <w:pPr>
+        <w:ind w:left="360"/>
+        <w:rPr>
+          <w:rFonts w:hint="eastAsia"/>
+          <w:b/>
+          <w:bCs/>
+        </w:rPr>
+      </w:pPr>
+      <w:r>
+        <w:rPr>
+          <w:rFonts w:hint="eastAsia"/>
+          <w:b/>
+          <w:bCs/>
+        </w:rPr>
+        <w:t>3</w:t>
+      </w:r>
+      <w:r>
+        <w:rPr>
+          <w:rFonts w:hint="eastAsia"/>
+          <w:b/>
+          <w:bCs/>
+        </w:rPr>
+        <w:t>.可视化联机</w:t>
+      </w:r>
+      <w:r>
+        <w:rPr>
+          <w:rFonts w:hint="eastAsia"/>
+          <w:b/>
+          <w:bCs/>
+        </w:rPr>
+        <w:t>c/s</w:t>
+      </w:r>
+      <w:r>
+        <w:rPr>
+          <w:rFonts w:hint="eastAsia"/>
+          <w:b/>
+          <w:bCs/>
+        </w:rPr>
+        <w:t>版本（</w:t>
+      </w:r>
+      <w:r>
+        <w:rPr>
+          <w:b/>
+          <w:bCs/>
+        </w:rPr>
+        <w:t>姜益宏</w:t>
+      </w:r>
+      <w:r>
+        <w:rPr>
+          <w:rFonts w:hint="eastAsia"/>
+          <w:b/>
+          <w:bCs/>
+        </w:rPr>
+        <w:t>）</w:t>
+      </w:r>
+    </w:p>
+    <w:p>
+      <w:pPr>
+        <w:ind w:left="360"/>
+        <w:rPr>
+          <w:rFonts w:hint="eastAsia"/>
+          <w:b/>
+          <w:bCs/>
+        </w:rPr>
+      </w:pPr>
+      <w:r>
+        <w:rPr>
+          <w:rFonts w:hint="eastAsia"/>
+          <w:b/>
+          <w:bCs/>
+        </w:rPr>
+        <w:t>4.网页</w:t>
+      </w:r>
+      <w:r>
+        <w:rPr>
+          <w:rFonts w:hint="eastAsia"/>
+          <w:b/>
+          <w:bCs/>
+        </w:rPr>
+        <w:t>b/s</w:t>
+      </w:r>
+      <w:r>
+        <w:rPr>
+          <w:rFonts w:hint="eastAsia"/>
+          <w:b/>
+          <w:bCs/>
+        </w:rPr>
+        <w:t>版本（</w:t>
+      </w:r>
+      <w:r>
+        <w:rPr>
+          <w:b/>
+          <w:bCs/>
+        </w:rPr>
+        <w:t>于志畅</w:t>
+      </w:r>
+      <w:r>
+        <w:rPr>
+          <w:rFonts w:hint="eastAsia"/>
+          <w:b/>
+          <w:bCs/>
+        </w:rPr>
+        <w:t>）</w:t>
+      </w:r>
+    </w:p>
+    <w:p>
+      <w:pPr>
+        <w:rPr>
+          <w:rFonts w:hint="eastAsia"/>
+        </w:rPr>
+      </w:pPr>
+    </w:p>
+    <w:p>
+      <w:pPr>
+        <w:pStyle w:val="2"/>
+        <w:rPr>
+          <w:rFonts w:hint="eastAsia"/>
+        </w:rPr>
+      </w:pPr>
+      <w:r>
+        <w:rPr>
+          <w:rFonts w:hint="eastAsia"/>
+        </w:rPr>
+        <w:t>五、</w:t>
+      </w:r>
+      <w:r>
+        <w:rPr>
+          <w:rFonts w:hint="eastAsia"/>
+        </w:rPr>
+        <w:t>成果物：学号姓名命名</w:t>
+      </w:r>
+    </w:p>
+    <w:p>
+      <w:pPr>
+        <w:pStyle w:val="a9"/>
+        <w:numPr>
+          <w:ilvl w:val="0"/>
+          <w:numId w:val="11"/>
+        </w:numPr>
+      </w:pPr>
+      <w:r>
+        <w:t>系统分析设计与实现文档</w:t>
+      </w:r>
+      <w:r>
+        <w:rPr>
+          <w:rFonts w:hint="eastAsia"/>
+        </w:rPr>
+        <w:t>：</w:t>
+      </w:r>
+      <w:r>
+        <w:rPr>
+          <w:rFonts w:ascii="黑体" w:eastAsia="黑体" w:hAnsi="黑体" w:hint="eastAsia"/>
+          <w:sz w:val="24"/>
+          <w:szCs w:val="24"/>
+        </w:rPr>
+        <w:t>学号姓名_系统分析设计与实现</w:t>
+      </w:r>
+    </w:p>
+    <w:p>
+      <w:pPr>
+        <w:pStyle w:val="a9"/>
+        <w:numPr>
+          <w:ilvl w:val="0"/>
+          <w:numId w:val="11"/>
+        </w:numPr>
+      </w:pPr>
+      <w:r>
+        <w:t xml:space="preserve">项目答辩ppt </w:t>
+      </w:r>
+      <w:r>
+        <w:rPr>
+          <w:rFonts w:hint="eastAsia"/>
+        </w:rPr>
+        <w:t>：</w:t>
+      </w:r>
+      <w:r>
+        <w:rPr>
+          <w:rFonts w:ascii="黑体" w:eastAsia="黑体" w:hAnsi="黑体" w:hint="eastAsia"/>
+          <w:sz w:val="24"/>
+          <w:szCs w:val="24"/>
+        </w:rPr>
+        <w:t>项目答辩ppt</w:t>
+      </w:r>
+    </w:p>
+    <w:p>
+      <w:pPr>
+        <w:pStyle w:val="a9"/>
+        <w:numPr>
+          <w:ilvl w:val="0"/>
+          <w:numId w:val="11"/>
+        </w:numPr>
+      </w:pPr>
+      <w:r>
+        <w:rPr>
+          <w:rFonts w:hint="eastAsia"/>
+        </w:rPr>
+        <w:t>项目代码</w:t>
+      </w:r>
+      <w:r>
+        <w:rPr>
+          <w:rFonts w:hint="eastAsia"/>
+        </w:rPr>
+        <w:t>：</w:t>
+      </w:r>
+      <w:r>
+        <w:rPr>
+          <w:rFonts w:ascii="黑体" w:eastAsia="黑体" w:hAnsi="黑体" w:hint="eastAsia"/>
+          <w:sz w:val="24"/>
+          <w:szCs w:val="24"/>
+        </w:rPr>
+        <w:t>学号姓名_项目代码_版本</w:t>
+      </w:r>
+      <w:r>
+        <w:rPr>
+          <w:rFonts w:ascii="黑体" w:eastAsia="黑体" w:hAnsi="黑体" w:hint="eastAsia"/>
+          <w:sz w:val="24"/>
+          <w:szCs w:val="24"/>
+        </w:rPr>
+        <w:t>（</w:t>
+      </w:r>
+      <w:r>
+        <w:rPr>
+          <w:rFonts w:hint="eastAsia"/>
+        </w:rPr>
+        <w:t>文档格式参考大连海洋大学计算机专业本科毕业论文格式要求。</w:t>
+      </w:r>
+    </w:p>
+    <w:p>
+      <w:pPr>
+        <w:pStyle w:val="a9"/>
+        <w:ind w:left="860"/>
+        <w:rPr>
+          <w:rFonts w:hint="eastAsia"/>
+        </w:rPr>
+      </w:pPr>
+    </w:p>
+    <w:p>
+      <w:pPr>
+        <w:pStyle w:val="a9"/>
+        <w:numPr>
+          <w:ilvl w:val="0"/>
+          <w:numId w:val="11"/>
+        </w:numPr>
+        <w:spacing w:line="360" w:lineRule="auto"/>
+        <w:rPr>
+          <w:rFonts w:ascii="黑体" w:eastAsia="黑体" w:hAnsi="黑体" w:hint="eastAsia"/>
+          <w:sz w:val="24"/>
+          <w:szCs w:val="24"/>
+        </w:rPr>
+      </w:pPr>
+      <w:r>
+        <w:t>版本控制文档。用Git仓库进行版本控制，给出每天版本控制信息截屏</w:t>
+      </w:r>
+      <w:r>
+        <w:rPr>
+          <w:rFonts w:hint="eastAsia"/>
+        </w:rPr>
+        <w:t>。</w:t>
+      </w:r>
+      <w:r>
+        <w:rPr>
+          <w:rFonts w:ascii="黑体" w:eastAsia="黑体" w:hAnsi="黑体" w:hint="eastAsia"/>
+          <w:sz w:val="24"/>
+          <w:szCs w:val="24"/>
+        </w:rPr>
+        <w:t>Git要求见Git相关内容文档.doc</w:t>
+      </w:r>
+    </w:p>
+    <w:p>
+      <w:pPr>
+        <w:pStyle w:val="2"/>
+        <w:rPr>
+          <w:rFonts w:hint="eastAsia"/>
+        </w:rPr>
+      </w:pPr>
+      <w:r>
+        <w:rPr>
+          <w:rFonts w:hint="eastAsia"/>
+        </w:rPr>
+        <w:t>六、</w:t>
+      </w:r>
+      <w:r>
+        <w:rPr>
+          <w:rFonts w:hint="eastAsia"/>
+        </w:rPr>
+        <w:t>系统分析设计与实现文档内容如下：</w:t>
+      </w:r>
+    </w:p>
+    <w:p>
+      <w:pPr>
+        <w:rPr>
+          <w:rFonts w:hint="eastAsia"/>
+        </w:rPr>
+      </w:pPr>
+      <w:r>
+        <w:rPr>
+          <w:rFonts w:hint="eastAsia"/>
+        </w:rPr>
+        <w:t>第一章系统分析</w:t>
+      </w:r>
+    </w:p>
+    <w:p>
+      <w:pPr>
+        <w:ind w:leftChars="100" w:left="210"/>
+        <w:rPr>
+          <w:rFonts w:hint="eastAsia"/>
+        </w:rPr>
+      </w:pPr>
+      <w:r>
+        <w:rPr>
+          <w:rFonts w:hint="eastAsia"/>
+        </w:rPr>
+        <w:t>主要内容</w:t>
+      </w:r>
+    </w:p>
+    <w:p>
+      <w:pPr>
+        <w:ind w:leftChars="200" w:left="420"/>
+        <w:rPr>
+          <w:rFonts w:hint="eastAsia"/>
+        </w:rPr>
+      </w:pPr>
+      <w:r>
+        <w:rPr>
+          <w:rFonts w:hint="eastAsia"/>
+        </w:rPr>
+        <w:t>1.采用活动图对业务流程进行描述</w:t>
+      </w:r>
+    </w:p>
+    <w:p>
+      <w:pPr>
+        <w:ind w:leftChars="200" w:left="420"/>
+        <w:rPr>
+          <w:rFonts w:hint="eastAsia"/>
+        </w:rPr>
+      </w:pPr>
+      <w:r>
+        <w:rPr>
+          <w:rFonts w:hint="eastAsia"/>
+        </w:rPr>
+        <w:t>2.通过事件列表产生用例图，得到用例描述</w:t>
+      </w:r>
+    </w:p>
+    <w:p>
+      <w:pPr>
+        <w:ind w:leftChars="200" w:left="420"/>
+        <w:rPr>
+          <w:rFonts w:hint="eastAsia"/>
+        </w:rPr>
+      </w:pPr>
+      <w:r>
+        <w:rPr>
+          <w:rFonts w:hint="eastAsia"/>
+        </w:rPr>
+        <w:t>3.通过用例描述得到只有属性的静态类图</w:t>
+      </w:r>
+    </w:p>
+    <w:p>
+      <w:pPr>
+        <w:ind w:leftChars="200" w:left="420"/>
+        <w:rPr>
+          <w:rFonts w:hint="eastAsia"/>
+        </w:rPr>
+      </w:pPr>
+      <w:r>
+        <w:rPr>
+          <w:rFonts w:hint="eastAsia"/>
+        </w:rPr>
+        <w:t>4.通过顺序图得到有属性和方法的类图</w:t>
+      </w:r>
+    </w:p>
+    <w:p>
+      <w:pPr>
+        <w:rPr>
+          <w:rFonts w:hint="eastAsia"/>
+        </w:rPr>
+      </w:pPr>
+      <w:r>
+        <w:rPr>
+          <w:rFonts w:hint="eastAsia"/>
+        </w:rPr>
+        <w:t>第二章系统设计</w:t>
+      </w:r>
+    </w:p>
+    <w:p>
+      <w:pPr>
+        <w:ind w:leftChars="100" w:left="210"/>
+        <w:rPr>
+          <w:rFonts w:hint="eastAsia"/>
+        </w:rPr>
+      </w:pPr>
+      <w:r>
+        <w:rPr>
+          <w:rFonts w:hint="eastAsia"/>
+        </w:rPr>
+        <w:t>主要内容</w:t>
+      </w:r>
+    </w:p>
+    <w:p>
+      <w:pPr>
+        <w:ind w:leftChars="200" w:left="420"/>
+        <w:rPr>
+          <w:rFonts w:hint="eastAsia"/>
+        </w:rPr>
+      </w:pPr>
+      <w:r>
+        <w:rPr>
+          <w:rFonts w:hint="eastAsia"/>
+        </w:rPr>
+        <w:t>1.体系结构模型：逻辑结构示意图和物理结构示意图</w:t>
+      </w:r>
+    </w:p>
+    <w:p>
+      <w:pPr>
+        <w:ind w:leftChars="200" w:left="420"/>
+        <w:rPr>
+          <w:rFonts w:hint="eastAsia"/>
+        </w:rPr>
+      </w:pPr>
+      <w:r>
+        <w:rPr>
+          <w:rFonts w:hint="eastAsia"/>
+        </w:rPr>
+        <w:lastRenderedPageBreak/>
+        <w:t>2.类的设计：类名，属性，方法。要求细化</w:t>
+      </w:r>
+    </w:p>
+    <w:p>
+      <w:pPr>
+        <w:ind w:leftChars="200" w:left="420"/>
+        <w:rPr>
+          <w:rFonts w:hint="eastAsia"/>
+        </w:rPr>
+      </w:pPr>
+      <w:r>
+        <w:rPr>
+          <w:rFonts w:hint="eastAsia"/>
+        </w:rPr>
+        <w:t>3.数据库设计：EAD，ERD，关系数据模型，表结构</w:t>
+      </w:r>
+    </w:p>
+    <w:p>
+      <w:pPr>
+        <w:rPr>
+          <w:rFonts w:hint="eastAsia"/>
+        </w:rPr>
+      </w:pPr>
+      <w:r>
+        <w:rPr>
+          <w:rFonts w:hint="eastAsia"/>
+        </w:rPr>
+        <w:t>第三章系统实现</w:t>
+      </w:r>
+    </w:p>
+    <w:p>
+      <w:pPr>
+        <w:ind w:leftChars="100" w:left="210"/>
+        <w:rPr>
+          <w:rFonts w:hint="eastAsia"/>
+        </w:rPr>
+      </w:pPr>
+      <w:r>
+        <w:rPr>
+          <w:rFonts w:hint="eastAsia"/>
+        </w:rPr>
+        <w:t>系统实现截图</w:t>
+      </w:r>
+    </w:p>
+    <w:p>
+      <w:pPr>
+        <w:rPr>
+          <w:rFonts w:hint="eastAsia"/>
+        </w:rPr>
+      </w:pPr>
+      <w:r>
+        <w:rPr>
+          <w:rFonts w:hint="eastAsia"/>
+        </w:rPr>
+        <w:t>第四章系统测试</w:t>
+      </w:r>
+    </w:p>
+    <w:p>
+      <w:pPr>
+        <w:ind w:leftChars="100" w:left="210"/>
+        <w:rPr>
+          <w:rFonts w:hint="eastAsia"/>
+        </w:rPr>
+      </w:pPr>
+      <w:r>
+        <w:rPr>
+          <w:rFonts w:hint="eastAsia"/>
+        </w:rPr>
+        <w:t>1.使用Postman进行接口 / API 测试</w:t>
+      </w:r>
+    </w:p>
+    <w:p>
+      <w:pPr>
+        <w:ind w:leftChars="100" w:left="210"/>
+        <w:rPr>
+          <w:rFonts w:hint="eastAsia"/>
+        </w:rPr>
+      </w:pPr>
+      <w:r>
+        <w:rPr>
+          <w:rFonts w:hint="eastAsia"/>
+        </w:rPr>
+        <w:t>2.使用JMeter进行性能/ 压力测试</w:t>
+      </w:r>
+    </w:p>
+    <w:p>
+      <w:pPr>
+        <w:rPr>
+          <w:rFonts w:hint="eastAsia"/>
+        </w:rPr>
+      </w:pPr>
+      <w:r>
+        <w:rPr>
+          <w:rFonts w:hint="eastAsia"/>
+        </w:rPr>
+        <w:t>给出测试软件具体测试截图。</w:t>
+      </w:r>
+    </w:p>
+    <w:p>
+      <w:pPr>
+        <w:rPr>
+          <w:rFonts w:hint="eastAsia"/>
+        </w:rPr>
+      </w:pPr>
+    </w:p>
+    <w:p>
+      <w:pPr>
+        <w:pStyle w:val="2"/>
+        <w:rPr>
+          <w:rFonts w:hint="eastAsia"/>
+        </w:rPr>
+      </w:pPr>
+      <w:r>
+        <w:rPr>
+          <w:rFonts w:hint="eastAsia"/>
+        </w:rPr>
+        <w:t>七、成绩分配</w:t>
+      </w:r>
+    </w:p>
+    <w:p>
+      <w:pPr>
+        <w:pStyle w:val="a9"/>
+        <w:numPr>
+          <w:ilvl w:val="0"/>
+          <w:numId w:val="10"/>
+        </w:numPr>
+        <w:rPr>
+          <w:rFonts w:hint="eastAsia"/>
+        </w:rPr>
+      </w:pPr>
+      <w:r>
+        <w:rPr>
+          <w:rFonts w:hint="eastAsia"/>
+        </w:rPr>
+        <w:t>系统分析设计与实现文档40分 （共4章，每章10分，其中每章内容5分，排版5分）</w:t>
+      </w:r>
+    </w:p>
+    <w:p>
+      <w:pPr>
+        <w:pStyle w:val="a9"/>
+        <w:numPr>
+          <w:ilvl w:val="0"/>
+          <w:numId w:val="10"/>
+        </w:numPr>
+        <w:rPr>
+          <w:rFonts w:hint="eastAsia"/>
+        </w:rPr>
+      </w:pPr>
+      <w:r>
+        <w:rPr>
+          <w:rFonts w:hint="eastAsia"/>
+        </w:rPr>
+        <w:t>项目答辩ppt 10分</w:t>
+      </w:r>
+    </w:p>
+    <w:p>
+      <w:pPr>
+        <w:pStyle w:val="a9"/>
+        <w:numPr>
+          <w:ilvl w:val="0"/>
+          <w:numId w:val="10"/>
+        </w:numPr>
+        <w:rPr>
+          <w:rFonts w:hint="eastAsia"/>
+        </w:rPr>
+      </w:pPr>
+      <w:r>
+        <w:rPr>
+          <w:rFonts w:hint="eastAsia"/>
+        </w:rPr>
+        <w:t>项目代码20分</w:t>
+      </w:r>
+    </w:p>
+    <w:p>
+      <w:pPr>
+        <w:pStyle w:val="a9"/>
+        <w:numPr>
+          <w:ilvl w:val="0"/>
+          <w:numId w:val="10"/>
+        </w:numPr>
+      </w:pPr>
+      <w:r>
+        <w:rPr>
+          <w:rFonts w:hint="eastAsia"/>
+        </w:rPr>
+        <w:t>查重（如果抄袭，抄袭和被抄袭者都不及格），使用</w:t>
+      </w:r>
+      <w:proofErr w:type="spellStart"/>
+      <w:r>
+        <w:rPr>
+          <w:rFonts w:hint="eastAsia"/>
+        </w:rPr>
+        <w:t>jplag</w:t>
+      </w:r>
+      <w:proofErr w:type="spellEnd"/>
+      <w:r>
+        <w:rPr>
+          <w:rFonts w:hint="eastAsia"/>
+        </w:rPr>
+        <w:t>自动查重。学生需学习</w:t>
+      </w:r>
+      <w:proofErr w:type="spellStart"/>
+      <w:r>
+        <w:rPr>
+          <w:rFonts w:hint="eastAsia"/>
+        </w:rPr>
+        <w:t>jplag</w:t>
+      </w:r>
+      <w:proofErr w:type="spellEnd"/>
+      <w:r>
+        <w:rPr>
+          <w:rFonts w:hint="eastAsia"/>
+        </w:rPr>
+        <w:t>相关知识，规避雷同。</w:t>
+      </w:r>
+    </w:p>
+    <w:p>
+      <w:pPr>
+        <w:numPr>
+          <w:ilvl w:val="0"/>
+          <w:numId w:val="10"/>
+        </w:numPr>
+      </w:pPr>
+      <w:r>
+        <w:rPr>
+          <w:rFonts w:hint="eastAsia"/>
+        </w:rPr>
+        <w:t>Git版本控制 30分（每天操作的</w:t>
+      </w:r>
+      <w:proofErr w:type="gramStart"/>
+      <w:r>
+        <w:rPr>
+          <w:rFonts w:hint="eastAsia"/>
+        </w:rPr>
+        <w:t>截图）,</w:t>
+      </w:r>
+      <w:proofErr w:type="gramEnd"/>
+      <w:r>
+        <w:rPr>
+          <w:rFonts w:hint="eastAsia"/>
+        </w:rPr>
+        <w:t>Git commit -m&lt;type_姓名首字母</w:t>
+      </w:r>
+      <w:proofErr w:type="gramStart"/>
+      <w:r>
+        <w:rPr>
+          <w:rFonts w:hint="eastAsia"/>
+        </w:rPr>
+        <w:t>缩写&gt;</w:t>
+      </w:r>
+      <w:proofErr w:type="gramEnd"/>
+      <w:r>
+        <w:rPr>
+          <w:rFonts w:hint="eastAsia"/>
+        </w:rPr>
+        <w:t>: &lt;subject&gt;命名错误，整体成绩不及格</w:t>
+      </w:r>
+    </w:p>
+    <w:p/>
+    <w:p>
+      <w:pPr>
+        <w:pStyle w:val="2"/>
+      </w:pPr>
+      <w:r>
+        <w:rPr>
+          <w:rFonts w:hint="eastAsia"/>
+        </w:rPr>
+        <w:t>八、小组成员</w:t>
+      </w:r>
+      <w:proofErr w:type="spellStart"/>
+      <w:r>
+        <w:rPr>
+          <w:rFonts w:hint="eastAsia"/>
+        </w:rPr>
+        <w:t>github</w:t>
+      </w:r>
+      <w:proofErr w:type="spellEnd"/>
+      <w:r>
+        <w:rPr>
+          <w:rFonts w:hint="eastAsia"/>
+        </w:rPr>
+        <w:t>账户密码及仓库地址</w:t>
+      </w:r>
+    </w:p>
+    <w:p>
+      <w:r>
+        <w:rPr>
+          <w:rFonts w:hint="eastAsia"/>
+        </w:rPr>
+        <w:t>1.乔琳雅</w:t>
+      </w:r>
+    </w:p>
+    <w:p>
+      <w:pPr>
+        <w:ind w:leftChars="100" w:left="210"/>
+      </w:pPr>
+      <w:r>
+        <w:rPr>
+          <w:rFonts w:hint="eastAsia"/>
+        </w:rPr>
+        <w:t>账户：</w:t>
+      </w:r>
+      <w:r>
+        <w:rPr>
+          <w:rFonts w:hint="eastAsia"/>
+        </w:rPr>
+        <w:fldChar w:fldCharType="begin"/>
+      </w:r>
+      <w:r>
+        <w:rPr>
+          <w:rFonts w:hint="eastAsia"/>
+        </w:rPr>
+        <w:instrText>HYPERLINK "mailto:comprises@163.com"</w:instrText>
+      </w:r>
+      <w:r>
+        <w:rPr>
+          <w:rFonts w:hint="eastAsia"/>
+        </w:rPr>
+        <w:fldChar w:fldCharType="separate"/>
+      </w:r>
+      <w:r>
+        <w:rPr>
+          <w:rStyle w:val="af3"/>
+        </w:rPr>
+        <w:t>comprises@163.com</w:t>
+      </w:r>
+      <w:r>
+        <w:rPr>
+          <w:rFonts w:hint="eastAsia"/>
+        </w:rPr>
+        <w:fldChar w:fldCharType="end"/>
+      </w:r>
+    </w:p>
+    <w:p>
+      <w:pPr>
+        <w:ind w:leftChars="100" w:left="210"/>
+      </w:pPr>
+      <w:r>
+        <w:rPr>
+          <w:rFonts w:hint="eastAsia"/>
+        </w:rPr>
+        <w:t>密码：309612Qqq</w:t>
+      </w:r>
+    </w:p>
+    <w:p>
+      <w:pPr>
+        <w:ind w:leftChars="100" w:left="210"/>
+      </w:pPr>
+      <w:r>
+        <w:rPr>
+          <w:rFonts w:hint="eastAsia"/>
+        </w:rPr>
+        <w:t>仓库地址：</w:t>
+      </w:r>
+      <w:r>
+        <w:fldChar w:fldCharType="begin"/>
+      </w:r>
+      <w:r>
+        <w:instrText>HYPERLINK "https://github.com/Ashley-0717/MySystemProject"</w:instrText>
+      </w:r>
+      <w:r>
+        <w:fldChar w:fldCharType="separate"/>
+      </w:r>
+      <w:r>
+        <w:rPr>
+          <w:rStyle w:val="af3"/>
+        </w:rPr>
+        <w:t>Ashley-0717/MySys</w:t>
+      </w:r>
+      <w:r>
+        <w:rPr>
+          <w:rStyle w:val="af3"/>
+        </w:rPr>
+        <w:t>t</w:t>
+      </w:r>
+      <w:r>
+        <w:rPr>
+          <w:rStyle w:val="af3"/>
+        </w:rPr>
+        <w:t>emProject</w:t>
+      </w:r>
+      <w:r>
+        <w:fldChar w:fldCharType="end"/>
+      </w:r>
+    </w:p>
+    <w:p>
+      <w:pPr>
+        <w:rPr>
+          <w:rFonts w:hint="eastAsia"/>
+        </w:rPr>
+      </w:pPr>
+      <w:r>
+        <w:rPr>
+          <w:rFonts w:hint="eastAsia"/>
+        </w:rPr>
+        <w:t>2.</w:t>
+      </w:r>
+      <w:r>
+        <w:rPr>
+          <w:rFonts w:hint="eastAsia"/>
+        </w:rPr>
+        <w:t xml:space="preserve"> </w:t>
+      </w:r>
+      <w:r>
+        <w:rPr>
+          <w:rFonts w:hint="eastAsia"/>
+        </w:rPr>
+        <w:t>于志畅</w:t>
+      </w:r>
+    </w:p>
+    <w:p>
+      <w:pPr>
+        <w:ind w:leftChars="100" w:left="210"/>
+        <w:rPr>
+          <w:rFonts w:hint="eastAsia"/>
+        </w:rPr>
+      </w:pPr>
+      <w:proofErr w:type="gramStart"/>
+      <w:r>
+        <w:rPr>
+          <w:rFonts w:hint="eastAsia"/>
+        </w:rPr>
+        <w:t>账户:</w:t>
+      </w:r>
+      <w:proofErr w:type="gramEnd"/>
+      <w:r>
+        <w:rPr>
+          <w:rFonts w:hint="eastAsia"/>
+        </w:rPr>
+        <w:t>1</w:t>
+      </w:r>
+      <w:r>
+        <w:rPr>
+          <w:rFonts w:hint="eastAsia"/>
+        </w:rPr>
+        <w:t xml:space="preserve"> </w:t>
+      </w:r>
+      <w:r>
+        <w:rPr>
+          <w:rFonts w:hint="eastAsia"/>
+        </w:rPr>
+        <w:t>478688778@qq.com</w:t>
+      </w:r>
+    </w:p>
+    <w:p>
+      <w:pPr>
+        <w:ind w:leftChars="100" w:left="210"/>
+        <w:rPr>
+          <w:rFonts w:hint="eastAsia"/>
+        </w:rPr>
+      </w:pPr>
+      <w:r>
+        <w:rPr>
+          <w:rFonts w:hint="eastAsia"/>
+        </w:rPr>
+        <w:t>密码:Aa19824381379!</w:t>
+      </w:r>
+    </w:p>
+    <w:p>
+      <w:pPr>
+        <w:ind w:leftChars="100" w:left="210"/>
+      </w:pPr>
+      <w:r>
+        <w:rPr>
+          <w:rFonts w:hint="eastAsia"/>
+        </w:rPr>
+        <w:t>仓库地址:https://github.com/Yu-as-</w:t>
+      </w:r>
+      <w:proofErr w:type="spellStart"/>
+      <w:r>
+        <w:rPr>
+          <w:rFonts w:hint="eastAsia"/>
+        </w:rPr>
+        <w:t>png</w:t>
+      </w:r>
+      <w:proofErr w:type="spellEnd"/>
+      <w:r>
+        <w:rPr>
+          <w:rFonts w:hint="eastAsia"/>
+        </w:rPr>
+        <w:t>/</w:t>
+      </w:r>
+      <w:proofErr w:type="spellStart"/>
+      <w:r>
+        <w:rPr>
+          <w:rFonts w:hint="eastAsia"/>
+        </w:rPr>
+        <w:t>yzc</w:t>
+      </w:r>
+      <w:proofErr w:type="spellEnd"/>
+    </w:p>
+    <w:p>
+      <w:pPr>
+        <w:rPr>
+          <w:rFonts w:hint="eastAsia"/>
+        </w:rPr>
+      </w:pPr>
+      <w:r>
+        <w:rPr>
+          <w:rFonts w:hint="eastAsia"/>
+        </w:rPr>
+        <w:t>3.</w:t>
+      </w:r>
+      <w:r>
+        <w:rPr>
+          <w:rFonts w:hint="eastAsia"/>
+        </w:rPr>
+        <w:t xml:space="preserve"> </w:t>
+      </w:r>
+      <w:r>
+        <w:rPr>
+          <w:rFonts w:hint="eastAsia"/>
+        </w:rPr>
+        <w:t>姜益宏</w:t>
+      </w:r>
+    </w:p>
+    <w:p>
+      <w:pPr>
+        <w:ind w:leftChars="100" w:left="210"/>
+        <w:rPr>
+          <w:rFonts w:hint="eastAsia"/>
+        </w:rPr>
+      </w:pPr>
+      <w:r>
+        <w:rPr>
+          <w:rFonts w:hint="eastAsia"/>
+        </w:rPr>
+        <w:t>账户:</w:t>
+      </w:r>
+      <w:r>
+        <w:rPr>
+          <w:rFonts w:hint="eastAsia"/>
+        </w:rPr>
+        <w:t xml:space="preserve"> </w:t>
+      </w:r>
+      <w:r>
+        <w:rPr>
+          <w:rFonts w:hint="eastAsia"/>
+        </w:rPr>
+        <w:t>2635639625@qq.com</w:t>
+      </w:r>
+    </w:p>
+    <w:p>
+      <w:pPr>
+        <w:ind w:leftChars="100" w:left="210"/>
+        <w:rPr>
+          <w:rFonts w:hint="eastAsia"/>
+        </w:rPr>
+      </w:pPr>
+      <w:r>
+        <w:rPr>
+          <w:rFonts w:hint="eastAsia"/>
+        </w:rPr>
+        <w:t>密码:Jyh819819@</w:t>
+      </w:r>
+    </w:p>
+    <w:p>
+      <w:pPr>
+        <w:ind w:leftChars="100" w:left="210"/>
+      </w:pPr>
+      <w:r>
+        <w:rPr>
+          <w:rFonts w:hint="eastAsia"/>
+        </w:rPr>
+        <w:t>仓库地址:https://github.com/Jiang-</w:t>
+      </w:r>
+      <w:proofErr w:type="spellStart"/>
+      <w:r>
+        <w:rPr>
+          <w:rFonts w:hint="eastAsia"/>
+        </w:rPr>
+        <w:t>yihong</w:t>
+      </w:r>
+      <w:proofErr w:type="spellEnd"/>
+      <w:r>
+        <w:rPr>
+          <w:rFonts w:hint="eastAsia"/>
+        </w:rPr>
+        <w:t>/</w:t>
+      </w:r>
+      <w:proofErr w:type="spellStart"/>
+      <w:r>
+        <w:rPr>
+          <w:rFonts w:hint="eastAsia"/>
+        </w:rPr>
+        <w:t>MyProject</w:t>
+      </w:r>
+      <w:proofErr w:type="spellEnd"/>
+    </w:p>
+    <w:p>
+      <w:pPr>
+        <w:rPr>
+          <w:rFonts w:hint="eastAsia"/>
+        </w:rPr>
+      </w:pPr>
+      <w:r>
+        <w:rPr>
+          <w:rFonts w:hint="eastAsia"/>
+        </w:rPr>
+        <w:t>4.</w:t>
+      </w:r>
+      <w:r>
+        <w:rPr>
+          <w:rFonts w:hint="eastAsia"/>
+        </w:rPr>
+        <w:t xml:space="preserve"> </w:t>
+      </w:r>
+      <w:r>
+        <w:t>马诗涵</w:t>
+      </w:r>
+      <w:r>
+        <w:rPr>
+          <w:rFonts w:hint="eastAsia"/>
+        </w:rPr>
+        <w:t xml:space="preserve">                                                                                              </w:t>
+      </w:r>
+    </w:p>
+    <w:p>
+      <w:pPr>
+        <w:ind w:leftChars="100" w:left="210"/>
+      </w:pPr>
+      <w:r>
+        <w:rPr>
+          <w:rFonts w:hint="eastAsia"/>
+        </w:rPr>
+        <w:t>账号：</w:t>
+      </w:r>
+      <w:hyperlink r:id="rId7" w:history="1">
+        <w:r>
+          <w:rPr>
+            <w:rStyle w:val="af3"/>
+          </w:rPr>
+          <w:t>2643427644@qq.com</w:t>
+        </w:r>
+      </w:hyperlink>
+    </w:p>
+    <w:p>
+      <w:pPr>
+        <w:ind w:leftChars="100" w:left="210"/>
+      </w:pPr>
+      <w:r>
+        <w:rPr>
+          <w:rFonts w:hint="eastAsia"/>
+        </w:rPr>
+        <w:t xml:space="preserve">密码：msh20051221   </w:t>
+      </w:r>
+    </w:p>
+    <w:p>
+      <w:pPr>
+        <w:ind w:leftChars="100" w:left="210"/>
+        <w:rPr>
+          <w:rFonts w:hint="eastAsia"/>
+        </w:rPr>
+      </w:pPr>
+      <w:r>
+        <w:rPr>
+          <w:rFonts w:hint="eastAsia"/>
+        </w:rPr>
+        <w:t>仓库地址：</w:t>
+      </w:r>
+      <w:r>
+        <w:t>https://github.com/Ma-shihan/MyPronject</w:t>
       </w:r>
     </w:p>
     <w:sectPr>
@@ -1314,6 +2629,22 @@
 <file path=word/numbering.xml><?xml version="1.0" encoding="utf-8"?>
 <w:numbering xmlns:wpc="http://schemas.microsoft.com/office/word/2010/wordprocessingCanvas" xmlns:cx="http://schemas.microsoft.com/office/drawing/2014/chartex" xmlns:cx1="http://schemas.microsoft.com/office/drawing/2015/9/8/chartex" xmlns:cx2="http://schemas.microsoft.com/office/drawing/2015/10/21/chartex" xmlns:cx3="http://schemas.microsoft.com/office/drawing/2016/5/9/chartex" xmlns:cx4="http://schemas.microsoft.com/office/drawing/2016/5/10/chartex" xmlns:cx5="http://schemas.microsoft.com/office/drawing/2016/5/11/chartex" xmlns:cx6="http://schemas.microsoft.com/office/drawing/2016/5/12/chartex" xmlns:cx7="http://schemas.microsoft.com/office/drawing/2016/5/13/chartex" xmlns:cx8="http://schemas.microsoft.com/office/drawing/2016/5/14/chartex" xmlns:mc="http://schemas.openxmlformats.org/markup-compatibility/2006" xmlns:aink="http://schemas.microsoft.com/office/drawing/2016/ink" xmlns:am3d="http://schemas.microsoft.com/office/drawing/2017/model3d" xmlns:o="urn:schemas-microsoft-com:office:office" xmlns:oel="http://schemas.microsoft.com/office/2019/extlst" xmlns:r="http://schemas.openxmlformats.org/officeDocument/2006/relationships" xmlns:m="http://schemas.openxmlformats.org/officeDocument/2006/math" xmlns:v="urn:schemas-microsoft-com:vml" xmlns:wp14="http://schemas.microsoft.com/office/word/2010/wordprocessingDrawing" xmlns:wp="http://schemas.openxmlformats.org/drawingml/2006/wordprocessingDrawing" xmlns:w10="urn:schemas-microsoft-com:office:word" xmlns:w="http://schemas.openxmlformats.org/wordprocessingml/2006/main" xmlns:w14="http://schemas.microsoft.com/office/word/2010/wordml" xmlns:w15="http://schemas.microsoft.com/office/word/2012/wordml" xmlns:w16cex="http://schemas.microsoft.com/office/word/2018/wordml/cex" xmlns:w16cid="http://schemas.microsoft.com/office/word/2016/wordml/cid" xmlns:w16="http://schemas.microsoft.com/office/word/2018/wordml" xmlns:w16du="http://schemas.microsoft.com/office/word/2023/wordml/word16du" xmlns:w16sdtdh="http://schemas.microsoft.com/office/word/2020/wordml/sdtdatahash" xmlns:w16sdtfl="http://schemas.microsoft.com/office/word/2024/wordml/sdtformatlock" xmlns:w16se="http://schemas.microsoft.com/office/word/2015/wordml/symex" xmlns:wpg="http://schemas.microsoft.com/office/word/2010/wordprocessingGroup" xmlns:wpi="http://schemas.microsoft.com/office/word/2010/wordprocessingInk" xmlns:wne="http://schemas.microsoft.com/office/word/2006/wordml" xmlns:wps="http://schemas.microsoft.com/office/word/2010/wordprocessingShape" mc:Ignorable="w14 w15 w16se w16cid w16 w16cex w16sdtdh w16sdtfl w16du wp14">
   <w:abstractNum w:abstractNumId="0" w15:restartNumberingAfterBreak="0">
+    <w:nsid w:val="B9B695DC"/>
+    <w:multiLevelType w:val="singleLevel"/>
+    <w:tmpl w:val="B9B695DC"/>
+    <w:lvl w:ilvl="0">
+      <w:start w:val="1"/>
+      <w:numFmt w:val="decimal"/>
+      <w:lvlText w:val="%1."/>
+      <w:lvlJc w:val="left"/>
+      <w:pPr>
+        <w:tabs>
+          <w:tab w:val="left" w:pos="312"/>
+        </w:tabs>
+      </w:pPr>
+    </w:lvl>
+  </w:abstractNum>
+  <w:abstractNum w:abstractNumId="1" w15:restartNumberingAfterBreak="0">
     <w:nsid w:val="188F5B59"/>
     <w:multiLevelType w:val="multilevel"/>
     <w:tmpl w:val="46965494"/>
@@ -1430,7 +2761,7 @@
       </w:pPr>
     </w:lvl>
   </w:abstractNum>
-  <w:abstractNum w:abstractNumId="1" w15:restartNumberingAfterBreak="0">
+  <w:abstractNum w:abstractNumId="2" w15:restartNumberingAfterBreak="0">
     <w:nsid w:val="1DAC04EC"/>
     <w:multiLevelType w:val="multilevel"/>
     <w:tmpl w:val="F1922870"/>
@@ -1547,7 +2878,7 @@
       </w:pPr>
     </w:lvl>
   </w:abstractNum>
-  <w:abstractNum w:abstractNumId="2" w15:restartNumberingAfterBreak="0">
+  <w:abstractNum w:abstractNumId="3" w15:restartNumberingAfterBreak="0">
     <w:nsid w:val="1EB8373D"/>
     <w:multiLevelType w:val="multilevel"/>
     <w:tmpl w:val="DCDA3D26"/>
@@ -1664,7 +2995,7 @@
       </w:pPr>
     </w:lvl>
   </w:abstractNum>
-  <w:abstractNum w:abstractNumId="3" w15:restartNumberingAfterBreak="0">
+  <w:abstractNum w:abstractNumId="4" w15:restartNumberingAfterBreak="0">
     <w:nsid w:val="2CC71CA3"/>
     <w:multiLevelType w:val="multilevel"/>
     <w:tmpl w:val="8F9CDB68"/>
@@ -1813,7 +3144,7 @@
       </w:rPr>
     </w:lvl>
   </w:abstractNum>
-  <w:abstractNum w:abstractNumId="4" w15:restartNumberingAfterBreak="0">
+  <w:abstractNum w:abstractNumId="5" w15:restartNumberingAfterBreak="0">
     <w:nsid w:val="2F1D2B56"/>
     <w:multiLevelType w:val="multilevel"/>
     <w:tmpl w:val="57F247E8"/>
@@ -1930,7 +3261,93 @@
       </w:pPr>
     </w:lvl>
   </w:abstractNum>
-  <w:abstractNum w:abstractNumId="5" w15:restartNumberingAfterBreak="0">
+  <w:abstractNum w:abstractNumId="6" w15:restartNumberingAfterBreak="0">
+    <w:nsid w:val="3C8C03E2"/>
+    <w:multiLevelType w:val="hybridMultilevel"/>
+    <w:tmpl w:val="6AF49B62"/>
+    <w:lvl w:ilvl="0" w:tplc="0409000F">
+      <w:start w:val="1"/>
+      <w:numFmt w:val="decimal"/>
+      <w:lvlText w:val="%1."/>
+      <w:lvlJc w:val="left"/>
+      <w:pPr>
+        <w:ind w:left="440" w:hanging="440"/>
+      </w:pPr>
+    </w:lvl>
+    <w:lvl w:ilvl="1" w:tplc="04090019" w:tentative="1">
+      <w:start w:val="1"/>
+      <w:numFmt w:val="lowerLetter"/>
+      <w:lvlText w:val="%2)"/>
+      <w:lvlJc w:val="left"/>
+      <w:pPr>
+        <w:ind w:left="880" w:hanging="440"/>
+      </w:pPr>
+    </w:lvl>
+    <w:lvl w:ilvl="2" w:tplc="0409001B" w:tentative="1">
+      <w:start w:val="1"/>
+      <w:numFmt w:val="lowerRoman"/>
+      <w:lvlText w:val="%3."/>
+      <w:lvlJc w:val="right"/>
+      <w:pPr>
+        <w:ind w:left="1320" w:hanging="440"/>
+      </w:pPr>
+    </w:lvl>
+    <w:lvl w:ilvl="3" w:tplc="0409000F" w:tentative="1">
+      <w:start w:val="1"/>
+      <w:numFmt w:val="decimal"/>
+      <w:lvlText w:val="%4."/>
+      <w:lvlJc w:val="left"/>
+      <w:pPr>
+        <w:ind w:left="1760" w:hanging="440"/>
+      </w:pPr>
+    </w:lvl>
+    <w:lvl w:ilvl="4" w:tplc="04090019" w:tentative="1">
+      <w:start w:val="1"/>
+      <w:numFmt w:val="lowerLetter"/>
+      <w:lvlText w:val="%5)"/>
+      <w:lvlJc w:val="left"/>
+      <w:pPr>
+        <w:ind w:left="2200" w:hanging="440"/>
+      </w:pPr>
+    </w:lvl>
+    <w:lvl w:ilvl="5" w:tplc="0409001B" w:tentative="1">
+      <w:start w:val="1"/>
+      <w:numFmt w:val="lowerRoman"/>
+      <w:lvlText w:val="%6."/>
+      <w:lvlJc w:val="right"/>
+      <w:pPr>
+        <w:ind w:left="2640" w:hanging="440"/>
+      </w:pPr>
+    </w:lvl>
+    <w:lvl w:ilvl="6" w:tplc="0409000F" w:tentative="1">
+      <w:start w:val="1"/>
+      <w:numFmt w:val="decimal"/>
+      <w:lvlText w:val="%7."/>
+      <w:lvlJc w:val="left"/>
+      <w:pPr>
+        <w:ind w:left="3080" w:hanging="440"/>
+      </w:pPr>
+    </w:lvl>
+    <w:lvl w:ilvl="7" w:tplc="04090019" w:tentative="1">
+      <w:start w:val="1"/>
+      <w:numFmt w:val="lowerLetter"/>
+      <w:lvlText w:val="%8)"/>
+      <w:lvlJc w:val="left"/>
+      <w:pPr>
+        <w:ind w:left="3520" w:hanging="440"/>
+      </w:pPr>
+    </w:lvl>
+    <w:lvl w:ilvl="8" w:tplc="0409001B" w:tentative="1">
+      <w:start w:val="1"/>
+      <w:numFmt w:val="lowerRoman"/>
+      <w:lvlText w:val="%9."/>
+      <w:lvlJc w:val="right"/>
+      <w:pPr>
+        <w:ind w:left="3960" w:hanging="440"/>
+      </w:pPr>
+    </w:lvl>
+  </w:abstractNum>
+  <w:abstractNum w:abstractNumId="7" w15:restartNumberingAfterBreak="0">
     <w:nsid w:val="57B037A9"/>
     <w:multiLevelType w:val="multilevel"/>
     <w:tmpl w:val="026C3956"/>
@@ -2079,7 +3496,120 @@
       </w:rPr>
     </w:lvl>
   </w:abstractNum>
-  <w:abstractNum w:abstractNumId="6" w15:restartNumberingAfterBreak="0">
+  <w:abstractNum w:abstractNumId="8" w15:restartNumberingAfterBreak="0">
+    <w:nsid w:val="59380AEB"/>
+    <w:multiLevelType w:val="hybridMultilevel"/>
+    <w:tmpl w:val="20BC3540"/>
+    <w:lvl w:ilvl="0" w:tplc="04090001">
+      <w:start w:val="1"/>
+      <w:numFmt w:val="bullet"/>
+      <w:lvlText w:val=""/>
+      <w:lvlJc w:val="left"/>
+      <w:pPr>
+        <w:ind w:left="440" w:hanging="440"/>
+      </w:pPr>
+      <w:rPr>
+        <w:rFonts w:ascii="Wingdings" w:hAnsi="Wingdings" w:hint="default"/>
+      </w:rPr>
+    </w:lvl>
+    <w:lvl w:ilvl="1" w:tplc="04090003" w:tentative="1">
+      <w:start w:val="1"/>
+      <w:numFmt w:val="bullet"/>
+      <w:lvlText w:val=""/>
+      <w:lvlJc w:val="left"/>
+      <w:pPr>
+        <w:ind w:left="880" w:hanging="440"/>
+      </w:pPr>
+      <w:rPr>
+        <w:rFonts w:ascii="Wingdings" w:hAnsi="Wingdings" w:hint="default"/>
+      </w:rPr>
+    </w:lvl>
+    <w:lvl w:ilvl="2" w:tplc="04090005" w:tentative="1">
+      <w:start w:val="1"/>
+      <w:numFmt w:val="bullet"/>
+      <w:lvlText w:val=""/>
+      <w:lvlJc w:val="left"/>
+      <w:pPr>
+        <w:ind w:left="1320" w:hanging="440"/>
+      </w:pPr>
+      <w:rPr>
+        <w:rFonts w:ascii="Wingdings" w:hAnsi="Wingdings" w:hint="default"/>
+      </w:rPr>
+    </w:lvl>
+    <w:lvl w:ilvl="3" w:tplc="04090001" w:tentative="1">
+      <w:start w:val="1"/>
+      <w:numFmt w:val="bullet"/>
+      <w:lvlText w:val=""/>
+      <w:lvlJc w:val="left"/>
+      <w:pPr>
+        <w:ind w:left="1760" w:hanging="440"/>
+      </w:pPr>
+      <w:rPr>
+        <w:rFonts w:ascii="Wingdings" w:hAnsi="Wingdings" w:hint="default"/>
+      </w:rPr>
+    </w:lvl>
+    <w:lvl w:ilvl="4" w:tplc="04090003" w:tentative="1">
+      <w:start w:val="1"/>
+      <w:numFmt w:val="bullet"/>
+      <w:lvlText w:val=""/>
+      <w:lvlJc w:val="left"/>
+      <w:pPr>
+        <w:ind w:left="2200" w:hanging="440"/>
+      </w:pPr>
+      <w:rPr>
+        <w:rFonts w:ascii="Wingdings" w:hAnsi="Wingdings" w:hint="default"/>
+      </w:rPr>
+    </w:lvl>
+    <w:lvl w:ilvl="5" w:tplc="04090005" w:tentative="1">
+      <w:start w:val="1"/>
+      <w:numFmt w:val="bullet"/>
+      <w:lvlText w:val=""/>
+      <w:lvlJc w:val="left"/>
+      <w:pPr>
+        <w:ind w:left="2640" w:hanging="440"/>
+      </w:pPr>
+      <w:rPr>
+        <w:rFonts w:ascii="Wingdings" w:hAnsi="Wingdings" w:hint="default"/>
+      </w:rPr>
+    </w:lvl>
+    <w:lvl w:ilvl="6" w:tplc="04090001" w:tentative="1">
+      <w:start w:val="1"/>
+      <w:numFmt w:val="bullet"/>
+      <w:lvlText w:val=""/>
+      <w:lvlJc w:val="left"/>
+      <w:pPr>
+        <w:ind w:left="3080" w:hanging="440"/>
+      </w:pPr>
+      <w:rPr>
+        <w:rFonts w:ascii="Wingdings" w:hAnsi="Wingdings" w:hint="default"/>
+      </w:rPr>
+    </w:lvl>
+    <w:lvl w:ilvl="7" w:tplc="04090003" w:tentative="1">
+      <w:start w:val="1"/>
+      <w:numFmt w:val="bullet"/>
+      <w:lvlText w:val=""/>
+      <w:lvlJc w:val="left"/>
+      <w:pPr>
+        <w:ind w:left="3520" w:hanging="440"/>
+      </w:pPr>
+      <w:rPr>
+        <w:rFonts w:ascii="Wingdings" w:hAnsi="Wingdings" w:hint="default"/>
+      </w:rPr>
+    </w:lvl>
+    <w:lvl w:ilvl="8" w:tplc="04090005" w:tentative="1">
+      <w:start w:val="1"/>
+      <w:numFmt w:val="bullet"/>
+      <w:lvlText w:val=""/>
+      <w:lvlJc w:val="left"/>
+      <w:pPr>
+        <w:ind w:left="3960" w:hanging="440"/>
+      </w:pPr>
+      <w:rPr>
+        <w:rFonts w:ascii="Wingdings" w:hAnsi="Wingdings" w:hint="default"/>
+      </w:rPr>
+    </w:lvl>
+  </w:abstractNum>
+  <w:abstractNum w:abstractNumId="9" w15:restartNumberingAfterBreak="0">
     <w:nsid w:val="597C20FB"/>
     <w:multiLevelType w:val="multilevel"/>
     <w:tmpl w:val="CB70257A"/>
@@ -2228,7 +3758,110 @@
       </w:rPr>
     </w:lvl>
   </w:abstractNum>
-  <w:abstractNum w:abstractNumId="7" w15:restartNumberingAfterBreak="0">
+  <w:abstractNum w:abstractNumId="10" w15:restartNumberingAfterBreak="0">
+    <w:nsid w:val="5B66D7C9"/>
+    <w:multiLevelType w:val="singleLevel"/>
+    <w:tmpl w:val="5B66D7C9"/>
+    <w:lvl w:ilvl="0">
+      <w:start w:val="1"/>
+      <w:numFmt w:val="bullet"/>
+      <w:lvlText w:val=""/>
+      <w:lvlJc w:val="left"/>
+      <w:pPr>
+        <w:ind w:left="420" w:hanging="420"/>
+      </w:pPr>
+      <w:rPr>
+        <w:rFonts w:ascii="Wingdings" w:hAnsi="Wingdings" w:hint="default"/>
+      </w:rPr>
+    </w:lvl>
+  </w:abstractNum>
+  <w:abstractNum w:abstractNumId="11" w15:restartNumberingAfterBreak="0">
+    <w:nsid w:val="648756A4"/>
+    <w:multiLevelType w:val="hybridMultilevel"/>
+    <w:tmpl w:val="474CA8BE"/>
+    <w:lvl w:ilvl="0" w:tplc="0409000F">
+      <w:start w:val="1"/>
+      <w:numFmt w:val="decimal"/>
+      <w:lvlText w:val="%1."/>
+      <w:lvlJc w:val="left"/>
+      <w:pPr>
+        <w:ind w:left="860" w:hanging="440"/>
+      </w:pPr>
+    </w:lvl>
+    <w:lvl w:ilvl="1" w:tplc="04090019" w:tentative="1">
+      <w:start w:val="1"/>
+      <w:numFmt w:val="lowerLetter"/>
+      <w:lvlText w:val="%2)"/>
+      <w:lvlJc w:val="left"/>
+      <w:pPr>
+        <w:ind w:left="1300" w:hanging="440"/>
+      </w:pPr>
+    </w:lvl>
+    <w:lvl w:ilvl="2" w:tplc="0409001B" w:tentative="1">
+      <w:start w:val="1"/>
+      <w:numFmt w:val="lowerRoman"/>
+      <w:lvlText w:val="%3."/>
+      <w:lvlJc w:val="right"/>
+      <w:pPr>
+        <w:ind w:left="1740" w:hanging="440"/>
+      </w:pPr>
+    </w:lvl>
+    <w:lvl w:ilvl="3" w:tplc="0409000F" w:tentative="1">
+      <w:start w:val="1"/>
+      <w:numFmt w:val="decimal"/>
+      <w:lvlText w:val="%4."/>
+      <w:lvlJc w:val="left"/>
+      <w:pPr>
+        <w:ind w:left="2180" w:hanging="440"/>
+      </w:pPr>
+    </w:lvl>
+    <w:lvl w:ilvl="4" w:tplc="04090019" w:tentative="1">
+      <w:start w:val="1"/>
+      <w:numFmt w:val="lowerLetter"/>
+      <w:lvlText w:val="%5)"/>
+      <w:lvlJc w:val="left"/>
+      <w:pPr>
+        <w:ind w:left="2620" w:hanging="440"/>
+      </w:pPr>
+    </w:lvl>
+    <w:lvl w:ilvl="5" w:tplc="0409001B" w:tentative="1">
+      <w:start w:val="1"/>
+      <w:numFmt w:val="lowerRoman"/>
+      <w:lvlText w:val="%6."/>
+      <w:lvlJc w:val="right"/>
+      <w:pPr>
+        <w:ind w:left="3060" w:hanging="440"/>
+      </w:pPr>
+    </w:lvl>
+    <w:lvl w:ilvl="6" w:tplc="0409000F" w:tentative="1">
+      <w:start w:val="1"/>
+      <w:numFmt w:val="decimal"/>
+      <w:lvlText w:val="%7."/>
+      <w:lvlJc w:val="left"/>
+      <w:pPr>
+        <w:ind w:left="3500" w:hanging="440"/>
+      </w:pPr>
+    </w:lvl>
+    <w:lvl w:ilvl="7" w:tplc="04090019" w:tentative="1">
+      <w:start w:val="1"/>
+      <w:numFmt w:val="lowerLetter"/>
+      <w:lvlText w:val="%8)"/>
+      <w:lvlJc w:val="left"/>
+      <w:pPr>
+        <w:ind w:left="3940" w:hanging="440"/>
+      </w:pPr>
+    </w:lvl>
+    <w:lvl w:ilvl="8" w:tplc="0409001B" w:tentative="1">
+      <w:start w:val="1"/>
+      <w:numFmt w:val="lowerRoman"/>
+      <w:lvlText w:val="%9."/>
+      <w:lvlJc w:val="right"/>
+      <w:pPr>
+        <w:ind w:left="4380" w:hanging="440"/>
+      </w:pPr>
+    </w:lvl>
+  </w:abstractNum>
+  <w:abstractNum w:abstractNumId="12" w15:restartNumberingAfterBreak="0">
     <w:nsid w:val="6E6157E7"/>
     <w:multiLevelType w:val="multilevel"/>
     <w:tmpl w:val="E830FF98"/>
@@ -2346,28 +3979,43 @@
     </w:lvl>
   </w:abstractNum>
   <w:num w:numId="1" w16cid:durableId="636227485">
-    <w:abstractNumId w:val="0"/>
+    <w:abstractNumId w:val="1"/>
   </w:num>
   <w:num w:numId="2" w16cid:durableId="1616012235">
-    <w:abstractNumId w:val="1"/>
+    <w:abstractNumId w:val="2"/>
   </w:num>
   <w:num w:numId="3" w16cid:durableId="1951473861">
+    <w:abstractNumId w:val="4"/>
+  </w:num>
+  <w:num w:numId="4" w16cid:durableId="273632328">
+    <w:abstractNumId w:val="7"/>
+  </w:num>
+  <w:num w:numId="5" w16cid:durableId="362097391">
     <w:abstractNumId w:val="3"/>
   </w:num>
-  <w:num w:numId="4" w16cid:durableId="273632328">
+  <w:num w:numId="6" w16cid:durableId="308438849">
+    <w:abstractNumId w:val="12"/>
+  </w:num>
+  <w:num w:numId="7" w16cid:durableId="266088217">
     <w:abstractNumId w:val="5"/>
   </w:num>
-  <w:num w:numId="5" w16cid:durableId="362097391">
-    <w:abstractNumId w:val="2"/>
+  <w:num w:numId="8" w16cid:durableId="34359118">
+    <w:abstractNumId w:val="9"/>
   </w:num>
-  <w:num w:numId="6" w16cid:durableId="308438849">
-    <w:abstractNumId w:val="7"/>
+  <w:num w:numId="9" w16cid:durableId="1219052610">
+    <w:abstractNumId w:val="8"/>
   </w:num>
-  <w:num w:numId="7" w16cid:durableId="266088217">
-    <w:abstractNumId w:val="4"/>
+  <w:num w:numId="10" w16cid:durableId="1514803195">
+    <w:abstractNumId w:val="6"/>
   </w:num>
-  <w:num w:numId="8" w16cid:durableId="34359118">
-    <w:abstractNumId w:val="6"/>
+  <w:num w:numId="11" w16cid:durableId="814492687">
+    <w:abstractNumId w:val="11"/>
+  </w:num>
+  <w:num w:numId="12" w16cid:durableId="1165710256">
+    <w:abstractNumId w:val="10"/>
+  </w:num>
+  <w:num w:numId="13" w16cid:durableId="1758137243">
+    <w:abstractNumId w:val="0"/>
   </w:num>
 </w:numbering>
 </file>
@@ -2799,7 +4447,6 @@
     <w:next w:val="a"/>
     <w:link w:val="20"/>
     <w:uiPriority w:val="9"/>
-    <w:semiHidden/>
     <w:unhideWhenUsed/>
     <w:qFormat/>
     <w:rsid w:val="00946CDD"/>
@@ -3015,7 +4662,6 @@
     <w:basedOn w:val="a0"/>
     <w:link w:val="2"/>
     <w:uiPriority w:val="9"/>
-    <w:semiHidden/>
     <w:rsid w:val="00946CDD"/>
     <w:rPr>
       <w:rFonts w:asciiTheme="majorHAnsi" w:eastAsiaTheme="majorEastAsia" w:hAnsiTheme="majorHAnsi" w:cstheme="majorBidi"/>
@@ -3394,6 +5040,41 @@
       <w:szCs w:val="24"/>
     </w:rPr>
   </w:style>
+  <w:style w:type="character" w:styleId="af3">
+    <w:name w:val="Hyperlink"/>
+    <w:basedOn w:val="a0"/>
+    <w:uiPriority w:val="99"/>
+    <w:unhideWhenUsed/>
+    <w:rsid w:val="00C86677"/>
+    <w:rPr>
+      <w:color w:val="467886" w:themeColor="hyperlink"/>
+      <w:u w:val="single"/>
+    </w:rPr>
+  </w:style>
+  <w:style w:type="character" w:styleId="af4">
+    <w:name w:val="Unresolved Mention"/>
+    <w:basedOn w:val="a0"/>
+    <w:uiPriority w:val="99"/>
+    <w:semiHidden/>
+    <w:unhideWhenUsed/>
+    <w:rsid w:val="00C86677"/>
+    <w:rPr>
+      <w:color w:val="605E5C"/>
+      <w:shd w:val="clear" w:color="auto" w:fill="E1DFDD"/>
+    </w:rPr>
+  </w:style>
+  <w:style w:type="character" w:styleId="af5">
+    <w:name w:val="FollowedHyperlink"/>
+    <w:basedOn w:val="a0"/>
+    <w:uiPriority w:val="99"/>
+    <w:semiHidden/>
+    <w:unhideWhenUsed/>
+    <w:rsid w:val="00CE7818"/>
+    <w:rPr>
+      <w:color w:val="96607D" w:themeColor="followedHyperlink"/>
+      <w:u w:val="single"/>
+    </w:rPr>
+  </w:style>
 </w:styles>
 </file>
 

--- a/微头条系统需求描述.docx
+++ b/微头条系统需求描述.docx
@@ -1060,519 +1060,4054 @@
       <w:pPr>
         <w:pStyle w:val="2"/>
         <w:rPr>
-          <w:rFonts w:hint="eastAsia"/>
-        </w:rPr>
-      </w:pPr>
-      <w:r>
-        <w:rPr>
-          <w:rFonts w:hint="eastAsia"/>
-        </w:rPr>
-        <w:t>三</w:t>
-      </w:r>
-      <w:r>
-        <w:t>、JDBC 技术要点</w:t>
+          <w:b/>
+          <w:bCs/>
+        </w:rPr>
+      </w:pPr>
+      <w:r>
+        <w:rPr>
+          <w:rFonts w:hint="eastAsia"/>
+        </w:rPr>
+        <w:t>三、</w:t>
+      </w:r>
+      <w:r>
+        <w:rPr>
+          <w:b/>
+          <w:bCs/>
+        </w:rPr>
+        <w:t>控制台版本代码结构图</w:t>
+      </w:r>
+    </w:p>
+    <w:tbl>
+      <w:tblPr>
+        <w:tblStyle w:val="af6"/>
+        <w:tblW w:w="0" w:type="auto"/>
+        <w:tblLook w:val="04A0" w:firstRow="1" w:lastRow="0" w:firstColumn="1" w:lastColumn="0" w:noHBand="0" w:noVBand="1"/>
+      </w:tblPr>
+      <w:tblGrid>
+        <w:gridCol w:w="8296"/>
+      </w:tblGrid>
+      <w:tr>
+        <w:tc>
+          <w:tcPr>
+            <w:tcW w:w="8296" w:type="dxa"/>
+          </w:tcPr>
+          <w:p>
+            <w:pPr>
+              <w:rPr>
+                <w:rFonts w:hint="eastAsia"/>
+              </w:rPr>
+            </w:pPr>
+            <w:r>
+              <w:rPr>
+                <w:rFonts w:hint="eastAsia"/>
+              </w:rPr>
+              <w:t>top-news-console/</w:t>
+            </w:r>
+          </w:p>
+          <w:p>
+            <w:pPr>
+              <w:rPr>
+                <w:rFonts w:hint="eastAsia"/>
+              </w:rPr>
+            </w:pPr>
+            <w:r>
+              <w:rPr>
+                <w:rFonts w:hint="eastAsia"/>
+              </w:rPr>
+              <w:t xml:space="preserve">├── </w:t>
+            </w:r>
+            <w:proofErr w:type="spellStart"/>
+            <w:r>
+              <w:rPr>
+                <w:rFonts w:hint="eastAsia"/>
+              </w:rPr>
+              <w:t>src</w:t>
+            </w:r>
+            <w:proofErr w:type="spellEnd"/>
+            <w:r>
+              <w:rPr>
+                <w:rFonts w:hint="eastAsia"/>
+              </w:rPr>
+              <w:t>/main/java/com/</w:t>
+            </w:r>
+            <w:proofErr w:type="spellStart"/>
+            <w:r>
+              <w:rPr>
+                <w:rFonts w:hint="eastAsia"/>
+              </w:rPr>
+              <w:t>yuma</w:t>
+            </w:r>
+            <w:proofErr w:type="spellEnd"/>
+            <w:r>
+              <w:rPr>
+                <w:rFonts w:hint="eastAsia"/>
+              </w:rPr>
+              <w:t>/</w:t>
+            </w:r>
+          </w:p>
+          <w:p>
+            <w:pPr>
+              <w:rPr>
+                <w:rFonts w:hint="eastAsia"/>
+              </w:rPr>
+            </w:pPr>
+            <w:r>
+              <w:rPr>
+                <w:rFonts w:hint="eastAsia"/>
+              </w:rPr>
+              <w:t xml:space="preserve">│   ├── </w:t>
+            </w:r>
+            <w:proofErr w:type="spellStart"/>
+            <w:r>
+              <w:rPr>
+                <w:rFonts w:hint="eastAsia"/>
+              </w:rPr>
+              <w:t>pojo</w:t>
+            </w:r>
+            <w:proofErr w:type="spellEnd"/>
+            <w:r>
+              <w:rPr>
+                <w:rFonts w:hint="eastAsia"/>
+              </w:rPr>
+              <w:t>/                    # 实体类</w:t>
+            </w:r>
+          </w:p>
+          <w:p>
+            <w:pPr>
+              <w:rPr>
+                <w:rFonts w:hint="eastAsia"/>
+              </w:rPr>
+            </w:pPr>
+            <w:r>
+              <w:rPr>
+                <w:rFonts w:hint="eastAsia"/>
+              </w:rPr>
+              <w:t>│   │   ├── User.java</w:t>
+            </w:r>
+          </w:p>
+          <w:p>
+            <w:pPr>
+              <w:rPr>
+                <w:rFonts w:hint="eastAsia"/>
+              </w:rPr>
+            </w:pPr>
+            <w:r>
+              <w:rPr>
+                <w:rFonts w:hint="eastAsia"/>
+              </w:rPr>
+              <w:t>│   │   ├── Headline.java</w:t>
+            </w:r>
+          </w:p>
+          <w:p>
+            <w:pPr>
+              <w:rPr>
+                <w:rFonts w:hint="eastAsia"/>
+              </w:rPr>
+            </w:pPr>
+            <w:r>
+              <w:rPr>
+                <w:rFonts w:hint="eastAsia"/>
+              </w:rPr>
+              <w:t>│   │   ├── HeadlineType.java</w:t>
+            </w:r>
+          </w:p>
+          <w:p>
+            <w:pPr>
+              <w:rPr>
+                <w:rFonts w:hint="eastAsia"/>
+              </w:rPr>
+            </w:pPr>
+            <w:r>
+              <w:rPr>
+                <w:rFonts w:hint="eastAsia"/>
+              </w:rPr>
+              <w:t xml:space="preserve">│   │   ├── LikeRecord.java     # + </w:t>
+            </w:r>
+            <w:proofErr w:type="spellStart"/>
+            <w:r>
+              <w:rPr>
+                <w:rFonts w:hint="eastAsia"/>
+              </w:rPr>
+              <w:t>createTime</w:t>
+            </w:r>
+            <w:proofErr w:type="spellEnd"/>
+          </w:p>
+          <w:p>
+            <w:pPr>
+              <w:rPr>
+                <w:rFonts w:hint="eastAsia"/>
+              </w:rPr>
+            </w:pPr>
+            <w:r>
+              <w:rPr>
+                <w:rFonts w:hint="eastAsia"/>
+              </w:rPr>
+              <w:t xml:space="preserve">│   │   ├── Comment.java        # + </w:t>
+            </w:r>
+            <w:proofErr w:type="spellStart"/>
+            <w:r>
+              <w:rPr>
+                <w:rFonts w:hint="eastAsia"/>
+              </w:rPr>
+              <w:t>isDeleted</w:t>
+            </w:r>
+            <w:proofErr w:type="spellEnd"/>
+          </w:p>
+          <w:p>
+            <w:pPr>
+              <w:rPr>
+                <w:rFonts w:hint="eastAsia"/>
+              </w:rPr>
+            </w:pPr>
+            <w:r>
+              <w:rPr>
+                <w:rFonts w:hint="eastAsia"/>
+              </w:rPr>
+              <w:t>│   │   └── Notice.java</w:t>
+            </w:r>
+          </w:p>
+          <w:p>
+            <w:pPr>
+              <w:rPr>
+                <w:rFonts w:hint="eastAsia"/>
+              </w:rPr>
+            </w:pPr>
+            <w:r>
+              <w:rPr>
+                <w:rFonts w:hint="eastAsia"/>
+              </w:rPr>
+              <w:t>│   │</w:t>
+            </w:r>
+          </w:p>
+          <w:p>
+            <w:pPr>
+              <w:rPr>
+                <w:rFonts w:hint="eastAsia"/>
+              </w:rPr>
+            </w:pPr>
+            <w:r>
+              <w:rPr>
+                <w:rFonts w:hint="eastAsia"/>
+              </w:rPr>
+              <w:t>│   ├── dao/                     # DAO 接口</w:t>
+            </w:r>
+          </w:p>
+          <w:p>
+            <w:r>
+              <w:rPr>
+                <w:rFonts w:hint="eastAsia"/>
+              </w:rPr>
+              <w:t>│</w:t>
+            </w:r>
+            <w:r>
+              <w:t xml:space="preserve">   │   ├── BaseDao.java        </w:t>
+            </w:r>
+          </w:p>
+          <w:p>
+            <w:pPr>
+              <w:rPr>
+                <w:rFonts w:hint="eastAsia"/>
+              </w:rPr>
+            </w:pPr>
+            <w:r>
+              <w:rPr>
+                <w:rFonts w:hint="eastAsia"/>
+              </w:rPr>
+              <w:lastRenderedPageBreak/>
+              <w:t>│   │   ├── UserDao.java</w:t>
+            </w:r>
+          </w:p>
+          <w:p>
+            <w:pPr>
+              <w:rPr>
+                <w:rFonts w:hint="eastAsia"/>
+              </w:rPr>
+            </w:pPr>
+            <w:r>
+              <w:rPr>
+                <w:rFonts w:hint="eastAsia"/>
+              </w:rPr>
+              <w:t>│   │   ├── HeadlineDao.java</w:t>
+            </w:r>
+          </w:p>
+          <w:p>
+            <w:pPr>
+              <w:rPr>
+                <w:rFonts w:hint="eastAsia"/>
+              </w:rPr>
+            </w:pPr>
+            <w:r>
+              <w:rPr>
+                <w:rFonts w:hint="eastAsia"/>
+              </w:rPr>
+              <w:t>│   │   ├── TypeDao.java</w:t>
+            </w:r>
+          </w:p>
+          <w:p>
+            <w:pPr>
+              <w:rPr>
+                <w:rFonts w:hint="eastAsia"/>
+              </w:rPr>
+            </w:pPr>
+            <w:r>
+              <w:rPr>
+                <w:rFonts w:hint="eastAsia"/>
+              </w:rPr>
+              <w:t>│   │   ├── NoticeDao.java</w:t>
+            </w:r>
+          </w:p>
+          <w:p>
+            <w:pPr>
+              <w:rPr>
+                <w:rFonts w:hint="eastAsia"/>
+              </w:rPr>
+            </w:pPr>
+            <w:r>
+              <w:rPr>
+                <w:rFonts w:hint="eastAsia"/>
+              </w:rPr>
+              <w:t>│   │   ├── LikeDao.java</w:t>
+            </w:r>
+          </w:p>
+          <w:p>
+            <w:pPr>
+              <w:rPr>
+                <w:rFonts w:hint="eastAsia"/>
+              </w:rPr>
+            </w:pPr>
+            <w:r>
+              <w:rPr>
+                <w:rFonts w:hint="eastAsia"/>
+              </w:rPr>
+              <w:t>│   │   └── CommentDao.java</w:t>
+            </w:r>
+          </w:p>
+          <w:p>
+            <w:pPr>
+              <w:rPr>
+                <w:rFonts w:hint="eastAsia"/>
+              </w:rPr>
+            </w:pPr>
+            <w:r>
+              <w:rPr>
+                <w:rFonts w:hint="eastAsia"/>
+              </w:rPr>
+              <w:t>│   │</w:t>
+            </w:r>
+          </w:p>
+          <w:p>
+            <w:pPr>
+              <w:rPr>
+                <w:rFonts w:hint="eastAsia"/>
+              </w:rPr>
+            </w:pPr>
+            <w:r>
+              <w:rPr>
+                <w:rFonts w:hint="eastAsia"/>
+              </w:rPr>
+              <w:t>│   ├── dao/</w:t>
+            </w:r>
+            <w:proofErr w:type="spellStart"/>
+            <w:r>
+              <w:rPr>
+                <w:rFonts w:hint="eastAsia"/>
+              </w:rPr>
+              <w:t>impl</w:t>
+            </w:r>
+            <w:proofErr w:type="spellEnd"/>
+            <w:r>
+              <w:rPr>
+                <w:rFonts w:hint="eastAsia"/>
+              </w:rPr>
+              <w:t>/                # DAO 实现</w:t>
+            </w:r>
+            <w:r>
+              <w:rPr>
+                <w:rFonts w:hint="eastAsia"/>
+              </w:rPr>
+              <w:t>类</w:t>
+            </w:r>
+          </w:p>
+          <w:p>
+            <w:pPr>
+              <w:rPr>
+                <w:rFonts w:hint="eastAsia"/>
+              </w:rPr>
+            </w:pPr>
+            <w:r>
+              <w:rPr>
+                <w:rFonts w:hint="eastAsia"/>
+              </w:rPr>
+              <w:t>│   │   ├── UserDaoImpl.java</w:t>
+            </w:r>
+          </w:p>
+          <w:p>
+            <w:pPr>
+              <w:rPr>
+                <w:rFonts w:hint="eastAsia"/>
+              </w:rPr>
+            </w:pPr>
+            <w:r>
+              <w:rPr>
+                <w:rFonts w:hint="eastAsia"/>
+              </w:rPr>
+              <w:t>│   │   ├── HeadlineDaoImpl.java</w:t>
+            </w:r>
+          </w:p>
+          <w:p>
+            <w:pPr>
+              <w:rPr>
+                <w:rFonts w:hint="eastAsia"/>
+              </w:rPr>
+            </w:pPr>
+            <w:r>
+              <w:rPr>
+                <w:rFonts w:hint="eastAsia"/>
+              </w:rPr>
+              <w:t>│   │   ├── TypeDaoImpl.java</w:t>
+            </w:r>
+          </w:p>
+          <w:p>
+            <w:pPr>
+              <w:rPr>
+                <w:rFonts w:hint="eastAsia"/>
+              </w:rPr>
+            </w:pPr>
+            <w:r>
+              <w:rPr>
+                <w:rFonts w:hint="eastAsia"/>
+              </w:rPr>
+              <w:t>│   │   ├── NoticeDaoImpl.java</w:t>
+            </w:r>
+          </w:p>
+          <w:p>
+            <w:pPr>
+              <w:rPr>
+                <w:rFonts w:hint="eastAsia"/>
+              </w:rPr>
+            </w:pPr>
+            <w:r>
+              <w:rPr>
+                <w:rFonts w:hint="eastAsia"/>
+              </w:rPr>
+              <w:t>│   │   ├── LikeDaoImpl.java</w:t>
+            </w:r>
+          </w:p>
+          <w:p>
+            <w:pPr>
+              <w:rPr>
+                <w:rFonts w:hint="eastAsia"/>
+              </w:rPr>
+            </w:pPr>
+            <w:r>
+              <w:rPr>
+                <w:rFonts w:hint="eastAsia"/>
+              </w:rPr>
+              <w:t>│   │   └── CommentDaoImpl.java</w:t>
+            </w:r>
+          </w:p>
+          <w:p>
+            <w:pPr>
+              <w:rPr>
+                <w:rFonts w:hint="eastAsia"/>
+              </w:rPr>
+            </w:pPr>
+            <w:r>
+              <w:rPr>
+                <w:rFonts w:hint="eastAsia"/>
+              </w:rPr>
+              <w:t>│   │</w:t>
+            </w:r>
+          </w:p>
+          <w:p>
+            <w:pPr>
+              <w:rPr>
+                <w:rFonts w:hint="eastAsia"/>
+              </w:rPr>
+            </w:pPr>
+            <w:r>
+              <w:rPr>
+                <w:rFonts w:hint="eastAsia"/>
+              </w:rPr>
+              <w:t>│   ├── service/                 # Service 层</w:t>
+            </w:r>
+          </w:p>
+          <w:p>
+            <w:pPr>
+              <w:rPr>
+                <w:rFonts w:hint="eastAsia"/>
+              </w:rPr>
+            </w:pPr>
+            <w:r>
+              <w:rPr>
+                <w:rFonts w:hint="eastAsia"/>
+              </w:rPr>
+              <w:t>│   │   ├── UserService.java</w:t>
+            </w:r>
+          </w:p>
+          <w:p>
+            <w:pPr>
+              <w:rPr>
+                <w:rFonts w:hint="eastAsia"/>
+              </w:rPr>
+            </w:pPr>
+            <w:r>
+              <w:rPr>
+                <w:rFonts w:hint="eastAsia"/>
+              </w:rPr>
+              <w:t>│   │   ├── HeadlineService.java</w:t>
+            </w:r>
+          </w:p>
+          <w:p>
+            <w:pPr>
+              <w:rPr>
+                <w:rFonts w:hint="eastAsia"/>
+              </w:rPr>
+            </w:pPr>
+            <w:r>
+              <w:rPr>
+                <w:rFonts w:hint="eastAsia"/>
+              </w:rPr>
+              <w:t>│   │   ├── TypeService.java</w:t>
+            </w:r>
+          </w:p>
+          <w:p>
+            <w:pPr>
+              <w:rPr>
+                <w:rFonts w:hint="eastAsia"/>
+              </w:rPr>
+            </w:pPr>
+            <w:r>
+              <w:rPr>
+                <w:rFonts w:hint="eastAsia"/>
+              </w:rPr>
+              <w:t>│   │   ├── NoticeService.java</w:t>
+            </w:r>
+          </w:p>
+          <w:p>
+            <w:pPr>
+              <w:rPr>
+                <w:rFonts w:hint="eastAsia"/>
+              </w:rPr>
+            </w:pPr>
+            <w:r>
+              <w:rPr>
+                <w:rFonts w:hint="eastAsia"/>
+              </w:rPr>
+              <w:t>│   │   ├── LikeService.java</w:t>
+            </w:r>
+          </w:p>
+          <w:p>
+            <w:pPr>
+              <w:rPr>
+                <w:rFonts w:hint="eastAsia"/>
+              </w:rPr>
+            </w:pPr>
+            <w:r>
+              <w:rPr>
+                <w:rFonts w:hint="eastAsia"/>
+              </w:rPr>
+              <w:t>│   │   └── CommentService.java</w:t>
+            </w:r>
+          </w:p>
+          <w:p>
+            <w:pPr>
+              <w:rPr>
+                <w:rFonts w:hint="eastAsia"/>
+              </w:rPr>
+            </w:pPr>
+            <w:r>
+              <w:rPr>
+                <w:rFonts w:hint="eastAsia"/>
+              </w:rPr>
+              <w:t>│   │</w:t>
+            </w:r>
+          </w:p>
+          <w:p>
+            <w:pPr>
+              <w:rPr>
+                <w:rFonts w:hint="eastAsia"/>
+              </w:rPr>
+            </w:pPr>
+            <w:r>
+              <w:rPr>
+                <w:rFonts w:hint="eastAsia"/>
+              </w:rPr>
+              <w:t>│   ├── console/                 # 控制台界面</w:t>
+            </w:r>
+          </w:p>
+          <w:p>
+            <w:pPr>
+              <w:rPr>
+                <w:rFonts w:hint="eastAsia"/>
+              </w:rPr>
+            </w:pPr>
+            <w:r>
+              <w:rPr>
+                <w:rFonts w:hint="eastAsia"/>
+              </w:rPr>
+              <w:t>│   │   ├── MainApp.java</w:t>
+            </w:r>
+          </w:p>
+          <w:p>
+            <w:pPr>
+              <w:rPr>
+                <w:rFonts w:hint="eastAsia"/>
+              </w:rPr>
+            </w:pPr>
+            <w:r>
+              <w:rPr>
+                <w:rFonts w:hint="eastAsia"/>
+              </w:rPr>
+              <w:t>│   │   ├── AuthMenu.java</w:t>
+            </w:r>
+          </w:p>
+          <w:p>
+            <w:pPr>
+              <w:rPr>
+                <w:rFonts w:hint="eastAsia"/>
+              </w:rPr>
+            </w:pPr>
+            <w:r>
+              <w:rPr>
+                <w:rFonts w:hint="eastAsia"/>
+              </w:rPr>
+              <w:t>│   │   ├── UserMenu.java</w:t>
+            </w:r>
+          </w:p>
+          <w:p>
+            <w:pPr>
+              <w:rPr>
+                <w:rFonts w:hint="eastAsia"/>
+              </w:rPr>
+            </w:pPr>
+            <w:r>
+              <w:rPr>
+                <w:rFonts w:hint="eastAsia"/>
+              </w:rPr>
+              <w:t>│   │   ├── AdminMenu.java</w:t>
+            </w:r>
+          </w:p>
+          <w:p>
+            <w:pPr>
+              <w:rPr>
+                <w:rFonts w:hint="eastAsia"/>
+              </w:rPr>
+            </w:pPr>
+            <w:r>
+              <w:rPr>
+                <w:rFonts w:hint="eastAsia"/>
+              </w:rPr>
+              <w:t>│   │   └── ConsoleUtils.java</w:t>
+            </w:r>
+          </w:p>
+          <w:p>
+            <w:pPr>
+              <w:rPr>
+                <w:rFonts w:hint="eastAsia"/>
+              </w:rPr>
+            </w:pPr>
+            <w:r>
+              <w:rPr>
+                <w:rFonts w:hint="eastAsia"/>
+              </w:rPr>
+              <w:t>│   │</w:t>
+            </w:r>
+          </w:p>
+          <w:p>
+            <w:pPr>
+              <w:rPr>
+                <w:rFonts w:hint="eastAsia"/>
+              </w:rPr>
+            </w:pPr>
+            <w:r>
+              <w:rPr>
+                <w:rFonts w:hint="eastAsia"/>
+              </w:rPr>
+              <w:t>│   ├── session/                 # 会话管理</w:t>
+            </w:r>
+          </w:p>
+          <w:p>
+            <w:pPr>
+              <w:rPr>
+                <w:rFonts w:hint="eastAsia"/>
+              </w:rPr>
+            </w:pPr>
+            <w:r>
+              <w:rPr>
+                <w:rFonts w:hint="eastAsia"/>
+              </w:rPr>
+              <w:t>│   │   ├── Session.java</w:t>
+            </w:r>
+          </w:p>
+          <w:p>
+            <w:pPr>
+              <w:rPr>
+                <w:rFonts w:hint="eastAsia"/>
+              </w:rPr>
+            </w:pPr>
+            <w:r>
+              <w:rPr>
+                <w:rFonts w:hint="eastAsia"/>
+              </w:rPr>
+              <w:t>│   │   └── SessionManager.java</w:t>
+            </w:r>
+          </w:p>
+          <w:p>
+            <w:pPr>
+              <w:rPr>
+                <w:rFonts w:hint="eastAsia"/>
+              </w:rPr>
+            </w:pPr>
+            <w:r>
+              <w:rPr>
+                <w:rFonts w:hint="eastAsia"/>
+              </w:rPr>
+              <w:t>│   │</w:t>
+            </w:r>
+          </w:p>
+          <w:p>
+            <w:pPr>
+              <w:rPr>
+                <w:rFonts w:hint="eastAsia"/>
+              </w:rPr>
+            </w:pPr>
+            <w:r>
+              <w:rPr>
+                <w:rFonts w:hint="eastAsia"/>
+              </w:rPr>
+              <w:t>│   ├── util/                    # 工具</w:t>
+            </w:r>
+          </w:p>
+          <w:p>
+            <w:r>
+              <w:rPr>
+                <w:rFonts w:hint="eastAsia"/>
+              </w:rPr>
+              <w:t>│</w:t>
+            </w:r>
+            <w:r>
+              <w:t xml:space="preserve">   │   ├── JDBCUtil.java     </w:t>
+            </w:r>
+          </w:p>
+          <w:p>
+            <w:pPr>
+              <w:rPr>
+                <w:rFonts w:hint="eastAsia"/>
+              </w:rPr>
+            </w:pPr>
+            <w:r>
+              <w:rPr>
+                <w:rFonts w:hint="eastAsia"/>
+              </w:rPr>
+              <w:t xml:space="preserve">│   │   └── MD5Util.java      </w:t>
+            </w:r>
+          </w:p>
+          <w:p>
+            <w:pPr>
+              <w:rPr>
+                <w:rFonts w:hint="eastAsia"/>
+              </w:rPr>
+            </w:pPr>
+            <w:r>
+              <w:rPr>
+                <w:rFonts w:hint="eastAsia"/>
+              </w:rPr>
+              <w:t>│   │</w:t>
+            </w:r>
+          </w:p>
+          <w:p>
+            <w:pPr>
+              <w:rPr>
+                <w:rFonts w:hint="eastAsia"/>
+              </w:rPr>
+            </w:pPr>
+            <w:r>
+              <w:rPr>
+                <w:rFonts w:hint="eastAsia"/>
+              </w:rPr>
+              <w:t>│   └── exception/               # 异常类</w:t>
+            </w:r>
+          </w:p>
+          <w:p>
+            <w:pPr>
+              <w:rPr>
+                <w:rFonts w:hint="eastAsia"/>
+              </w:rPr>
+            </w:pPr>
+            <w:r>
+              <w:rPr>
+                <w:rFonts w:hint="eastAsia"/>
+              </w:rPr>
+              <w:t>│       ├── BusinessException.java</w:t>
+            </w:r>
+          </w:p>
+          <w:p>
+            <w:pPr>
+              <w:rPr>
+                <w:rFonts w:hint="eastAsia"/>
+              </w:rPr>
+            </w:pPr>
+            <w:r>
+              <w:rPr>
+                <w:rFonts w:hint="eastAsia"/>
+              </w:rPr>
+              <w:t>│       └── LoginException.java</w:t>
+            </w:r>
+          </w:p>
+          <w:p>
+            <w:pPr>
+              <w:rPr>
+                <w:rFonts w:hint="eastAsia"/>
+              </w:rPr>
+            </w:pPr>
+            <w:r>
+              <w:rPr>
+                <w:rFonts w:hint="eastAsia"/>
+              </w:rPr>
+              <w:t>│</w:t>
+            </w:r>
+          </w:p>
+          <w:p>
+            <w:pPr>
+              <w:rPr>
+                <w:rFonts w:hint="eastAsia"/>
+              </w:rPr>
+            </w:pPr>
+            <w:r>
+              <w:rPr>
+                <w:rFonts w:hint="eastAsia"/>
+              </w:rPr>
+              <w:t xml:space="preserve">└── </w:t>
+            </w:r>
+            <w:proofErr w:type="spellStart"/>
+            <w:r>
+              <w:rPr>
+                <w:rFonts w:hint="eastAsia"/>
+              </w:rPr>
+              <w:t>src</w:t>
+            </w:r>
+            <w:proofErr w:type="spellEnd"/>
+            <w:r>
+              <w:rPr>
+                <w:rFonts w:hint="eastAsia"/>
+              </w:rPr>
+              <w:t>/main/resources/</w:t>
+            </w:r>
+          </w:p>
+          <w:p>
+            <w:pPr>
+              <w:rPr>
+                <w:rFonts w:hint="eastAsia"/>
+              </w:rPr>
+            </w:pPr>
+            <w:r>
+              <w:t xml:space="preserve">    └── </w:t>
+            </w:r>
+            <w:proofErr w:type="spellStart"/>
+            <w:proofErr w:type="gramStart"/>
+            <w:r>
+              <w:t>jdbc.properties</w:t>
+            </w:r>
+            <w:proofErr w:type="spellEnd"/>
+            <w:proofErr w:type="gramEnd"/>
+            <w:r>
+              <w:t xml:space="preserve">         </w:t>
+            </w:r>
+          </w:p>
+        </w:tc>
+      </w:tr>
+    </w:tbl>
+    <w:p>
+      <w:pPr>
+        <w:pStyle w:val="2"/>
+        <w:rPr>
+          <w:b/>
+          <w:bCs/>
+        </w:rPr>
+      </w:pPr>
+      <w:r>
+        <w:rPr>
+          <w:b/>
+          <w:bCs/>
+        </w:rPr>
+        <w:lastRenderedPageBreak/>
+        <w:t>三、控制台版本功能对照表（需全部实现）</w:t>
       </w:r>
     </w:p>
     <w:p>
       <w:pPr>
-        <w:numPr>
-          <w:ilvl w:val="0"/>
-          <w:numId w:val="8"/>
-        </w:numPr>
-        <w:rPr>
-          <w:rFonts w:hint="eastAsia"/>
-        </w:rPr>
-      </w:pPr>
-      <w:r>
-        <w:t>所有数据库操作使用 </w:t>
-      </w:r>
-      <w:proofErr w:type="spellStart"/>
-      <w:r>
-        <w:t>PreparedStatement</w:t>
-      </w:r>
-      <w:proofErr w:type="spellEnd"/>
-      <w:r>
-        <w:t> 防止 SQL 注入。</w:t>
-      </w:r>
+        <w:rPr>
+          <w:rFonts w:hint="eastAsia"/>
+          <w:b/>
+          <w:bCs/>
+        </w:rPr>
+      </w:pPr>
+      <w:r>
+        <w:rPr>
+          <w:b/>
+          <w:bCs/>
+        </w:rPr>
+        <w:t>普通用户功能（控制台菜单）</w:t>
+      </w:r>
+    </w:p>
+    <w:tbl>
+      <w:tblPr>
+        <w:tblStyle w:val="af6"/>
+        <w:tblW w:w="0" w:type="auto"/>
+        <w:tblLook w:val="04A0" w:firstRow="1" w:lastRow="0" w:firstColumn="1" w:lastColumn="0" w:noHBand="0" w:noVBand="1"/>
+      </w:tblPr>
+      <w:tblGrid>
+        <w:gridCol w:w="1698"/>
+        <w:gridCol w:w="1699"/>
+        <w:gridCol w:w="3147"/>
+        <w:gridCol w:w="1752"/>
+      </w:tblGrid>
+      <w:tr>
+        <w:tc>
+          <w:tcPr>
+            <w:tcW w:w="1698" w:type="dxa"/>
+            <w:vAlign w:val="center"/>
+          </w:tcPr>
+          <w:p>
+            <w:pPr>
+              <w:rPr>
+                <w:rFonts w:hint="eastAsia"/>
+                <w:szCs w:val="21"/>
+              </w:rPr>
+            </w:pPr>
+            <w:r>
+              <w:rPr>
+                <w:rFonts w:ascii="Segoe UI" w:hAnsi="Segoe UI" w:cs="Segoe UI"/>
+                <w:color w:val="0F1115"/>
+                <w:szCs w:val="21"/>
+              </w:rPr>
+              <w:t>菜单编号</w:t>
+            </w:r>
+          </w:p>
+        </w:tc>
+        <w:tc>
+          <w:tcPr>
+            <w:tcW w:w="1699" w:type="dxa"/>
+            <w:vAlign w:val="center"/>
+          </w:tcPr>
+          <w:p>
+            <w:pPr>
+              <w:rPr>
+                <w:rFonts w:hint="eastAsia"/>
+                <w:szCs w:val="21"/>
+              </w:rPr>
+            </w:pPr>
+            <w:r>
+              <w:rPr>
+                <w:rFonts w:ascii="Segoe UI" w:hAnsi="Segoe UI" w:cs="Segoe UI"/>
+                <w:color w:val="0F1115"/>
+                <w:szCs w:val="21"/>
+              </w:rPr>
+              <w:t>功能</w:t>
+            </w:r>
+          </w:p>
+        </w:tc>
+        <w:tc>
+          <w:tcPr>
+            <w:tcW w:w="3147" w:type="dxa"/>
+            <w:vAlign w:val="center"/>
+          </w:tcPr>
+          <w:p>
+            <w:pPr>
+              <w:rPr>
+                <w:rFonts w:hint="eastAsia"/>
+                <w:szCs w:val="21"/>
+              </w:rPr>
+            </w:pPr>
+            <w:r>
+              <w:rPr>
+                <w:rFonts w:ascii="Segoe UI" w:hAnsi="Segoe UI" w:cs="Segoe UI"/>
+                <w:color w:val="0F1115"/>
+                <w:szCs w:val="21"/>
+              </w:rPr>
+              <w:t>对应</w:t>
+            </w:r>
+            <w:r>
+              <w:rPr>
+                <w:rFonts w:ascii="Segoe UI" w:hAnsi="Segoe UI" w:cs="Segoe UI"/>
+                <w:color w:val="0F1115"/>
+                <w:szCs w:val="21"/>
+              </w:rPr>
+              <w:t xml:space="preserve"> DAO </w:t>
+            </w:r>
+            <w:r>
+              <w:rPr>
+                <w:rFonts w:ascii="Segoe UI" w:hAnsi="Segoe UI" w:cs="Segoe UI"/>
+                <w:color w:val="0F1115"/>
+                <w:szCs w:val="21"/>
+              </w:rPr>
+              <w:t>操作</w:t>
+            </w:r>
+          </w:p>
+        </w:tc>
+        <w:tc>
+          <w:tcPr>
+            <w:tcW w:w="1752" w:type="dxa"/>
+            <w:vAlign w:val="center"/>
+          </w:tcPr>
+          <w:p>
+            <w:pPr>
+              <w:rPr>
+                <w:rFonts w:hint="eastAsia"/>
+                <w:szCs w:val="21"/>
+              </w:rPr>
+            </w:pPr>
+            <w:r>
+              <w:rPr>
+                <w:rFonts w:ascii="Segoe UI" w:hAnsi="Segoe UI" w:cs="Segoe UI"/>
+                <w:color w:val="0F1115"/>
+                <w:szCs w:val="21"/>
+              </w:rPr>
+              <w:t>说明</w:t>
+            </w:r>
+          </w:p>
+        </w:tc>
+      </w:tr>
+      <w:tr>
+        <w:tc>
+          <w:tcPr>
+            <w:tcW w:w="1698" w:type="dxa"/>
+            <w:vAlign w:val="center"/>
+          </w:tcPr>
+          <w:p>
+            <w:pPr>
+              <w:rPr>
+                <w:rFonts w:hint="eastAsia"/>
+                <w:szCs w:val="21"/>
+              </w:rPr>
+            </w:pPr>
+            <w:r>
+              <w:rPr>
+                <w:rFonts w:ascii="Segoe UI" w:hAnsi="Segoe UI" w:cs="Segoe UI"/>
+                <w:color w:val="0F1115"/>
+                <w:szCs w:val="21"/>
+              </w:rPr>
+              <w:t>1</w:t>
+            </w:r>
+          </w:p>
+        </w:tc>
+        <w:tc>
+          <w:tcPr>
+            <w:tcW w:w="1699" w:type="dxa"/>
+            <w:vAlign w:val="center"/>
+          </w:tcPr>
+          <w:p>
+            <w:pPr>
+              <w:rPr>
+                <w:rFonts w:hint="eastAsia"/>
+                <w:szCs w:val="21"/>
+              </w:rPr>
+            </w:pPr>
+            <w:r>
+              <w:rPr>
+                <w:rFonts w:ascii="Segoe UI" w:hAnsi="Segoe UI" w:cs="Segoe UI"/>
+                <w:color w:val="0F1115"/>
+                <w:szCs w:val="21"/>
+              </w:rPr>
+              <w:t>注册</w:t>
+            </w:r>
+          </w:p>
+        </w:tc>
+        <w:tc>
+          <w:tcPr>
+            <w:tcW w:w="3147" w:type="dxa"/>
+            <w:vAlign w:val="center"/>
+          </w:tcPr>
+          <w:p>
+            <w:pPr>
+              <w:rPr>
+                <w:rFonts w:hint="eastAsia"/>
+                <w:szCs w:val="21"/>
+              </w:rPr>
+            </w:pPr>
+            <w:proofErr w:type="spellStart"/>
+            <w:r>
+              <w:rPr>
+                <w:rFonts w:ascii="Segoe UI" w:hAnsi="Segoe UI" w:cs="Segoe UI"/>
+                <w:color w:val="0F1115"/>
+                <w:szCs w:val="21"/>
+              </w:rPr>
+              <w:t>UserDao.register</w:t>
+            </w:r>
+            <w:proofErr w:type="spellEnd"/>
+          </w:p>
+        </w:tc>
+        <w:tc>
+          <w:tcPr>
+            <w:tcW w:w="1752" w:type="dxa"/>
+            <w:vAlign w:val="center"/>
+          </w:tcPr>
+          <w:p>
+            <w:pPr>
+              <w:rPr>
+                <w:rFonts w:hint="eastAsia"/>
+                <w:szCs w:val="21"/>
+              </w:rPr>
+            </w:pPr>
+            <w:r>
+              <w:rPr>
+                <w:rFonts w:ascii="Segoe UI" w:hAnsi="Segoe UI" w:cs="Segoe UI"/>
+                <w:color w:val="0F1115"/>
+                <w:szCs w:val="21"/>
+              </w:rPr>
+              <w:t>用户名唯一性校验，密码加密</w:t>
+            </w:r>
+          </w:p>
+        </w:tc>
+      </w:tr>
+      <w:tr>
+        <w:tc>
+          <w:tcPr>
+            <w:tcW w:w="1698" w:type="dxa"/>
+            <w:vAlign w:val="center"/>
+          </w:tcPr>
+          <w:p>
+            <w:pPr>
+              <w:rPr>
+                <w:rFonts w:hint="eastAsia"/>
+                <w:szCs w:val="21"/>
+              </w:rPr>
+            </w:pPr>
+            <w:r>
+              <w:rPr>
+                <w:rFonts w:ascii="Segoe UI" w:hAnsi="Segoe UI" w:cs="Segoe UI"/>
+                <w:color w:val="0F1115"/>
+                <w:szCs w:val="21"/>
+              </w:rPr>
+              <w:t>2</w:t>
+            </w:r>
+          </w:p>
+        </w:tc>
+        <w:tc>
+          <w:tcPr>
+            <w:tcW w:w="1699" w:type="dxa"/>
+            <w:vAlign w:val="center"/>
+          </w:tcPr>
+          <w:p>
+            <w:pPr>
+              <w:rPr>
+                <w:rFonts w:hint="eastAsia"/>
+                <w:szCs w:val="21"/>
+              </w:rPr>
+            </w:pPr>
+            <w:r>
+              <w:rPr>
+                <w:rFonts w:ascii="Segoe UI" w:hAnsi="Segoe UI" w:cs="Segoe UI"/>
+                <w:color w:val="0F1115"/>
+                <w:szCs w:val="21"/>
+              </w:rPr>
+              <w:t>登录</w:t>
+            </w:r>
+          </w:p>
+        </w:tc>
+        <w:tc>
+          <w:tcPr>
+            <w:tcW w:w="3147" w:type="dxa"/>
+            <w:vAlign w:val="center"/>
+          </w:tcPr>
+          <w:p>
+            <w:pPr>
+              <w:rPr>
+                <w:rFonts w:hint="eastAsia"/>
+                <w:szCs w:val="21"/>
+              </w:rPr>
+            </w:pPr>
+            <w:proofErr w:type="spellStart"/>
+            <w:r>
+              <w:rPr>
+                <w:rFonts w:ascii="Segoe UI" w:hAnsi="Segoe UI" w:cs="Segoe UI"/>
+                <w:color w:val="0F1115"/>
+                <w:szCs w:val="21"/>
+              </w:rPr>
+              <w:t>UserDao.login</w:t>
+            </w:r>
+            <w:proofErr w:type="spellEnd"/>
+          </w:p>
+        </w:tc>
+        <w:tc>
+          <w:tcPr>
+            <w:tcW w:w="1752" w:type="dxa"/>
+            <w:vAlign w:val="center"/>
+          </w:tcPr>
+          <w:p>
+            <w:pPr>
+              <w:rPr>
+                <w:rFonts w:hint="eastAsia"/>
+                <w:szCs w:val="21"/>
+              </w:rPr>
+            </w:pPr>
+            <w:r>
+              <w:rPr>
+                <w:rFonts w:ascii="Segoe UI" w:hAnsi="Segoe UI" w:cs="Segoe UI"/>
+                <w:color w:val="0F1115"/>
+                <w:szCs w:val="21"/>
+              </w:rPr>
+              <w:t>校验用户名密码，校验封禁状态</w:t>
+            </w:r>
+          </w:p>
+        </w:tc>
+      </w:tr>
+      <w:tr>
+        <w:tc>
+          <w:tcPr>
+            <w:tcW w:w="1698" w:type="dxa"/>
+            <w:vAlign w:val="center"/>
+          </w:tcPr>
+          <w:p>
+            <w:pPr>
+              <w:rPr>
+                <w:rFonts w:hint="eastAsia"/>
+                <w:szCs w:val="21"/>
+              </w:rPr>
+            </w:pPr>
+            <w:r>
+              <w:rPr>
+                <w:rFonts w:ascii="Segoe UI" w:hAnsi="Segoe UI" w:cs="Segoe UI"/>
+                <w:color w:val="0F1115"/>
+                <w:szCs w:val="21"/>
+              </w:rPr>
+              <w:t>3</w:t>
+            </w:r>
+          </w:p>
+        </w:tc>
+        <w:tc>
+          <w:tcPr>
+            <w:tcW w:w="1699" w:type="dxa"/>
+            <w:vAlign w:val="center"/>
+          </w:tcPr>
+          <w:p>
+            <w:pPr>
+              <w:rPr>
+                <w:rFonts w:hint="eastAsia"/>
+                <w:szCs w:val="21"/>
+              </w:rPr>
+            </w:pPr>
+            <w:r>
+              <w:rPr>
+                <w:rFonts w:ascii="Segoe UI" w:hAnsi="Segoe UI" w:cs="Segoe UI"/>
+                <w:color w:val="0F1115"/>
+                <w:szCs w:val="21"/>
+              </w:rPr>
+              <w:t>发布头条</w:t>
+            </w:r>
+          </w:p>
+        </w:tc>
+        <w:tc>
+          <w:tcPr>
+            <w:tcW w:w="3147" w:type="dxa"/>
+            <w:vAlign w:val="center"/>
+          </w:tcPr>
+          <w:p>
+            <w:pPr>
+              <w:rPr>
+                <w:rFonts w:hint="eastAsia"/>
+                <w:szCs w:val="21"/>
+              </w:rPr>
+            </w:pPr>
+            <w:proofErr w:type="spellStart"/>
+            <w:r>
+              <w:rPr>
+                <w:rFonts w:ascii="Segoe UI" w:hAnsi="Segoe UI" w:cs="Segoe UI"/>
+                <w:color w:val="0F1115"/>
+                <w:szCs w:val="21"/>
+              </w:rPr>
+              <w:t>HeadlineDao.insert</w:t>
+            </w:r>
+            <w:proofErr w:type="spellEnd"/>
+            <w:r>
+              <w:rPr>
+                <w:rFonts w:ascii="Segoe UI" w:hAnsi="Segoe UI" w:cs="Segoe UI"/>
+                <w:color w:val="0F1115"/>
+                <w:szCs w:val="21"/>
+              </w:rPr>
+              <w:t xml:space="preserve"> + </w:t>
+            </w:r>
+            <w:r>
+              <w:rPr>
+                <w:rFonts w:ascii="Segoe UI" w:hAnsi="Segoe UI" w:cs="Segoe UI"/>
+                <w:color w:val="0F1115"/>
+                <w:szCs w:val="21"/>
+              </w:rPr>
+              <w:t>自动关联类型</w:t>
+            </w:r>
+          </w:p>
+        </w:tc>
+        <w:tc>
+          <w:tcPr>
+            <w:tcW w:w="1752" w:type="dxa"/>
+            <w:vAlign w:val="center"/>
+          </w:tcPr>
+          <w:p>
+            <w:pPr>
+              <w:rPr>
+                <w:rFonts w:hint="eastAsia"/>
+                <w:szCs w:val="21"/>
+              </w:rPr>
+            </w:pPr>
+            <w:r>
+              <w:rPr>
+                <w:rFonts w:ascii="Segoe UI" w:hAnsi="Segoe UI" w:cs="Segoe UI"/>
+                <w:color w:val="0F1115"/>
+                <w:szCs w:val="21"/>
+              </w:rPr>
+              <w:t>标题、内容、类型选择</w:t>
+            </w:r>
+          </w:p>
+        </w:tc>
+      </w:tr>
+      <w:tr>
+        <w:tc>
+          <w:tcPr>
+            <w:tcW w:w="1698" w:type="dxa"/>
+            <w:vAlign w:val="center"/>
+          </w:tcPr>
+          <w:p>
+            <w:pPr>
+              <w:rPr>
+                <w:rFonts w:hint="eastAsia"/>
+                <w:szCs w:val="21"/>
+              </w:rPr>
+            </w:pPr>
+            <w:r>
+              <w:rPr>
+                <w:rFonts w:ascii="Segoe UI" w:hAnsi="Segoe UI" w:cs="Segoe UI"/>
+                <w:color w:val="0F1115"/>
+                <w:szCs w:val="21"/>
+              </w:rPr>
+              <w:t>4</w:t>
+            </w:r>
+          </w:p>
+        </w:tc>
+        <w:tc>
+          <w:tcPr>
+            <w:tcW w:w="1699" w:type="dxa"/>
+            <w:vAlign w:val="center"/>
+          </w:tcPr>
+          <w:p>
+            <w:pPr>
+              <w:rPr>
+                <w:rFonts w:hint="eastAsia"/>
+                <w:szCs w:val="21"/>
+              </w:rPr>
+            </w:pPr>
+            <w:r>
+              <w:rPr>
+                <w:rFonts w:ascii="Segoe UI" w:hAnsi="Segoe UI" w:cs="Segoe UI"/>
+                <w:color w:val="0F1115"/>
+                <w:szCs w:val="21"/>
+              </w:rPr>
+              <w:t>查看所有头条</w:t>
+            </w:r>
+          </w:p>
+        </w:tc>
+        <w:tc>
+          <w:tcPr>
+            <w:tcW w:w="3147" w:type="dxa"/>
+            <w:vAlign w:val="center"/>
+          </w:tcPr>
+          <w:p>
+            <w:pPr>
+              <w:rPr>
+                <w:rFonts w:hint="eastAsia"/>
+                <w:szCs w:val="21"/>
+              </w:rPr>
+            </w:pPr>
+            <w:proofErr w:type="spellStart"/>
+            <w:r>
+              <w:rPr>
+                <w:rFonts w:ascii="Segoe UI" w:hAnsi="Segoe UI" w:cs="Segoe UI"/>
+                <w:color w:val="0F1115"/>
+                <w:szCs w:val="21"/>
+              </w:rPr>
+              <w:t>HeadlineDao.findAll</w:t>
+            </w:r>
+            <w:proofErr w:type="spellEnd"/>
+            <w:r>
+              <w:rPr>
+                <w:rFonts w:ascii="Segoe UI" w:hAnsi="Segoe UI" w:cs="Segoe UI"/>
+                <w:color w:val="0F1115"/>
+                <w:szCs w:val="21"/>
+              </w:rPr>
+              <w:t xml:space="preserve"> + </w:t>
+            </w:r>
+            <w:proofErr w:type="spellStart"/>
+            <w:r>
+              <w:rPr>
+                <w:rFonts w:ascii="Segoe UI" w:hAnsi="Segoe UI" w:cs="Segoe UI"/>
+                <w:color w:val="0F1115"/>
+                <w:szCs w:val="21"/>
+              </w:rPr>
+              <w:t>TypeDao</w:t>
+            </w:r>
+            <w:proofErr w:type="spellEnd"/>
+            <w:r>
+              <w:rPr>
+                <w:rFonts w:ascii="Segoe UI" w:hAnsi="Segoe UI" w:cs="Segoe UI"/>
+                <w:color w:val="0F1115"/>
+                <w:szCs w:val="21"/>
+              </w:rPr>
+              <w:t xml:space="preserve"> + </w:t>
+            </w:r>
+            <w:proofErr w:type="spellStart"/>
+            <w:r>
+              <w:rPr>
+                <w:rFonts w:ascii="Segoe UI" w:hAnsi="Segoe UI" w:cs="Segoe UI"/>
+                <w:color w:val="0F1115"/>
+                <w:szCs w:val="21"/>
+              </w:rPr>
+              <w:t>UserDao</w:t>
+            </w:r>
+            <w:proofErr w:type="spellEnd"/>
+          </w:p>
+        </w:tc>
+        <w:tc>
+          <w:tcPr>
+            <w:tcW w:w="1752" w:type="dxa"/>
+            <w:vAlign w:val="center"/>
+          </w:tcPr>
+          <w:p>
+            <w:pPr>
+              <w:rPr>
+                <w:rFonts w:hint="eastAsia"/>
+                <w:szCs w:val="21"/>
+              </w:rPr>
+            </w:pPr>
+            <w:r>
+              <w:rPr>
+                <w:rFonts w:ascii="Segoe UI" w:hAnsi="Segoe UI" w:cs="Segoe UI"/>
+                <w:color w:val="0F1115"/>
+                <w:szCs w:val="21"/>
+              </w:rPr>
+              <w:t>联表查询显示完整信息</w:t>
+            </w:r>
+          </w:p>
+        </w:tc>
+      </w:tr>
+      <w:tr>
+        <w:tc>
+          <w:tcPr>
+            <w:tcW w:w="1698" w:type="dxa"/>
+            <w:vAlign w:val="center"/>
+          </w:tcPr>
+          <w:p>
+            <w:pPr>
+              <w:rPr>
+                <w:rFonts w:hint="eastAsia"/>
+                <w:szCs w:val="21"/>
+              </w:rPr>
+            </w:pPr>
+            <w:r>
+              <w:rPr>
+                <w:rFonts w:ascii="Segoe UI" w:hAnsi="Segoe UI" w:cs="Segoe UI"/>
+                <w:color w:val="0F1115"/>
+                <w:szCs w:val="21"/>
+              </w:rPr>
+              <w:t>5</w:t>
+            </w:r>
+          </w:p>
+        </w:tc>
+        <w:tc>
+          <w:tcPr>
+            <w:tcW w:w="1699" w:type="dxa"/>
+            <w:vAlign w:val="center"/>
+          </w:tcPr>
+          <w:p>
+            <w:pPr>
+              <w:rPr>
+                <w:rFonts w:hint="eastAsia"/>
+                <w:szCs w:val="21"/>
+              </w:rPr>
+            </w:pPr>
+            <w:r>
+              <w:rPr>
+                <w:rFonts w:ascii="Segoe UI" w:hAnsi="Segoe UI" w:cs="Segoe UI"/>
+                <w:color w:val="0F1115"/>
+                <w:szCs w:val="21"/>
+              </w:rPr>
+              <w:t>查看我的头条</w:t>
+            </w:r>
+          </w:p>
+        </w:tc>
+        <w:tc>
+          <w:tcPr>
+            <w:tcW w:w="3147" w:type="dxa"/>
+            <w:vAlign w:val="center"/>
+          </w:tcPr>
+          <w:p>
+            <w:pPr>
+              <w:rPr>
+                <w:rFonts w:hint="eastAsia"/>
+                <w:szCs w:val="21"/>
+              </w:rPr>
+            </w:pPr>
+            <w:proofErr w:type="spellStart"/>
+            <w:r>
+              <w:rPr>
+                <w:rFonts w:ascii="Segoe UI" w:hAnsi="Segoe UI" w:cs="Segoe UI"/>
+                <w:color w:val="0F1115"/>
+                <w:szCs w:val="21"/>
+              </w:rPr>
+              <w:t>HeadlineDao.findByPublisher</w:t>
+            </w:r>
+            <w:proofErr w:type="spellEnd"/>
+          </w:p>
+        </w:tc>
+        <w:tc>
+          <w:tcPr>
+            <w:tcW w:w="1752" w:type="dxa"/>
+            <w:vAlign w:val="center"/>
+          </w:tcPr>
+          <w:p>
+            <w:pPr>
+              <w:rPr>
+                <w:rFonts w:hint="eastAsia"/>
+                <w:szCs w:val="21"/>
+              </w:rPr>
+            </w:pPr>
+            <w:r>
+              <w:rPr>
+                <w:rFonts w:ascii="Segoe UI" w:hAnsi="Segoe UI" w:cs="Segoe UI"/>
+                <w:color w:val="0F1115"/>
+                <w:szCs w:val="21"/>
+              </w:rPr>
+              <w:t>仅当前用户发布的</w:t>
+            </w:r>
+          </w:p>
+        </w:tc>
+      </w:tr>
+      <w:tr>
+        <w:tc>
+          <w:tcPr>
+            <w:tcW w:w="1698" w:type="dxa"/>
+            <w:vAlign w:val="center"/>
+          </w:tcPr>
+          <w:p>
+            <w:pPr>
+              <w:rPr>
+                <w:rFonts w:ascii="Segoe UI" w:hAnsi="Segoe UI" w:cs="Segoe UI"/>
+                <w:color w:val="0F1115"/>
+                <w:szCs w:val="21"/>
+              </w:rPr>
+            </w:pPr>
+            <w:r>
+              <w:rPr>
+                <w:rFonts w:ascii="Segoe UI" w:hAnsi="Segoe UI" w:cs="Segoe UI"/>
+                <w:color w:val="0F1115"/>
+                <w:szCs w:val="21"/>
+              </w:rPr>
+              <w:t>6</w:t>
+            </w:r>
+          </w:p>
+        </w:tc>
+        <w:tc>
+          <w:tcPr>
+            <w:tcW w:w="1699" w:type="dxa"/>
+            <w:vAlign w:val="center"/>
+          </w:tcPr>
+          <w:p>
+            <w:pPr>
+              <w:rPr>
+                <w:rFonts w:ascii="Segoe UI" w:hAnsi="Segoe UI" w:cs="Segoe UI"/>
+                <w:color w:val="0F1115"/>
+                <w:szCs w:val="21"/>
+              </w:rPr>
+            </w:pPr>
+            <w:r>
+              <w:rPr>
+                <w:rFonts w:ascii="Segoe UI" w:hAnsi="Segoe UI" w:cs="Segoe UI"/>
+                <w:color w:val="0F1115"/>
+                <w:szCs w:val="21"/>
+              </w:rPr>
+              <w:t>查看头条详情</w:t>
+            </w:r>
+          </w:p>
+        </w:tc>
+        <w:tc>
+          <w:tcPr>
+            <w:tcW w:w="3147" w:type="dxa"/>
+            <w:vAlign w:val="center"/>
+          </w:tcPr>
+          <w:p>
+            <w:pPr>
+              <w:rPr>
+                <w:rFonts w:ascii="Segoe UI" w:hAnsi="Segoe UI" w:cs="Segoe UI"/>
+                <w:color w:val="0F1115"/>
+                <w:szCs w:val="21"/>
+              </w:rPr>
+            </w:pPr>
+            <w:proofErr w:type="spellStart"/>
+            <w:r>
+              <w:rPr>
+                <w:rFonts w:ascii="Segoe UI" w:hAnsi="Segoe UI" w:cs="Segoe UI"/>
+                <w:color w:val="0F1115"/>
+                <w:szCs w:val="21"/>
+              </w:rPr>
+              <w:t>HeadlineDao.findById</w:t>
+            </w:r>
+            <w:proofErr w:type="spellEnd"/>
+            <w:r>
+              <w:rPr>
+                <w:rFonts w:ascii="Segoe UI" w:hAnsi="Segoe UI" w:cs="Segoe UI"/>
+                <w:color w:val="0F1115"/>
+                <w:szCs w:val="21"/>
+              </w:rPr>
+              <w:t xml:space="preserve"> + </w:t>
+            </w:r>
+            <w:proofErr w:type="spellStart"/>
+            <w:r>
+              <w:rPr>
+                <w:rFonts w:ascii="Segoe UI" w:hAnsi="Segoe UI" w:cs="Segoe UI"/>
+                <w:color w:val="0F1115"/>
+                <w:szCs w:val="21"/>
+              </w:rPr>
+              <w:t>CommentDao.findByHid</w:t>
+            </w:r>
+            <w:proofErr w:type="spellEnd"/>
+          </w:p>
+        </w:tc>
+        <w:tc>
+          <w:tcPr>
+            <w:tcW w:w="1752" w:type="dxa"/>
+            <w:vAlign w:val="center"/>
+          </w:tcPr>
+          <w:p>
+            <w:pPr>
+              <w:rPr>
+                <w:rFonts w:ascii="Segoe UI" w:hAnsi="Segoe UI" w:cs="Segoe UI"/>
+                <w:color w:val="0F1115"/>
+                <w:szCs w:val="21"/>
+              </w:rPr>
+            </w:pPr>
+            <w:r>
+              <w:rPr>
+                <w:rFonts w:ascii="Segoe UI" w:hAnsi="Segoe UI" w:cs="Segoe UI"/>
+                <w:color w:val="0F1115"/>
+                <w:szCs w:val="21"/>
+              </w:rPr>
+              <w:t>显示完整内容和评论</w:t>
+            </w:r>
+          </w:p>
+        </w:tc>
+      </w:tr>
+      <w:tr>
+        <w:tc>
+          <w:tcPr>
+            <w:tcW w:w="1698" w:type="dxa"/>
+            <w:vAlign w:val="center"/>
+          </w:tcPr>
+          <w:p>
+            <w:pPr>
+              <w:rPr>
+                <w:rFonts w:ascii="Segoe UI" w:hAnsi="Segoe UI" w:cs="Segoe UI"/>
+                <w:color w:val="0F1115"/>
+                <w:szCs w:val="21"/>
+              </w:rPr>
+            </w:pPr>
+            <w:r>
+              <w:rPr>
+                <w:rFonts w:ascii="Segoe UI" w:hAnsi="Segoe UI" w:cs="Segoe UI"/>
+                <w:color w:val="0F1115"/>
+                <w:szCs w:val="21"/>
+              </w:rPr>
+              <w:t>7</w:t>
+            </w:r>
+          </w:p>
+        </w:tc>
+        <w:tc>
+          <w:tcPr>
+            <w:tcW w:w="1699" w:type="dxa"/>
+            <w:vAlign w:val="center"/>
+          </w:tcPr>
+          <w:p>
+            <w:pPr>
+              <w:rPr>
+                <w:rFonts w:ascii="Segoe UI" w:hAnsi="Segoe UI" w:cs="Segoe UI"/>
+                <w:color w:val="0F1115"/>
+                <w:szCs w:val="21"/>
+              </w:rPr>
+            </w:pPr>
+            <w:r>
+              <w:rPr>
+                <w:rFonts w:ascii="Segoe UI" w:hAnsi="Segoe UI" w:cs="Segoe UI"/>
+                <w:color w:val="0F1115"/>
+                <w:szCs w:val="21"/>
+              </w:rPr>
+              <w:t>修改头条</w:t>
+            </w:r>
+          </w:p>
+        </w:tc>
+        <w:tc>
+          <w:tcPr>
+            <w:tcW w:w="3147" w:type="dxa"/>
+            <w:vAlign w:val="center"/>
+          </w:tcPr>
+          <w:p>
+            <w:pPr>
+              <w:rPr>
+                <w:rFonts w:ascii="Segoe UI" w:hAnsi="Segoe UI" w:cs="Segoe UI"/>
+                <w:color w:val="0F1115"/>
+                <w:szCs w:val="21"/>
+              </w:rPr>
+            </w:pPr>
+            <w:r>
+              <w:rPr>
+                <w:rFonts w:ascii="Segoe UI" w:hAnsi="Segoe UI" w:cs="Segoe UI"/>
+                <w:color w:val="0F1115"/>
+                <w:szCs w:val="21"/>
+              </w:rPr>
+              <w:t>校验权限后调用</w:t>
+            </w:r>
+            <w:r>
+              <w:rPr>
+                <w:rFonts w:ascii="Segoe UI" w:hAnsi="Segoe UI" w:cs="Segoe UI"/>
+                <w:color w:val="0F1115"/>
+                <w:szCs w:val="21"/>
+              </w:rPr>
+              <w:t xml:space="preserve"> </w:t>
+            </w:r>
+            <w:proofErr w:type="spellStart"/>
+            <w:r>
+              <w:rPr>
+                <w:rFonts w:ascii="Segoe UI" w:hAnsi="Segoe UI" w:cs="Segoe UI"/>
+                <w:color w:val="0F1115"/>
+                <w:szCs w:val="21"/>
+              </w:rPr>
+              <w:t>HeadlineDao.update</w:t>
+            </w:r>
+            <w:proofErr w:type="spellEnd"/>
+          </w:p>
+        </w:tc>
+        <w:tc>
+          <w:tcPr>
+            <w:tcW w:w="1752" w:type="dxa"/>
+            <w:vAlign w:val="center"/>
+          </w:tcPr>
+          <w:p>
+            <w:pPr>
+              <w:rPr>
+                <w:rFonts w:ascii="Segoe UI" w:hAnsi="Segoe UI" w:cs="Segoe UI"/>
+                <w:color w:val="0F1115"/>
+                <w:szCs w:val="21"/>
+              </w:rPr>
+            </w:pPr>
+            <w:r>
+              <w:rPr>
+                <w:rFonts w:ascii="Segoe UI" w:hAnsi="Segoe UI" w:cs="Segoe UI"/>
+                <w:color w:val="0F1115"/>
+                <w:szCs w:val="21"/>
+              </w:rPr>
+              <w:t>仅限自己的头条</w:t>
+            </w:r>
+          </w:p>
+        </w:tc>
+      </w:tr>
+      <w:tr>
+        <w:tc>
+          <w:tcPr>
+            <w:tcW w:w="1698" w:type="dxa"/>
+            <w:vAlign w:val="center"/>
+          </w:tcPr>
+          <w:p>
+            <w:pPr>
+              <w:rPr>
+                <w:rFonts w:ascii="Segoe UI" w:hAnsi="Segoe UI" w:cs="Segoe UI"/>
+                <w:color w:val="0F1115"/>
+                <w:szCs w:val="21"/>
+              </w:rPr>
+            </w:pPr>
+            <w:r>
+              <w:rPr>
+                <w:rFonts w:ascii="Segoe UI" w:hAnsi="Segoe UI" w:cs="Segoe UI"/>
+                <w:color w:val="0F1115"/>
+                <w:szCs w:val="21"/>
+              </w:rPr>
+              <w:t>8</w:t>
+            </w:r>
+          </w:p>
+        </w:tc>
+        <w:tc>
+          <w:tcPr>
+            <w:tcW w:w="1699" w:type="dxa"/>
+            <w:vAlign w:val="center"/>
+          </w:tcPr>
+          <w:p>
+            <w:pPr>
+              <w:rPr>
+                <w:rFonts w:ascii="Segoe UI" w:hAnsi="Segoe UI" w:cs="Segoe UI"/>
+                <w:color w:val="0F1115"/>
+                <w:szCs w:val="21"/>
+              </w:rPr>
+            </w:pPr>
+            <w:r>
+              <w:rPr>
+                <w:rFonts w:ascii="Segoe UI" w:hAnsi="Segoe UI" w:cs="Segoe UI"/>
+                <w:color w:val="0F1115"/>
+                <w:szCs w:val="21"/>
+              </w:rPr>
+              <w:t>删除头条</w:t>
+            </w:r>
+          </w:p>
+        </w:tc>
+        <w:tc>
+          <w:tcPr>
+            <w:tcW w:w="3147" w:type="dxa"/>
+            <w:vAlign w:val="center"/>
+          </w:tcPr>
+          <w:p>
+            <w:pPr>
+              <w:rPr>
+                <w:rFonts w:ascii="Segoe UI" w:hAnsi="Segoe UI" w:cs="Segoe UI"/>
+                <w:color w:val="0F1115"/>
+                <w:szCs w:val="21"/>
+              </w:rPr>
+            </w:pPr>
+            <w:r>
+              <w:rPr>
+                <w:rFonts w:ascii="Segoe UI" w:hAnsi="Segoe UI" w:cs="Segoe UI"/>
+                <w:color w:val="0F1115"/>
+                <w:szCs w:val="21"/>
+              </w:rPr>
+              <w:t>校验权限后调用</w:t>
+            </w:r>
+            <w:r>
+              <w:rPr>
+                <w:rFonts w:ascii="Segoe UI" w:hAnsi="Segoe UI" w:cs="Segoe UI"/>
+                <w:color w:val="0F1115"/>
+                <w:szCs w:val="21"/>
+              </w:rPr>
+              <w:t xml:space="preserve"> </w:t>
+            </w:r>
+            <w:proofErr w:type="spellStart"/>
+            <w:r>
+              <w:rPr>
+                <w:rFonts w:ascii="Segoe UI" w:hAnsi="Segoe UI" w:cs="Segoe UI"/>
+                <w:color w:val="0F1115"/>
+                <w:szCs w:val="21"/>
+              </w:rPr>
+              <w:t>HeadlineDao.delete</w:t>
+            </w:r>
+            <w:proofErr w:type="spellEnd"/>
+          </w:p>
+        </w:tc>
+        <w:tc>
+          <w:tcPr>
+            <w:tcW w:w="1752" w:type="dxa"/>
+            <w:vAlign w:val="center"/>
+          </w:tcPr>
+          <w:p>
+            <w:pPr>
+              <w:rPr>
+                <w:rFonts w:ascii="Segoe UI" w:hAnsi="Segoe UI" w:cs="Segoe UI"/>
+                <w:color w:val="0F1115"/>
+                <w:szCs w:val="21"/>
+              </w:rPr>
+            </w:pPr>
+            <w:r>
+              <w:rPr>
+                <w:rFonts w:ascii="Segoe UI" w:hAnsi="Segoe UI" w:cs="Segoe UI"/>
+                <w:color w:val="0F1115"/>
+                <w:szCs w:val="21"/>
+              </w:rPr>
+              <w:t>逻辑删除</w:t>
+            </w:r>
+          </w:p>
+        </w:tc>
+      </w:tr>
+      <w:tr>
+        <w:tc>
+          <w:tcPr>
+            <w:tcW w:w="1698" w:type="dxa"/>
+            <w:vAlign w:val="center"/>
+          </w:tcPr>
+          <w:p>
+            <w:pPr>
+              <w:rPr>
+                <w:rFonts w:ascii="Segoe UI" w:hAnsi="Segoe UI" w:cs="Segoe UI"/>
+                <w:color w:val="0F1115"/>
+                <w:szCs w:val="21"/>
+              </w:rPr>
+            </w:pPr>
+            <w:r>
+              <w:rPr>
+                <w:rFonts w:ascii="Segoe UI" w:hAnsi="Segoe UI" w:cs="Segoe UI"/>
+                <w:color w:val="0F1115"/>
+                <w:szCs w:val="21"/>
+              </w:rPr>
+              <w:t>9</w:t>
+            </w:r>
+          </w:p>
+        </w:tc>
+        <w:tc>
+          <w:tcPr>
+            <w:tcW w:w="1699" w:type="dxa"/>
+            <w:vAlign w:val="center"/>
+          </w:tcPr>
+          <w:p>
+            <w:pPr>
+              <w:rPr>
+                <w:rFonts w:ascii="Segoe UI" w:hAnsi="Segoe UI" w:cs="Segoe UI"/>
+                <w:color w:val="0F1115"/>
+                <w:szCs w:val="21"/>
+              </w:rPr>
+            </w:pPr>
+            <w:r>
+              <w:rPr>
+                <w:rFonts w:ascii="Segoe UI" w:hAnsi="Segoe UI" w:cs="Segoe UI"/>
+                <w:color w:val="0F1115"/>
+                <w:szCs w:val="21"/>
+              </w:rPr>
+              <w:t>点赞</w:t>
+            </w:r>
+            <w:r>
+              <w:rPr>
+                <w:rFonts w:ascii="Segoe UI" w:hAnsi="Segoe UI" w:cs="Segoe UI"/>
+                <w:color w:val="0F1115"/>
+                <w:szCs w:val="21"/>
+              </w:rPr>
+              <w:t>/</w:t>
+            </w:r>
+            <w:r>
+              <w:rPr>
+                <w:rFonts w:ascii="Segoe UI" w:hAnsi="Segoe UI" w:cs="Segoe UI"/>
+                <w:color w:val="0F1115"/>
+                <w:szCs w:val="21"/>
+              </w:rPr>
+              <w:t>取消点赞</w:t>
+            </w:r>
+          </w:p>
+        </w:tc>
+        <w:tc>
+          <w:tcPr>
+            <w:tcW w:w="3147" w:type="dxa"/>
+            <w:vAlign w:val="center"/>
+          </w:tcPr>
+          <w:p>
+            <w:pPr>
+              <w:rPr>
+                <w:rFonts w:ascii="Segoe UI" w:hAnsi="Segoe UI" w:cs="Segoe UI"/>
+                <w:color w:val="0F1115"/>
+                <w:szCs w:val="21"/>
+              </w:rPr>
+            </w:pPr>
+            <w:proofErr w:type="spellStart"/>
+            <w:r>
+              <w:rPr>
+                <w:rFonts w:ascii="Segoe UI" w:hAnsi="Segoe UI" w:cs="Segoe UI"/>
+                <w:color w:val="0F1115"/>
+                <w:szCs w:val="21"/>
+              </w:rPr>
+              <w:t>LikeDao</w:t>
+            </w:r>
+            <w:proofErr w:type="spellEnd"/>
+            <w:r>
+              <w:rPr>
+                <w:rFonts w:ascii="Segoe UI" w:hAnsi="Segoe UI" w:cs="Segoe UI"/>
+                <w:color w:val="0F1115"/>
+                <w:szCs w:val="21"/>
+              </w:rPr>
+              <w:t xml:space="preserve"> + </w:t>
+            </w:r>
+            <w:r>
+              <w:rPr>
+                <w:rFonts w:ascii="Segoe UI" w:hAnsi="Segoe UI" w:cs="Segoe UI"/>
+                <w:color w:val="0F1115"/>
+                <w:szCs w:val="21"/>
+              </w:rPr>
+              <w:t>事务更新</w:t>
+            </w:r>
+            <w:r>
+              <w:rPr>
+                <w:rFonts w:ascii="Segoe UI" w:hAnsi="Segoe UI" w:cs="Segoe UI"/>
+                <w:color w:val="0F1115"/>
+                <w:szCs w:val="21"/>
+              </w:rPr>
+              <w:t xml:space="preserve"> </w:t>
+            </w:r>
+            <w:proofErr w:type="spellStart"/>
+            <w:r>
+              <w:rPr>
+                <w:rFonts w:ascii="Segoe UI" w:hAnsi="Segoe UI" w:cs="Segoe UI"/>
+                <w:color w:val="0F1115"/>
+                <w:szCs w:val="21"/>
+              </w:rPr>
+              <w:t>like_count</w:t>
+            </w:r>
+            <w:proofErr w:type="spellEnd"/>
+          </w:p>
+        </w:tc>
+        <w:tc>
+          <w:tcPr>
+            <w:tcW w:w="1752" w:type="dxa"/>
+            <w:vAlign w:val="center"/>
+          </w:tcPr>
+          <w:p>
+            <w:pPr>
+              <w:rPr>
+                <w:rFonts w:ascii="Segoe UI" w:hAnsi="Segoe UI" w:cs="Segoe UI"/>
+                <w:color w:val="0F1115"/>
+                <w:szCs w:val="21"/>
+              </w:rPr>
+            </w:pPr>
+            <w:r>
+              <w:rPr>
+                <w:rFonts w:ascii="Segoe UI" w:hAnsi="Segoe UI" w:cs="Segoe UI"/>
+                <w:color w:val="0F1115"/>
+                <w:szCs w:val="21"/>
+              </w:rPr>
+              <w:t>防止重复点赞</w:t>
+            </w:r>
+          </w:p>
+        </w:tc>
+      </w:tr>
+      <w:tr>
+        <w:tc>
+          <w:tcPr>
+            <w:tcW w:w="1698" w:type="dxa"/>
+            <w:vAlign w:val="center"/>
+          </w:tcPr>
+          <w:p>
+            <w:pPr>
+              <w:rPr>
+                <w:rFonts w:ascii="Segoe UI" w:hAnsi="Segoe UI" w:cs="Segoe UI"/>
+                <w:color w:val="0F1115"/>
+                <w:szCs w:val="21"/>
+              </w:rPr>
+            </w:pPr>
+            <w:r>
+              <w:rPr>
+                <w:rFonts w:ascii="Segoe UI" w:hAnsi="Segoe UI" w:cs="Segoe UI"/>
+                <w:color w:val="0F1115"/>
+                <w:szCs w:val="21"/>
+              </w:rPr>
+              <w:t>10</w:t>
+            </w:r>
+          </w:p>
+        </w:tc>
+        <w:tc>
+          <w:tcPr>
+            <w:tcW w:w="1699" w:type="dxa"/>
+            <w:vAlign w:val="center"/>
+          </w:tcPr>
+          <w:p>
+            <w:pPr>
+              <w:rPr>
+                <w:rFonts w:ascii="Segoe UI" w:hAnsi="Segoe UI" w:cs="Segoe UI"/>
+                <w:color w:val="0F1115"/>
+                <w:szCs w:val="21"/>
+              </w:rPr>
+            </w:pPr>
+            <w:r>
+              <w:rPr>
+                <w:rFonts w:ascii="Segoe UI" w:hAnsi="Segoe UI" w:cs="Segoe UI"/>
+                <w:color w:val="0F1115"/>
+                <w:szCs w:val="21"/>
+              </w:rPr>
+              <w:t>发表评论</w:t>
+            </w:r>
+            <w:r>
+              <w:rPr>
+                <w:rFonts w:ascii="Segoe UI" w:hAnsi="Segoe UI" w:cs="Segoe UI"/>
+                <w:color w:val="0F1115"/>
+                <w:szCs w:val="21"/>
+              </w:rPr>
+              <w:t>/</w:t>
+            </w:r>
+            <w:r>
+              <w:rPr>
+                <w:rFonts w:ascii="Segoe UI" w:hAnsi="Segoe UI" w:cs="Segoe UI"/>
+                <w:color w:val="0F1115"/>
+                <w:szCs w:val="21"/>
+              </w:rPr>
+              <w:t>回复</w:t>
+            </w:r>
+          </w:p>
+        </w:tc>
+        <w:tc>
+          <w:tcPr>
+            <w:tcW w:w="3147" w:type="dxa"/>
+            <w:vAlign w:val="center"/>
+          </w:tcPr>
+          <w:p>
+            <w:pPr>
+              <w:rPr>
+                <w:rFonts w:ascii="Segoe UI" w:hAnsi="Segoe UI" w:cs="Segoe UI"/>
+                <w:color w:val="0F1115"/>
+                <w:szCs w:val="21"/>
+              </w:rPr>
+            </w:pPr>
+            <w:proofErr w:type="spellStart"/>
+            <w:r>
+              <w:rPr>
+                <w:rFonts w:ascii="Segoe UI" w:hAnsi="Segoe UI" w:cs="Segoe UI"/>
+                <w:color w:val="0F1115"/>
+                <w:szCs w:val="21"/>
+              </w:rPr>
+              <w:t>CommentDao</w:t>
+            </w:r>
+            <w:proofErr w:type="spellEnd"/>
+            <w:r>
+              <w:rPr>
+                <w:rFonts w:ascii="Segoe UI" w:hAnsi="Segoe UI" w:cs="Segoe UI"/>
+                <w:color w:val="0F1115"/>
+                <w:szCs w:val="21"/>
+              </w:rPr>
+              <w:t xml:space="preserve"> + </w:t>
+            </w:r>
+            <w:r>
+              <w:rPr>
+                <w:rFonts w:ascii="Segoe UI" w:hAnsi="Segoe UI" w:cs="Segoe UI"/>
+                <w:color w:val="0F1115"/>
+                <w:szCs w:val="21"/>
+              </w:rPr>
+              <w:t>事务更新</w:t>
+            </w:r>
+            <w:r>
+              <w:rPr>
+                <w:rFonts w:ascii="Segoe UI" w:hAnsi="Segoe UI" w:cs="Segoe UI"/>
+                <w:color w:val="0F1115"/>
+                <w:szCs w:val="21"/>
+              </w:rPr>
+              <w:t xml:space="preserve"> </w:t>
+            </w:r>
+            <w:proofErr w:type="spellStart"/>
+            <w:r>
+              <w:rPr>
+                <w:rFonts w:ascii="Segoe UI" w:hAnsi="Segoe UI" w:cs="Segoe UI"/>
+                <w:color w:val="0F1115"/>
+                <w:szCs w:val="21"/>
+              </w:rPr>
+              <w:t>comment_count</w:t>
+            </w:r>
+            <w:proofErr w:type="spellEnd"/>
+          </w:p>
+        </w:tc>
+        <w:tc>
+          <w:tcPr>
+            <w:tcW w:w="1752" w:type="dxa"/>
+            <w:vAlign w:val="center"/>
+          </w:tcPr>
+          <w:p>
+            <w:pPr>
+              <w:rPr>
+                <w:rFonts w:ascii="Segoe UI" w:hAnsi="Segoe UI" w:cs="Segoe UI"/>
+                <w:color w:val="0F1115"/>
+                <w:szCs w:val="21"/>
+              </w:rPr>
+            </w:pPr>
+            <w:r>
+              <w:rPr>
+                <w:rFonts w:ascii="Segoe UI" w:hAnsi="Segoe UI" w:cs="Segoe UI"/>
+                <w:color w:val="0F1115"/>
+                <w:szCs w:val="21"/>
+              </w:rPr>
+              <w:t>支持回复功能</w:t>
+            </w:r>
+          </w:p>
+        </w:tc>
+      </w:tr>
+      <w:tr>
+        <w:tc>
+          <w:tcPr>
+            <w:tcW w:w="1698" w:type="dxa"/>
+            <w:vAlign w:val="center"/>
+          </w:tcPr>
+          <w:p>
+            <w:pPr>
+              <w:rPr>
+                <w:rFonts w:ascii="Segoe UI" w:hAnsi="Segoe UI" w:cs="Segoe UI"/>
+                <w:color w:val="0F1115"/>
+                <w:szCs w:val="21"/>
+              </w:rPr>
+            </w:pPr>
+            <w:r>
+              <w:rPr>
+                <w:rFonts w:ascii="Segoe UI" w:hAnsi="Segoe UI" w:cs="Segoe UI"/>
+                <w:color w:val="0F1115"/>
+                <w:szCs w:val="21"/>
+              </w:rPr>
+              <w:t>11</w:t>
+            </w:r>
+          </w:p>
+        </w:tc>
+        <w:tc>
+          <w:tcPr>
+            <w:tcW w:w="1699" w:type="dxa"/>
+            <w:vAlign w:val="center"/>
+          </w:tcPr>
+          <w:p>
+            <w:pPr>
+              <w:rPr>
+                <w:rFonts w:ascii="Segoe UI" w:hAnsi="Segoe UI" w:cs="Segoe UI"/>
+                <w:color w:val="0F1115"/>
+                <w:szCs w:val="21"/>
+              </w:rPr>
+            </w:pPr>
+            <w:r>
+              <w:rPr>
+                <w:rFonts w:ascii="Segoe UI" w:hAnsi="Segoe UI" w:cs="Segoe UI"/>
+                <w:color w:val="0F1115"/>
+                <w:szCs w:val="21"/>
+              </w:rPr>
+              <w:t>查看个人信息</w:t>
+            </w:r>
+          </w:p>
+        </w:tc>
+        <w:tc>
+          <w:tcPr>
+            <w:tcW w:w="3147" w:type="dxa"/>
+            <w:vAlign w:val="center"/>
+          </w:tcPr>
+          <w:p>
+            <w:pPr>
+              <w:rPr>
+                <w:rFonts w:ascii="Segoe UI" w:hAnsi="Segoe UI" w:cs="Segoe UI"/>
+                <w:color w:val="0F1115"/>
+                <w:szCs w:val="21"/>
+              </w:rPr>
+            </w:pPr>
+            <w:r>
+              <w:rPr>
+                <w:rFonts w:ascii="Segoe UI" w:hAnsi="Segoe UI" w:cs="Segoe UI"/>
+                <w:color w:val="0F1115"/>
+                <w:szCs w:val="21"/>
+              </w:rPr>
+              <w:t>从</w:t>
+            </w:r>
+            <w:r>
+              <w:rPr>
+                <w:rFonts w:ascii="Segoe UI" w:hAnsi="Segoe UI" w:cs="Segoe UI"/>
+                <w:color w:val="0F1115"/>
+                <w:szCs w:val="21"/>
+              </w:rPr>
+              <w:t xml:space="preserve"> Session </w:t>
+            </w:r>
+            <w:r>
+              <w:rPr>
+                <w:rFonts w:ascii="Segoe UI" w:hAnsi="Segoe UI" w:cs="Segoe UI"/>
+                <w:color w:val="0F1115"/>
+                <w:szCs w:val="21"/>
+              </w:rPr>
+              <w:t>获取</w:t>
+            </w:r>
+          </w:p>
+        </w:tc>
+        <w:tc>
+          <w:tcPr>
+            <w:tcW w:w="1752" w:type="dxa"/>
+            <w:vAlign w:val="center"/>
+          </w:tcPr>
+          <w:p>
+            <w:pPr>
+              <w:rPr>
+                <w:rFonts w:ascii="Segoe UI" w:hAnsi="Segoe UI" w:cs="Segoe UI"/>
+                <w:color w:val="0F1115"/>
+                <w:szCs w:val="21"/>
+              </w:rPr>
+            </w:pPr>
+            <w:r>
+              <w:rPr>
+                <w:rFonts w:ascii="Segoe UI" w:hAnsi="Segoe UI" w:cs="Segoe UI"/>
+                <w:color w:val="0F1115"/>
+                <w:szCs w:val="21"/>
+              </w:rPr>
+              <w:t>显示用户名、昵称、注册时间</w:t>
+            </w:r>
+          </w:p>
+        </w:tc>
+      </w:tr>
+      <w:tr>
+        <w:tc>
+          <w:tcPr>
+            <w:tcW w:w="1698" w:type="dxa"/>
+            <w:vAlign w:val="center"/>
+          </w:tcPr>
+          <w:p>
+            <w:pPr>
+              <w:rPr>
+                <w:rFonts w:ascii="Segoe UI" w:hAnsi="Segoe UI" w:cs="Segoe UI"/>
+                <w:color w:val="0F1115"/>
+                <w:szCs w:val="21"/>
+              </w:rPr>
+            </w:pPr>
+            <w:r>
+              <w:rPr>
+                <w:rFonts w:ascii="Segoe UI" w:hAnsi="Segoe UI" w:cs="Segoe UI"/>
+                <w:color w:val="0F1115"/>
+                <w:szCs w:val="21"/>
+              </w:rPr>
+              <w:t>12</w:t>
+            </w:r>
+          </w:p>
+        </w:tc>
+        <w:tc>
+          <w:tcPr>
+            <w:tcW w:w="1699" w:type="dxa"/>
+            <w:vAlign w:val="center"/>
+          </w:tcPr>
+          <w:p>
+            <w:pPr>
+              <w:rPr>
+                <w:rFonts w:ascii="Segoe UI" w:hAnsi="Segoe UI" w:cs="Segoe UI"/>
+                <w:color w:val="0F1115"/>
+                <w:szCs w:val="21"/>
+              </w:rPr>
+            </w:pPr>
+            <w:r>
+              <w:rPr>
+                <w:rFonts w:ascii="Segoe UI" w:hAnsi="Segoe UI" w:cs="Segoe UI"/>
+                <w:color w:val="0F1115"/>
+                <w:szCs w:val="21"/>
+              </w:rPr>
+              <w:t>修改密码</w:t>
+            </w:r>
+          </w:p>
+        </w:tc>
+        <w:tc>
+          <w:tcPr>
+            <w:tcW w:w="3147" w:type="dxa"/>
+            <w:vAlign w:val="center"/>
+          </w:tcPr>
+          <w:p>
+            <w:pPr>
+              <w:rPr>
+                <w:rFonts w:ascii="Segoe UI" w:hAnsi="Segoe UI" w:cs="Segoe UI"/>
+                <w:color w:val="0F1115"/>
+                <w:szCs w:val="21"/>
+              </w:rPr>
+            </w:pPr>
+            <w:proofErr w:type="spellStart"/>
+            <w:r>
+              <w:rPr>
+                <w:rFonts w:ascii="Segoe UI" w:hAnsi="Segoe UI" w:cs="Segoe UI"/>
+                <w:color w:val="0F1115"/>
+                <w:szCs w:val="21"/>
+              </w:rPr>
+              <w:t>UserDao.updatePwd</w:t>
+            </w:r>
+            <w:proofErr w:type="spellEnd"/>
+          </w:p>
+        </w:tc>
+        <w:tc>
+          <w:tcPr>
+            <w:tcW w:w="1752" w:type="dxa"/>
+            <w:vAlign w:val="center"/>
+          </w:tcPr>
+          <w:p>
+            <w:pPr>
+              <w:rPr>
+                <w:rFonts w:ascii="Segoe UI" w:hAnsi="Segoe UI" w:cs="Segoe UI"/>
+                <w:color w:val="0F1115"/>
+                <w:szCs w:val="21"/>
+              </w:rPr>
+            </w:pPr>
+            <w:r>
+              <w:rPr>
+                <w:rFonts w:ascii="Segoe UI" w:hAnsi="Segoe UI" w:cs="Segoe UI"/>
+                <w:color w:val="0F1115"/>
+                <w:szCs w:val="21"/>
+              </w:rPr>
+              <w:t>验证旧密码</w:t>
+            </w:r>
+          </w:p>
+        </w:tc>
+      </w:tr>
+      <w:tr>
+        <w:tc>
+          <w:tcPr>
+            <w:tcW w:w="1698" w:type="dxa"/>
+            <w:vAlign w:val="center"/>
+          </w:tcPr>
+          <w:p>
+            <w:pPr>
+              <w:rPr>
+                <w:rFonts w:ascii="Segoe UI" w:hAnsi="Segoe UI" w:cs="Segoe UI"/>
+                <w:color w:val="0F1115"/>
+                <w:szCs w:val="21"/>
+              </w:rPr>
+            </w:pPr>
+            <w:r>
+              <w:rPr>
+                <w:rFonts w:ascii="Segoe UI" w:hAnsi="Segoe UI" w:cs="Segoe UI"/>
+                <w:color w:val="0F1115"/>
+                <w:szCs w:val="21"/>
+              </w:rPr>
+              <w:t>0</w:t>
+            </w:r>
+          </w:p>
+        </w:tc>
+        <w:tc>
+          <w:tcPr>
+            <w:tcW w:w="1699" w:type="dxa"/>
+            <w:vAlign w:val="center"/>
+          </w:tcPr>
+          <w:p>
+            <w:pPr>
+              <w:rPr>
+                <w:rFonts w:ascii="Segoe UI" w:hAnsi="Segoe UI" w:cs="Segoe UI"/>
+                <w:color w:val="0F1115"/>
+                <w:szCs w:val="21"/>
+              </w:rPr>
+            </w:pPr>
+            <w:r>
+              <w:rPr>
+                <w:rFonts w:ascii="Segoe UI" w:hAnsi="Segoe UI" w:cs="Segoe UI"/>
+                <w:color w:val="0F1115"/>
+                <w:szCs w:val="21"/>
+              </w:rPr>
+              <w:t>退出</w:t>
+            </w:r>
+          </w:p>
+        </w:tc>
+        <w:tc>
+          <w:tcPr>
+            <w:tcW w:w="3147" w:type="dxa"/>
+            <w:vAlign w:val="center"/>
+          </w:tcPr>
+          <w:p>
+            <w:pPr>
+              <w:rPr>
+                <w:rFonts w:ascii="Segoe UI" w:hAnsi="Segoe UI" w:cs="Segoe UI"/>
+                <w:color w:val="0F1115"/>
+                <w:szCs w:val="21"/>
+              </w:rPr>
+            </w:pPr>
+            <w:r>
+              <w:rPr>
+                <w:rFonts w:ascii="Segoe UI" w:hAnsi="Segoe UI" w:cs="Segoe UI"/>
+                <w:color w:val="0F1115"/>
+                <w:szCs w:val="21"/>
+              </w:rPr>
+              <w:t>清空</w:t>
+            </w:r>
+            <w:r>
+              <w:rPr>
+                <w:rFonts w:ascii="Segoe UI" w:hAnsi="Segoe UI" w:cs="Segoe UI"/>
+                <w:color w:val="0F1115"/>
+                <w:szCs w:val="21"/>
+              </w:rPr>
+              <w:t xml:space="preserve"> Session</w:t>
+            </w:r>
+          </w:p>
+        </w:tc>
+        <w:tc>
+          <w:tcPr>
+            <w:tcW w:w="1752" w:type="dxa"/>
+            <w:vAlign w:val="center"/>
+          </w:tcPr>
+          <w:p>
+            <w:pPr>
+              <w:rPr>
+                <w:rFonts w:ascii="Segoe UI" w:hAnsi="Segoe UI" w:cs="Segoe UI"/>
+                <w:color w:val="0F1115"/>
+                <w:szCs w:val="21"/>
+              </w:rPr>
+            </w:pPr>
+            <w:r>
+              <w:rPr>
+                <w:rFonts w:ascii="Segoe UI" w:hAnsi="Segoe UI" w:cs="Segoe UI"/>
+                <w:color w:val="0F1115"/>
+                <w:szCs w:val="21"/>
+              </w:rPr>
+              <w:t>退出登录</w:t>
+            </w:r>
+          </w:p>
+        </w:tc>
+      </w:tr>
+    </w:tbl>
+    <w:p/>
+    <w:p>
+      <w:pPr>
+        <w:rPr>
+          <w:b/>
+          <w:bCs/>
+        </w:rPr>
+      </w:pPr>
+      <w:r>
+        <w:rPr>
+          <w:b/>
+          <w:bCs/>
+        </w:rPr>
+        <w:t>管理员功能（控制台菜单）</w:t>
+      </w:r>
+    </w:p>
+    <w:tbl>
+      <w:tblPr>
+        <w:tblStyle w:val="af6"/>
+        <w:tblW w:w="0" w:type="auto"/>
+        <w:tblLook w:val="04A0" w:firstRow="1" w:lastRow="0" w:firstColumn="1" w:lastColumn="0" w:noHBand="0" w:noVBand="1"/>
+      </w:tblPr>
+      <w:tblGrid>
+        <w:gridCol w:w="2044"/>
+        <w:gridCol w:w="2045"/>
+        <w:gridCol w:w="2161"/>
+        <w:gridCol w:w="2046"/>
+      </w:tblGrid>
+      <w:tr>
+        <w:tc>
+          <w:tcPr>
+            <w:tcW w:w="2074" w:type="dxa"/>
+            <w:vAlign w:val="center"/>
+          </w:tcPr>
+          <w:p>
+            <w:pPr>
+              <w:rPr>
+                <w:rFonts w:hint="eastAsia"/>
+                <w:szCs w:val="21"/>
+              </w:rPr>
+            </w:pPr>
+            <w:r>
+              <w:rPr>
+                <w:rFonts w:ascii="Segoe UI" w:hAnsi="Segoe UI" w:cs="Segoe UI"/>
+                <w:color w:val="0F1115"/>
+                <w:szCs w:val="21"/>
+              </w:rPr>
+              <w:t>菜单编号</w:t>
+            </w:r>
+          </w:p>
+        </w:tc>
+        <w:tc>
+          <w:tcPr>
+            <w:tcW w:w="2074" w:type="dxa"/>
+            <w:vAlign w:val="center"/>
+          </w:tcPr>
+          <w:p>
+            <w:pPr>
+              <w:rPr>
+                <w:rFonts w:hint="eastAsia"/>
+                <w:szCs w:val="21"/>
+              </w:rPr>
+            </w:pPr>
+            <w:r>
+              <w:rPr>
+                <w:rFonts w:ascii="Segoe UI" w:hAnsi="Segoe UI" w:cs="Segoe UI"/>
+                <w:color w:val="0F1115"/>
+                <w:szCs w:val="21"/>
+              </w:rPr>
+              <w:t>功能</w:t>
+            </w:r>
+          </w:p>
+        </w:tc>
+        <w:tc>
+          <w:tcPr>
+            <w:tcW w:w="2074" w:type="dxa"/>
+            <w:vAlign w:val="center"/>
+          </w:tcPr>
+          <w:p>
+            <w:pPr>
+              <w:rPr>
+                <w:rFonts w:hint="eastAsia"/>
+                <w:szCs w:val="21"/>
+              </w:rPr>
+            </w:pPr>
+            <w:r>
+              <w:rPr>
+                <w:rFonts w:ascii="Segoe UI" w:hAnsi="Segoe UI" w:cs="Segoe UI"/>
+                <w:color w:val="0F1115"/>
+                <w:szCs w:val="21"/>
+              </w:rPr>
+              <w:t>对应</w:t>
+            </w:r>
+            <w:r>
+              <w:rPr>
+                <w:rFonts w:ascii="Segoe UI" w:hAnsi="Segoe UI" w:cs="Segoe UI"/>
+                <w:color w:val="0F1115"/>
+                <w:szCs w:val="21"/>
+              </w:rPr>
+              <w:t xml:space="preserve"> DAO </w:t>
+            </w:r>
+            <w:r>
+              <w:rPr>
+                <w:rFonts w:ascii="Segoe UI" w:hAnsi="Segoe UI" w:cs="Segoe UI"/>
+                <w:color w:val="0F1115"/>
+                <w:szCs w:val="21"/>
+              </w:rPr>
+              <w:t>操作</w:t>
+            </w:r>
+          </w:p>
+        </w:tc>
+        <w:tc>
+          <w:tcPr>
+            <w:tcW w:w="2074" w:type="dxa"/>
+            <w:vAlign w:val="center"/>
+          </w:tcPr>
+          <w:p>
+            <w:pPr>
+              <w:rPr>
+                <w:rFonts w:hint="eastAsia"/>
+                <w:szCs w:val="21"/>
+              </w:rPr>
+            </w:pPr>
+            <w:r>
+              <w:rPr>
+                <w:rFonts w:ascii="Segoe UI" w:hAnsi="Segoe UI" w:cs="Segoe UI"/>
+                <w:color w:val="0F1115"/>
+                <w:szCs w:val="21"/>
+              </w:rPr>
+              <w:t>说明</w:t>
+            </w:r>
+          </w:p>
+        </w:tc>
+      </w:tr>
+      <w:tr>
+        <w:tc>
+          <w:tcPr>
+            <w:tcW w:w="2074" w:type="dxa"/>
+            <w:vAlign w:val="center"/>
+          </w:tcPr>
+          <w:p>
+            <w:pPr>
+              <w:rPr>
+                <w:rFonts w:hint="eastAsia"/>
+                <w:szCs w:val="21"/>
+              </w:rPr>
+            </w:pPr>
+            <w:r>
+              <w:rPr>
+                <w:rFonts w:ascii="Segoe UI" w:hAnsi="Segoe UI" w:cs="Segoe UI"/>
+                <w:color w:val="0F1115"/>
+                <w:szCs w:val="21"/>
+              </w:rPr>
+              <w:t>1</w:t>
+            </w:r>
+          </w:p>
+        </w:tc>
+        <w:tc>
+          <w:tcPr>
+            <w:tcW w:w="2074" w:type="dxa"/>
+            <w:vAlign w:val="center"/>
+          </w:tcPr>
+          <w:p>
+            <w:pPr>
+              <w:rPr>
+                <w:rFonts w:hint="eastAsia"/>
+                <w:szCs w:val="21"/>
+              </w:rPr>
+            </w:pPr>
+            <w:r>
+              <w:rPr>
+                <w:rFonts w:ascii="Segoe UI" w:hAnsi="Segoe UI" w:cs="Segoe UI"/>
+                <w:color w:val="0F1115"/>
+                <w:szCs w:val="21"/>
+              </w:rPr>
+              <w:t>用户管理</w:t>
+            </w:r>
+          </w:p>
+        </w:tc>
+        <w:tc>
+          <w:tcPr>
+            <w:tcW w:w="2074" w:type="dxa"/>
+            <w:vAlign w:val="center"/>
+          </w:tcPr>
+          <w:p>
+            <w:pPr>
+              <w:rPr>
+                <w:rFonts w:hint="eastAsia"/>
+                <w:szCs w:val="21"/>
+              </w:rPr>
+            </w:pPr>
+            <w:r>
+              <w:rPr>
+                <w:rFonts w:ascii="Segoe UI" w:hAnsi="Segoe UI" w:cs="Segoe UI"/>
+                <w:color w:val="0F1115"/>
+                <w:szCs w:val="21"/>
+              </w:rPr>
+              <w:t>查询所有用户、封禁</w:t>
+            </w:r>
+            <w:r>
+              <w:rPr>
+                <w:rFonts w:ascii="Segoe UI" w:hAnsi="Segoe UI" w:cs="Segoe UI"/>
+                <w:color w:val="0F1115"/>
+                <w:szCs w:val="21"/>
+              </w:rPr>
+              <w:t>/</w:t>
+            </w:r>
+            <w:r>
+              <w:rPr>
+                <w:rFonts w:ascii="Segoe UI" w:hAnsi="Segoe UI" w:cs="Segoe UI"/>
+                <w:color w:val="0F1115"/>
+                <w:szCs w:val="21"/>
+              </w:rPr>
+              <w:t>解封、重置密码</w:t>
+            </w:r>
+          </w:p>
+        </w:tc>
+        <w:tc>
+          <w:tcPr>
+            <w:tcW w:w="2074" w:type="dxa"/>
+            <w:vAlign w:val="center"/>
+          </w:tcPr>
+          <w:p>
+            <w:pPr>
+              <w:rPr>
+                <w:rFonts w:hint="eastAsia"/>
+                <w:szCs w:val="21"/>
+              </w:rPr>
+            </w:pPr>
+            <w:r>
+              <w:rPr>
+                <w:rFonts w:ascii="Segoe UI" w:hAnsi="Segoe UI" w:cs="Segoe UI"/>
+                <w:color w:val="0F1115"/>
+                <w:szCs w:val="21"/>
+              </w:rPr>
+              <w:t>不能封禁自己</w:t>
+            </w:r>
+          </w:p>
+        </w:tc>
+      </w:tr>
+      <w:tr>
+        <w:tc>
+          <w:tcPr>
+            <w:tcW w:w="2074" w:type="dxa"/>
+            <w:vAlign w:val="center"/>
+          </w:tcPr>
+          <w:p>
+            <w:pPr>
+              <w:rPr>
+                <w:rFonts w:hint="eastAsia"/>
+                <w:szCs w:val="21"/>
+              </w:rPr>
+            </w:pPr>
+            <w:r>
+              <w:rPr>
+                <w:rFonts w:ascii="Segoe UI" w:hAnsi="Segoe UI" w:cs="Segoe UI"/>
+                <w:color w:val="0F1115"/>
+                <w:szCs w:val="21"/>
+              </w:rPr>
+              <w:t>2</w:t>
+            </w:r>
+          </w:p>
+        </w:tc>
+        <w:tc>
+          <w:tcPr>
+            <w:tcW w:w="2074" w:type="dxa"/>
+            <w:vAlign w:val="center"/>
+          </w:tcPr>
+          <w:p>
+            <w:pPr>
+              <w:rPr>
+                <w:rFonts w:hint="eastAsia"/>
+                <w:szCs w:val="21"/>
+              </w:rPr>
+            </w:pPr>
+            <w:r>
+              <w:rPr>
+                <w:rFonts w:ascii="Segoe UI" w:hAnsi="Segoe UI" w:cs="Segoe UI"/>
+                <w:color w:val="0F1115"/>
+                <w:szCs w:val="21"/>
+              </w:rPr>
+              <w:t>发布头条</w:t>
+            </w:r>
+          </w:p>
+        </w:tc>
+        <w:tc>
+          <w:tcPr>
+            <w:tcW w:w="2074" w:type="dxa"/>
+            <w:vAlign w:val="center"/>
+          </w:tcPr>
+          <w:p>
+            <w:pPr>
+              <w:rPr>
+                <w:rFonts w:hint="eastAsia"/>
+                <w:szCs w:val="21"/>
+              </w:rPr>
+            </w:pPr>
+            <w:proofErr w:type="spellStart"/>
+            <w:r>
+              <w:rPr>
+                <w:rFonts w:ascii="Segoe UI" w:hAnsi="Segoe UI" w:cs="Segoe UI"/>
+                <w:color w:val="0F1115"/>
+                <w:szCs w:val="21"/>
+              </w:rPr>
+              <w:t>HeadlineDao.insert</w:t>
+            </w:r>
+            <w:proofErr w:type="spellEnd"/>
+          </w:p>
+        </w:tc>
+        <w:tc>
+          <w:tcPr>
+            <w:tcW w:w="2074" w:type="dxa"/>
+            <w:vAlign w:val="center"/>
+          </w:tcPr>
+          <w:p>
+            <w:pPr>
+              <w:rPr>
+                <w:rFonts w:hint="eastAsia"/>
+                <w:szCs w:val="21"/>
+              </w:rPr>
+            </w:pPr>
+            <w:r>
+              <w:rPr>
+                <w:rFonts w:ascii="Segoe UI" w:hAnsi="Segoe UI" w:cs="Segoe UI"/>
+                <w:color w:val="0F1115"/>
+                <w:szCs w:val="21"/>
+              </w:rPr>
+              <w:t>管理员发布官方头条</w:t>
+            </w:r>
+          </w:p>
+        </w:tc>
+      </w:tr>
+      <w:tr>
+        <w:tc>
+          <w:tcPr>
+            <w:tcW w:w="2074" w:type="dxa"/>
+            <w:vAlign w:val="center"/>
+          </w:tcPr>
+          <w:p>
+            <w:pPr>
+              <w:rPr>
+                <w:rFonts w:hint="eastAsia"/>
+                <w:szCs w:val="21"/>
+              </w:rPr>
+            </w:pPr>
+            <w:r>
+              <w:rPr>
+                <w:rFonts w:ascii="Segoe UI" w:hAnsi="Segoe UI" w:cs="Segoe UI"/>
+                <w:color w:val="0F1115"/>
+                <w:szCs w:val="21"/>
+              </w:rPr>
+              <w:t>3</w:t>
+            </w:r>
+          </w:p>
+        </w:tc>
+        <w:tc>
+          <w:tcPr>
+            <w:tcW w:w="2074" w:type="dxa"/>
+            <w:vAlign w:val="center"/>
+          </w:tcPr>
+          <w:p>
+            <w:pPr>
+              <w:rPr>
+                <w:rFonts w:hint="eastAsia"/>
+                <w:szCs w:val="21"/>
+              </w:rPr>
+            </w:pPr>
+            <w:r>
+              <w:rPr>
+                <w:rFonts w:ascii="Segoe UI" w:hAnsi="Segoe UI" w:cs="Segoe UI"/>
+                <w:color w:val="0F1115"/>
+                <w:szCs w:val="21"/>
+              </w:rPr>
+              <w:t>修改任何头条</w:t>
+            </w:r>
+          </w:p>
+        </w:tc>
+        <w:tc>
+          <w:tcPr>
+            <w:tcW w:w="2074" w:type="dxa"/>
+            <w:vAlign w:val="center"/>
+          </w:tcPr>
+          <w:p>
+            <w:pPr>
+              <w:rPr>
+                <w:rFonts w:hint="eastAsia"/>
+                <w:szCs w:val="21"/>
+              </w:rPr>
+            </w:pPr>
+            <w:r>
+              <w:rPr>
+                <w:rFonts w:ascii="Segoe UI" w:hAnsi="Segoe UI" w:cs="Segoe UI"/>
+                <w:color w:val="0F1115"/>
+                <w:szCs w:val="21"/>
+              </w:rPr>
+              <w:t>跳过权限校验，调用</w:t>
+            </w:r>
+            <w:r>
+              <w:rPr>
+                <w:rFonts w:ascii="Segoe UI" w:hAnsi="Segoe UI" w:cs="Segoe UI"/>
+                <w:color w:val="0F1115"/>
+                <w:szCs w:val="21"/>
+              </w:rPr>
+              <w:t xml:space="preserve"> update</w:t>
+            </w:r>
+          </w:p>
+        </w:tc>
+        <w:tc>
+          <w:tcPr>
+            <w:tcW w:w="2074" w:type="dxa"/>
+            <w:vAlign w:val="center"/>
+          </w:tcPr>
+          <w:p>
+            <w:pPr>
+              <w:rPr>
+                <w:rFonts w:hint="eastAsia"/>
+                <w:szCs w:val="21"/>
+              </w:rPr>
+            </w:pPr>
+            <w:r>
+              <w:rPr>
+                <w:rFonts w:ascii="Segoe UI" w:hAnsi="Segoe UI" w:cs="Segoe UI"/>
+                <w:color w:val="0F1115"/>
+                <w:szCs w:val="21"/>
+              </w:rPr>
+              <w:t>可修改标题</w:t>
+            </w:r>
+            <w:r>
+              <w:rPr>
+                <w:rFonts w:ascii="Segoe UI" w:hAnsi="Segoe UI" w:cs="Segoe UI"/>
+                <w:color w:val="0F1115"/>
+                <w:szCs w:val="21"/>
+              </w:rPr>
+              <w:t>/</w:t>
+            </w:r>
+            <w:r>
+              <w:rPr>
+                <w:rFonts w:ascii="Segoe UI" w:hAnsi="Segoe UI" w:cs="Segoe UI"/>
+                <w:color w:val="0F1115"/>
+                <w:szCs w:val="21"/>
+              </w:rPr>
+              <w:t>内容</w:t>
+            </w:r>
+            <w:r>
+              <w:rPr>
+                <w:rFonts w:ascii="Segoe UI" w:hAnsi="Segoe UI" w:cs="Segoe UI"/>
+                <w:color w:val="0F1115"/>
+                <w:szCs w:val="21"/>
+              </w:rPr>
+              <w:t>/</w:t>
+            </w:r>
+            <w:r>
+              <w:rPr>
+                <w:rFonts w:ascii="Segoe UI" w:hAnsi="Segoe UI" w:cs="Segoe UI"/>
+                <w:color w:val="0F1115"/>
+                <w:szCs w:val="21"/>
+              </w:rPr>
+              <w:t>类型</w:t>
+            </w:r>
+          </w:p>
+        </w:tc>
+      </w:tr>
+      <w:tr>
+        <w:tc>
+          <w:tcPr>
+            <w:tcW w:w="2074" w:type="dxa"/>
+            <w:vAlign w:val="center"/>
+          </w:tcPr>
+          <w:p>
+            <w:pPr>
+              <w:rPr>
+                <w:rFonts w:hint="eastAsia"/>
+                <w:szCs w:val="21"/>
+              </w:rPr>
+            </w:pPr>
+            <w:r>
+              <w:rPr>
+                <w:rFonts w:ascii="Segoe UI" w:hAnsi="Segoe UI" w:cs="Segoe UI"/>
+                <w:color w:val="0F1115"/>
+                <w:szCs w:val="21"/>
+              </w:rPr>
+              <w:t>4</w:t>
+            </w:r>
+          </w:p>
+        </w:tc>
+        <w:tc>
+          <w:tcPr>
+            <w:tcW w:w="2074" w:type="dxa"/>
+            <w:vAlign w:val="center"/>
+          </w:tcPr>
+          <w:p>
+            <w:pPr>
+              <w:rPr>
+                <w:rFonts w:hint="eastAsia"/>
+                <w:szCs w:val="21"/>
+              </w:rPr>
+            </w:pPr>
+            <w:r>
+              <w:rPr>
+                <w:rFonts w:ascii="Segoe UI" w:hAnsi="Segoe UI" w:cs="Segoe UI"/>
+                <w:color w:val="0F1115"/>
+                <w:szCs w:val="21"/>
+              </w:rPr>
+              <w:t>删除任何头条</w:t>
+            </w:r>
+          </w:p>
+        </w:tc>
+        <w:tc>
+          <w:tcPr>
+            <w:tcW w:w="2074" w:type="dxa"/>
+            <w:vAlign w:val="center"/>
+          </w:tcPr>
+          <w:p>
+            <w:pPr>
+              <w:rPr>
+                <w:rFonts w:hint="eastAsia"/>
+                <w:szCs w:val="21"/>
+              </w:rPr>
+            </w:pPr>
+            <w:r>
+              <w:rPr>
+                <w:rFonts w:ascii="Segoe UI" w:hAnsi="Segoe UI" w:cs="Segoe UI"/>
+                <w:color w:val="0F1115"/>
+                <w:szCs w:val="21"/>
+              </w:rPr>
+              <w:t>跳过权限校验，调用</w:t>
+            </w:r>
+            <w:r>
+              <w:rPr>
+                <w:rFonts w:ascii="Segoe UI" w:hAnsi="Segoe UI" w:cs="Segoe UI"/>
+                <w:color w:val="0F1115"/>
+                <w:szCs w:val="21"/>
+              </w:rPr>
+              <w:t xml:space="preserve"> delete</w:t>
+            </w:r>
+          </w:p>
+        </w:tc>
+        <w:tc>
+          <w:tcPr>
+            <w:tcW w:w="2074" w:type="dxa"/>
+            <w:vAlign w:val="center"/>
+          </w:tcPr>
+          <w:p>
+            <w:pPr>
+              <w:rPr>
+                <w:rFonts w:hint="eastAsia"/>
+                <w:szCs w:val="21"/>
+              </w:rPr>
+            </w:pPr>
+            <w:r>
+              <w:rPr>
+                <w:rFonts w:ascii="Segoe UI" w:hAnsi="Segoe UI" w:cs="Segoe UI"/>
+                <w:color w:val="0F1115"/>
+                <w:szCs w:val="21"/>
+              </w:rPr>
+              <w:t>逻辑删除</w:t>
+            </w:r>
+          </w:p>
+        </w:tc>
+      </w:tr>
+      <w:tr>
+        <w:tc>
+          <w:tcPr>
+            <w:tcW w:w="2074" w:type="dxa"/>
+            <w:vAlign w:val="center"/>
+          </w:tcPr>
+          <w:p>
+            <w:pPr>
+              <w:rPr>
+                <w:rFonts w:hint="eastAsia"/>
+                <w:szCs w:val="21"/>
+              </w:rPr>
+            </w:pPr>
+            <w:r>
+              <w:rPr>
+                <w:rFonts w:ascii="Segoe UI" w:hAnsi="Segoe UI" w:cs="Segoe UI"/>
+                <w:color w:val="0F1115"/>
+                <w:szCs w:val="21"/>
+              </w:rPr>
+              <w:t>5</w:t>
+            </w:r>
+          </w:p>
+        </w:tc>
+        <w:tc>
+          <w:tcPr>
+            <w:tcW w:w="2074" w:type="dxa"/>
+            <w:vAlign w:val="center"/>
+          </w:tcPr>
+          <w:p>
+            <w:pPr>
+              <w:rPr>
+                <w:rFonts w:hint="eastAsia"/>
+                <w:szCs w:val="21"/>
+              </w:rPr>
+            </w:pPr>
+            <w:r>
+              <w:rPr>
+                <w:rFonts w:ascii="Segoe UI" w:hAnsi="Segoe UI" w:cs="Segoe UI"/>
+                <w:color w:val="0F1115"/>
+                <w:szCs w:val="21"/>
+              </w:rPr>
+              <w:t>查询所有头条</w:t>
+            </w:r>
+          </w:p>
+        </w:tc>
+        <w:tc>
+          <w:tcPr>
+            <w:tcW w:w="2074" w:type="dxa"/>
+            <w:vAlign w:val="center"/>
+          </w:tcPr>
+          <w:p>
+            <w:pPr>
+              <w:rPr>
+                <w:rFonts w:hint="eastAsia"/>
+                <w:szCs w:val="21"/>
+              </w:rPr>
+            </w:pPr>
+            <w:proofErr w:type="spellStart"/>
+            <w:r>
+              <w:rPr>
+                <w:rFonts w:ascii="Segoe UI" w:hAnsi="Segoe UI" w:cs="Segoe UI"/>
+                <w:color w:val="0F1115"/>
+                <w:szCs w:val="21"/>
+              </w:rPr>
+              <w:t>HeadlineDao.findAll</w:t>
+            </w:r>
+            <w:proofErr w:type="spellEnd"/>
+            <w:r>
+              <w:rPr>
+                <w:rFonts w:ascii="Segoe UI" w:hAnsi="Segoe UI" w:cs="Segoe UI"/>
+                <w:color w:val="0F1115"/>
+                <w:szCs w:val="21"/>
+              </w:rPr>
+              <w:t xml:space="preserve"> + </w:t>
+            </w:r>
+            <w:r>
+              <w:rPr>
+                <w:rFonts w:ascii="Segoe UI" w:hAnsi="Segoe UI" w:cs="Segoe UI"/>
+                <w:color w:val="0F1115"/>
+                <w:szCs w:val="21"/>
+              </w:rPr>
+              <w:t>过滤条件</w:t>
+            </w:r>
+          </w:p>
+        </w:tc>
+        <w:tc>
+          <w:tcPr>
+            <w:tcW w:w="2074" w:type="dxa"/>
+            <w:vAlign w:val="center"/>
+          </w:tcPr>
+          <w:p>
+            <w:pPr>
+              <w:rPr>
+                <w:rFonts w:hint="eastAsia"/>
+                <w:szCs w:val="21"/>
+              </w:rPr>
+            </w:pPr>
+            <w:r>
+              <w:rPr>
+                <w:rFonts w:ascii="Segoe UI" w:hAnsi="Segoe UI" w:cs="Segoe UI"/>
+                <w:color w:val="0F1115"/>
+                <w:szCs w:val="21"/>
+              </w:rPr>
+              <w:t>支持按</w:t>
+            </w:r>
+            <w:r>
+              <w:rPr>
+                <w:rFonts w:ascii="Segoe UI" w:hAnsi="Segoe UI" w:cs="Segoe UI"/>
+                <w:color w:val="0F1115"/>
+                <w:szCs w:val="21"/>
+              </w:rPr>
+              <w:t xml:space="preserve"> ID/</w:t>
+            </w:r>
+            <w:r>
+              <w:rPr>
+                <w:rFonts w:ascii="Segoe UI" w:hAnsi="Segoe UI" w:cs="Segoe UI"/>
+                <w:color w:val="0F1115"/>
+                <w:szCs w:val="21"/>
+              </w:rPr>
+              <w:t>关键字</w:t>
+            </w:r>
+            <w:r>
+              <w:rPr>
+                <w:rFonts w:ascii="Segoe UI" w:hAnsi="Segoe UI" w:cs="Segoe UI"/>
+                <w:color w:val="0F1115"/>
+                <w:szCs w:val="21"/>
+              </w:rPr>
+              <w:t>/</w:t>
+            </w:r>
+            <w:r>
+              <w:rPr>
+                <w:rFonts w:ascii="Segoe UI" w:hAnsi="Segoe UI" w:cs="Segoe UI"/>
+                <w:color w:val="0F1115"/>
+                <w:szCs w:val="21"/>
+              </w:rPr>
+              <w:t>类型筛选</w:t>
+            </w:r>
+          </w:p>
+        </w:tc>
+      </w:tr>
+      <w:tr>
+        <w:tc>
+          <w:tcPr>
+            <w:tcW w:w="2074" w:type="dxa"/>
+            <w:vAlign w:val="center"/>
+          </w:tcPr>
+          <w:p>
+            <w:pPr>
+              <w:rPr>
+                <w:rFonts w:hint="eastAsia"/>
+                <w:szCs w:val="21"/>
+              </w:rPr>
+            </w:pPr>
+            <w:r>
+              <w:rPr>
+                <w:rFonts w:ascii="Segoe UI" w:hAnsi="Segoe UI" w:cs="Segoe UI"/>
+                <w:color w:val="0F1115"/>
+                <w:szCs w:val="21"/>
+              </w:rPr>
+              <w:t>6</w:t>
+            </w:r>
+          </w:p>
+        </w:tc>
+        <w:tc>
+          <w:tcPr>
+            <w:tcW w:w="2074" w:type="dxa"/>
+            <w:vAlign w:val="center"/>
+          </w:tcPr>
+          <w:p>
+            <w:pPr>
+              <w:rPr>
+                <w:rFonts w:hint="eastAsia"/>
+                <w:szCs w:val="21"/>
+              </w:rPr>
+            </w:pPr>
+            <w:r>
+              <w:rPr>
+                <w:rFonts w:ascii="Segoe UI" w:hAnsi="Segoe UI" w:cs="Segoe UI"/>
+                <w:color w:val="0F1115"/>
+                <w:szCs w:val="21"/>
+              </w:rPr>
+              <w:t>类型管理</w:t>
+            </w:r>
+          </w:p>
+        </w:tc>
+        <w:tc>
+          <w:tcPr>
+            <w:tcW w:w="2074" w:type="dxa"/>
+            <w:vAlign w:val="center"/>
+          </w:tcPr>
+          <w:p>
+            <w:pPr>
+              <w:rPr>
+                <w:rFonts w:hint="eastAsia"/>
+                <w:szCs w:val="21"/>
+              </w:rPr>
+            </w:pPr>
+            <w:proofErr w:type="spellStart"/>
+            <w:r>
+              <w:rPr>
+                <w:rFonts w:ascii="Segoe UI" w:hAnsi="Segoe UI" w:cs="Segoe UI"/>
+                <w:color w:val="0F1115"/>
+                <w:szCs w:val="21"/>
+              </w:rPr>
+              <w:t>TypeDao</w:t>
+            </w:r>
+            <w:proofErr w:type="spellEnd"/>
+            <w:r>
+              <w:rPr>
+                <w:rFonts w:ascii="Segoe UI" w:hAnsi="Segoe UI" w:cs="Segoe UI"/>
+                <w:color w:val="0F1115"/>
+                <w:szCs w:val="21"/>
+              </w:rPr>
+              <w:t xml:space="preserve"> </w:t>
+            </w:r>
+            <w:r>
+              <w:rPr>
+                <w:rFonts w:ascii="Segoe UI" w:hAnsi="Segoe UI" w:cs="Segoe UI"/>
+                <w:color w:val="0F1115"/>
+                <w:szCs w:val="21"/>
+              </w:rPr>
+              <w:t>的增删改查</w:t>
+            </w:r>
+          </w:p>
+        </w:tc>
+        <w:tc>
+          <w:tcPr>
+            <w:tcW w:w="2074" w:type="dxa"/>
+            <w:vAlign w:val="center"/>
+          </w:tcPr>
+          <w:p>
+            <w:pPr>
+              <w:rPr>
+                <w:rFonts w:hint="eastAsia"/>
+                <w:szCs w:val="21"/>
+              </w:rPr>
+            </w:pPr>
+            <w:r>
+              <w:rPr>
+                <w:rFonts w:ascii="Segoe UI" w:hAnsi="Segoe UI" w:cs="Segoe UI"/>
+                <w:color w:val="0F1115"/>
+                <w:szCs w:val="21"/>
+              </w:rPr>
+              <w:t>删除类型前检查关联</w:t>
+            </w:r>
+          </w:p>
+        </w:tc>
+      </w:tr>
+      <w:tr>
+        <w:tc>
+          <w:tcPr>
+            <w:tcW w:w="2074" w:type="dxa"/>
+            <w:vAlign w:val="center"/>
+          </w:tcPr>
+          <w:p>
+            <w:pPr>
+              <w:rPr>
+                <w:rFonts w:hint="eastAsia"/>
+                <w:szCs w:val="21"/>
+              </w:rPr>
+            </w:pPr>
+            <w:r>
+              <w:rPr>
+                <w:rFonts w:ascii="Segoe UI" w:hAnsi="Segoe UI" w:cs="Segoe UI"/>
+                <w:color w:val="0F1115"/>
+                <w:szCs w:val="21"/>
+              </w:rPr>
+              <w:lastRenderedPageBreak/>
+              <w:t>7</w:t>
+            </w:r>
+          </w:p>
+        </w:tc>
+        <w:tc>
+          <w:tcPr>
+            <w:tcW w:w="2074" w:type="dxa"/>
+            <w:vAlign w:val="center"/>
+          </w:tcPr>
+          <w:p>
+            <w:pPr>
+              <w:rPr>
+                <w:rFonts w:hint="eastAsia"/>
+                <w:szCs w:val="21"/>
+              </w:rPr>
+            </w:pPr>
+            <w:r>
+              <w:rPr>
+                <w:rFonts w:ascii="Segoe UI" w:hAnsi="Segoe UI" w:cs="Segoe UI"/>
+                <w:color w:val="0F1115"/>
+                <w:szCs w:val="21"/>
+              </w:rPr>
+              <w:t>公告管理</w:t>
+            </w:r>
+          </w:p>
+        </w:tc>
+        <w:tc>
+          <w:tcPr>
+            <w:tcW w:w="2074" w:type="dxa"/>
+            <w:vAlign w:val="center"/>
+          </w:tcPr>
+          <w:p>
+            <w:pPr>
+              <w:rPr>
+                <w:rFonts w:hint="eastAsia"/>
+                <w:szCs w:val="21"/>
+              </w:rPr>
+            </w:pPr>
+            <w:proofErr w:type="spellStart"/>
+            <w:r>
+              <w:rPr>
+                <w:rFonts w:ascii="Segoe UI" w:hAnsi="Segoe UI" w:cs="Segoe UI"/>
+                <w:color w:val="0F1115"/>
+                <w:szCs w:val="21"/>
+              </w:rPr>
+              <w:t>NoticeDao</w:t>
+            </w:r>
+            <w:proofErr w:type="spellEnd"/>
+            <w:r>
+              <w:rPr>
+                <w:rFonts w:ascii="Segoe UI" w:hAnsi="Segoe UI" w:cs="Segoe UI"/>
+                <w:color w:val="0F1115"/>
+                <w:szCs w:val="21"/>
+              </w:rPr>
+              <w:t xml:space="preserve"> </w:t>
+            </w:r>
+            <w:r>
+              <w:rPr>
+                <w:rFonts w:ascii="Segoe UI" w:hAnsi="Segoe UI" w:cs="Segoe UI"/>
+                <w:color w:val="0F1115"/>
+                <w:szCs w:val="21"/>
+              </w:rPr>
+              <w:t>的增删改查</w:t>
+            </w:r>
+          </w:p>
+        </w:tc>
+        <w:tc>
+          <w:tcPr>
+            <w:tcW w:w="2074" w:type="dxa"/>
+            <w:vAlign w:val="center"/>
+          </w:tcPr>
+          <w:p>
+            <w:pPr>
+              <w:rPr>
+                <w:rFonts w:hint="eastAsia"/>
+                <w:szCs w:val="21"/>
+              </w:rPr>
+            </w:pPr>
+            <w:r>
+              <w:rPr>
+                <w:rFonts w:ascii="Segoe UI" w:hAnsi="Segoe UI" w:cs="Segoe UI"/>
+                <w:color w:val="0F1115"/>
+                <w:szCs w:val="21"/>
+              </w:rPr>
+              <w:t>发布</w:t>
+            </w:r>
+            <w:r>
+              <w:rPr>
+                <w:rFonts w:ascii="Segoe UI" w:hAnsi="Segoe UI" w:cs="Segoe UI"/>
+                <w:color w:val="0F1115"/>
+                <w:szCs w:val="21"/>
+              </w:rPr>
+              <w:t>/</w:t>
+            </w:r>
+            <w:r>
+              <w:rPr>
+                <w:rFonts w:ascii="Segoe UI" w:hAnsi="Segoe UI" w:cs="Segoe UI"/>
+                <w:color w:val="0F1115"/>
+                <w:szCs w:val="21"/>
+              </w:rPr>
+              <w:t>修改</w:t>
+            </w:r>
+            <w:r>
+              <w:rPr>
+                <w:rFonts w:ascii="Segoe UI" w:hAnsi="Segoe UI" w:cs="Segoe UI"/>
+                <w:color w:val="0F1115"/>
+                <w:szCs w:val="21"/>
+              </w:rPr>
+              <w:t>/</w:t>
+            </w:r>
+            <w:r>
+              <w:rPr>
+                <w:rFonts w:ascii="Segoe UI" w:hAnsi="Segoe UI" w:cs="Segoe UI"/>
+                <w:color w:val="0F1115"/>
+                <w:szCs w:val="21"/>
+              </w:rPr>
+              <w:t>删除</w:t>
+            </w:r>
+            <w:r>
+              <w:rPr>
+                <w:rFonts w:ascii="Segoe UI" w:hAnsi="Segoe UI" w:cs="Segoe UI"/>
+                <w:color w:val="0F1115"/>
+                <w:szCs w:val="21"/>
+              </w:rPr>
+              <w:t>/</w:t>
+            </w:r>
+            <w:r>
+              <w:rPr>
+                <w:rFonts w:ascii="Segoe UI" w:hAnsi="Segoe UI" w:cs="Segoe UI"/>
+                <w:color w:val="0F1115"/>
+                <w:szCs w:val="21"/>
+              </w:rPr>
+              <w:t>查询</w:t>
+            </w:r>
+          </w:p>
+        </w:tc>
+      </w:tr>
+      <w:tr>
+        <w:tc>
+          <w:tcPr>
+            <w:tcW w:w="2074" w:type="dxa"/>
+            <w:vAlign w:val="center"/>
+          </w:tcPr>
+          <w:p>
+            <w:pPr>
+              <w:rPr>
+                <w:rFonts w:hint="eastAsia"/>
+                <w:szCs w:val="21"/>
+              </w:rPr>
+            </w:pPr>
+            <w:r>
+              <w:rPr>
+                <w:rFonts w:ascii="Segoe UI" w:hAnsi="Segoe UI" w:cs="Segoe UI"/>
+                <w:color w:val="0F1115"/>
+                <w:szCs w:val="21"/>
+              </w:rPr>
+              <w:t>8</w:t>
+            </w:r>
+          </w:p>
+        </w:tc>
+        <w:tc>
+          <w:tcPr>
+            <w:tcW w:w="2074" w:type="dxa"/>
+            <w:vAlign w:val="center"/>
+          </w:tcPr>
+          <w:p>
+            <w:pPr>
+              <w:rPr>
+                <w:rFonts w:hint="eastAsia"/>
+                <w:szCs w:val="21"/>
+              </w:rPr>
+            </w:pPr>
+            <w:r>
+              <w:rPr>
+                <w:rFonts w:ascii="Segoe UI" w:hAnsi="Segoe UI" w:cs="Segoe UI"/>
+                <w:color w:val="0F1115"/>
+                <w:szCs w:val="21"/>
+              </w:rPr>
+              <w:t>热门排行榜</w:t>
+            </w:r>
+          </w:p>
+        </w:tc>
+        <w:tc>
+          <w:tcPr>
+            <w:tcW w:w="2074" w:type="dxa"/>
+            <w:vAlign w:val="center"/>
+          </w:tcPr>
+          <w:p>
+            <w:pPr>
+              <w:rPr>
+                <w:rFonts w:hint="eastAsia"/>
+                <w:szCs w:val="21"/>
+              </w:rPr>
+            </w:pPr>
+            <w:proofErr w:type="spellStart"/>
+            <w:r>
+              <w:rPr>
+                <w:rFonts w:ascii="Segoe UI" w:hAnsi="Segoe UI" w:cs="Segoe UI"/>
+                <w:color w:val="0F1115"/>
+                <w:szCs w:val="21"/>
+              </w:rPr>
+              <w:t>HeadlineDao.findHot</w:t>
+            </w:r>
+            <w:proofErr w:type="spellEnd"/>
+            <w:r>
+              <w:rPr>
+                <w:rFonts w:ascii="Segoe UI" w:hAnsi="Segoe UI" w:cs="Segoe UI"/>
+                <w:color w:val="0F1115"/>
+                <w:szCs w:val="21"/>
+              </w:rPr>
+              <w:t>（</w:t>
+            </w:r>
+            <w:r>
+              <w:rPr>
+                <w:rFonts w:ascii="Segoe UI" w:hAnsi="Segoe UI" w:cs="Segoe UI"/>
+                <w:color w:val="0F1115"/>
+                <w:szCs w:val="21"/>
+              </w:rPr>
+              <w:t>ORDER BY</w:t>
+            </w:r>
+            <w:r>
+              <w:rPr>
+                <w:rFonts w:ascii="Segoe UI" w:hAnsi="Segoe UI" w:cs="Segoe UI"/>
+                <w:color w:val="0F1115"/>
+                <w:szCs w:val="21"/>
+              </w:rPr>
+              <w:t>）</w:t>
+            </w:r>
+          </w:p>
+        </w:tc>
+        <w:tc>
+          <w:tcPr>
+            <w:tcW w:w="2074" w:type="dxa"/>
+            <w:vAlign w:val="center"/>
+          </w:tcPr>
+          <w:p>
+            <w:pPr>
+              <w:rPr>
+                <w:rFonts w:hint="eastAsia"/>
+                <w:szCs w:val="21"/>
+              </w:rPr>
+            </w:pPr>
+            <w:r>
+              <w:rPr>
+                <w:rFonts w:ascii="Segoe UI" w:hAnsi="Segoe UI" w:cs="Segoe UI"/>
+                <w:color w:val="0F1115"/>
+                <w:szCs w:val="21"/>
+              </w:rPr>
+              <w:t>按点赞数</w:t>
+            </w:r>
+            <w:r>
+              <w:rPr>
+                <w:rFonts w:ascii="Segoe UI" w:hAnsi="Segoe UI" w:cs="Segoe UI"/>
+                <w:color w:val="0F1115"/>
+                <w:szCs w:val="21"/>
+              </w:rPr>
+              <w:t>/</w:t>
+            </w:r>
+            <w:r>
+              <w:rPr>
+                <w:rFonts w:ascii="Segoe UI" w:hAnsi="Segoe UI" w:cs="Segoe UI"/>
+                <w:color w:val="0F1115"/>
+                <w:szCs w:val="21"/>
+              </w:rPr>
+              <w:t>评论数</w:t>
+            </w:r>
+            <w:r>
+              <w:rPr>
+                <w:rFonts w:ascii="Segoe UI" w:hAnsi="Segoe UI" w:cs="Segoe UI"/>
+                <w:color w:val="0F1115"/>
+                <w:szCs w:val="21"/>
+              </w:rPr>
+              <w:t>/</w:t>
+            </w:r>
+            <w:r>
+              <w:rPr>
+                <w:rFonts w:ascii="Segoe UI" w:hAnsi="Segoe UI" w:cs="Segoe UI"/>
+                <w:color w:val="0F1115"/>
+                <w:szCs w:val="21"/>
+              </w:rPr>
+              <w:t>浏览量排序</w:t>
+            </w:r>
+          </w:p>
+        </w:tc>
+      </w:tr>
+      <w:tr>
+        <w:tc>
+          <w:tcPr>
+            <w:tcW w:w="2074" w:type="dxa"/>
+            <w:vAlign w:val="center"/>
+          </w:tcPr>
+          <w:p>
+            <w:pPr>
+              <w:rPr>
+                <w:rFonts w:hint="eastAsia"/>
+                <w:szCs w:val="21"/>
+              </w:rPr>
+            </w:pPr>
+            <w:r>
+              <w:rPr>
+                <w:rFonts w:ascii="Segoe UI" w:hAnsi="Segoe UI" w:cs="Segoe UI"/>
+                <w:color w:val="0F1115"/>
+                <w:szCs w:val="21"/>
+              </w:rPr>
+              <w:t>9</w:t>
+            </w:r>
+          </w:p>
+        </w:tc>
+        <w:tc>
+          <w:tcPr>
+            <w:tcW w:w="2074" w:type="dxa"/>
+            <w:vAlign w:val="center"/>
+          </w:tcPr>
+          <w:p>
+            <w:pPr>
+              <w:rPr>
+                <w:rFonts w:hint="eastAsia"/>
+                <w:szCs w:val="21"/>
+              </w:rPr>
+            </w:pPr>
+            <w:r>
+              <w:rPr>
+                <w:rFonts w:ascii="Segoe UI" w:hAnsi="Segoe UI" w:cs="Segoe UI"/>
+                <w:color w:val="0F1115"/>
+                <w:szCs w:val="21"/>
+              </w:rPr>
+              <w:t>评论管理</w:t>
+            </w:r>
+          </w:p>
+        </w:tc>
+        <w:tc>
+          <w:tcPr>
+            <w:tcW w:w="2074" w:type="dxa"/>
+            <w:vAlign w:val="center"/>
+          </w:tcPr>
+          <w:p>
+            <w:pPr>
+              <w:rPr>
+                <w:rFonts w:hint="eastAsia"/>
+                <w:szCs w:val="21"/>
+              </w:rPr>
+            </w:pPr>
+            <w:proofErr w:type="spellStart"/>
+            <w:r>
+              <w:rPr>
+                <w:rFonts w:ascii="Segoe UI" w:hAnsi="Segoe UI" w:cs="Segoe UI"/>
+                <w:color w:val="0F1115"/>
+                <w:szCs w:val="21"/>
+              </w:rPr>
+              <w:t>CommentDao</w:t>
+            </w:r>
+            <w:proofErr w:type="spellEnd"/>
+            <w:r>
+              <w:rPr>
+                <w:rFonts w:ascii="Segoe UI" w:hAnsi="Segoe UI" w:cs="Segoe UI"/>
+                <w:color w:val="0F1115"/>
+                <w:szCs w:val="21"/>
+              </w:rPr>
+              <w:t xml:space="preserve"> </w:t>
+            </w:r>
+            <w:r>
+              <w:rPr>
+                <w:rFonts w:ascii="Segoe UI" w:hAnsi="Segoe UI" w:cs="Segoe UI"/>
+                <w:color w:val="0F1115"/>
+                <w:szCs w:val="21"/>
+              </w:rPr>
+              <w:t>查询</w:t>
+            </w:r>
+            <w:r>
+              <w:rPr>
+                <w:rFonts w:ascii="Segoe UI" w:hAnsi="Segoe UI" w:cs="Segoe UI"/>
+                <w:color w:val="0F1115"/>
+                <w:szCs w:val="21"/>
+              </w:rPr>
+              <w:t xml:space="preserve"> + </w:t>
+            </w:r>
+            <w:r>
+              <w:rPr>
+                <w:rFonts w:ascii="Segoe UI" w:hAnsi="Segoe UI" w:cs="Segoe UI"/>
+                <w:color w:val="0F1115"/>
+                <w:szCs w:val="21"/>
+              </w:rPr>
+              <w:t>删除</w:t>
+            </w:r>
+          </w:p>
+        </w:tc>
+        <w:tc>
+          <w:tcPr>
+            <w:tcW w:w="2074" w:type="dxa"/>
+            <w:vAlign w:val="center"/>
+          </w:tcPr>
+          <w:p>
+            <w:pPr>
+              <w:rPr>
+                <w:rFonts w:hint="eastAsia"/>
+                <w:szCs w:val="21"/>
+              </w:rPr>
+            </w:pPr>
+            <w:r>
+              <w:rPr>
+                <w:rFonts w:ascii="Segoe UI" w:hAnsi="Segoe UI" w:cs="Segoe UI"/>
+                <w:color w:val="0F1115"/>
+                <w:szCs w:val="21"/>
+              </w:rPr>
+              <w:t>删除不当评论</w:t>
+            </w:r>
+          </w:p>
+        </w:tc>
+      </w:tr>
+      <w:tr>
+        <w:tc>
+          <w:tcPr>
+            <w:tcW w:w="2074" w:type="dxa"/>
+            <w:vAlign w:val="center"/>
+          </w:tcPr>
+          <w:p>
+            <w:pPr>
+              <w:rPr>
+                <w:rFonts w:hint="eastAsia"/>
+                <w:szCs w:val="21"/>
+              </w:rPr>
+            </w:pPr>
+            <w:r>
+              <w:rPr>
+                <w:rFonts w:ascii="Segoe UI" w:hAnsi="Segoe UI" w:cs="Segoe UI"/>
+                <w:color w:val="0F1115"/>
+                <w:szCs w:val="21"/>
+              </w:rPr>
+              <w:t>0</w:t>
+            </w:r>
+          </w:p>
+        </w:tc>
+        <w:tc>
+          <w:tcPr>
+            <w:tcW w:w="2074" w:type="dxa"/>
+            <w:vAlign w:val="center"/>
+          </w:tcPr>
+          <w:p>
+            <w:pPr>
+              <w:rPr>
+                <w:rFonts w:hint="eastAsia"/>
+                <w:szCs w:val="21"/>
+              </w:rPr>
+            </w:pPr>
+            <w:r>
+              <w:rPr>
+                <w:rFonts w:ascii="Segoe UI" w:hAnsi="Segoe UI" w:cs="Segoe UI"/>
+                <w:color w:val="0F1115"/>
+                <w:szCs w:val="21"/>
+              </w:rPr>
+              <w:t>退出</w:t>
+            </w:r>
+          </w:p>
+        </w:tc>
+        <w:tc>
+          <w:tcPr>
+            <w:tcW w:w="2074" w:type="dxa"/>
+            <w:vAlign w:val="center"/>
+          </w:tcPr>
+          <w:p>
+            <w:pPr>
+              <w:rPr>
+                <w:rFonts w:hint="eastAsia"/>
+                <w:szCs w:val="21"/>
+              </w:rPr>
+            </w:pPr>
+            <w:r>
+              <w:rPr>
+                <w:rFonts w:ascii="Segoe UI" w:hAnsi="Segoe UI" w:cs="Segoe UI"/>
+                <w:color w:val="0F1115"/>
+                <w:szCs w:val="21"/>
+              </w:rPr>
+              <w:t>清空</w:t>
+            </w:r>
+            <w:r>
+              <w:rPr>
+                <w:rFonts w:ascii="Segoe UI" w:hAnsi="Segoe UI" w:cs="Segoe UI"/>
+                <w:color w:val="0F1115"/>
+                <w:szCs w:val="21"/>
+              </w:rPr>
+              <w:t xml:space="preserve"> Session</w:t>
+            </w:r>
+          </w:p>
+        </w:tc>
+        <w:tc>
+          <w:tcPr>
+            <w:tcW w:w="2074" w:type="dxa"/>
+            <w:vAlign w:val="center"/>
+          </w:tcPr>
+          <w:p>
+            <w:pPr>
+              <w:rPr>
+                <w:rFonts w:hint="eastAsia"/>
+                <w:szCs w:val="21"/>
+              </w:rPr>
+            </w:pPr>
+            <w:r>
+              <w:rPr>
+                <w:rFonts w:ascii="Segoe UI" w:hAnsi="Segoe UI" w:cs="Segoe UI"/>
+                <w:color w:val="0F1115"/>
+                <w:szCs w:val="21"/>
+              </w:rPr>
+              <w:t>退出登录</w:t>
+            </w:r>
+          </w:p>
+        </w:tc>
+      </w:tr>
+    </w:tbl>
+    <w:p>
+      <w:pPr>
+        <w:rPr>
+          <w:rFonts w:hint="eastAsia"/>
+        </w:rPr>
+      </w:pPr>
     </w:p>
     <w:p>
       <w:pPr>
-        <w:numPr>
-          <w:ilvl w:val="0"/>
-          <w:numId w:val="8"/>
-        </w:numPr>
-        <w:rPr>
-          <w:rFonts w:hint="eastAsia"/>
-        </w:rPr>
-      </w:pPr>
-      <w:r>
-        <w:t>使用 Druid 连接池管理连接。</w:t>
+        <w:pStyle w:val="2"/>
+        <w:rPr>
+          <w:rFonts w:hint="eastAsia"/>
+        </w:rPr>
+      </w:pPr>
+      <w:r>
+        <w:rPr>
+          <w:rFonts w:hint="eastAsia"/>
+        </w:rPr>
+        <w:t>四</w:t>
+      </w:r>
+      <w:r>
+        <w:rPr>
+          <w:rFonts w:hint="eastAsia"/>
+        </w:rPr>
+        <w:t>、</w:t>
+      </w:r>
+      <w:r>
+        <w:rPr>
+          <w:rFonts w:hint="eastAsia"/>
+        </w:rPr>
+        <w:t>系统分析设计与实现文档内容如下：</w:t>
       </w:r>
     </w:p>
     <w:p>
       <w:pPr>
-        <w:numPr>
-          <w:ilvl w:val="0"/>
-          <w:numId w:val="8"/>
-        </w:numPr>
-        <w:rPr>
-          <w:rFonts w:hint="eastAsia"/>
-        </w:rPr>
-      </w:pPr>
-      <w:r>
-        <w:t>权限校验：</w:t>
+        <w:rPr>
+          <w:rFonts w:hint="eastAsia"/>
+        </w:rPr>
+      </w:pPr>
+      <w:r>
+        <w:rPr>
+          <w:rFonts w:hint="eastAsia"/>
+        </w:rPr>
+        <w:t>第一章系统分析</w:t>
       </w:r>
     </w:p>
     <w:p>
       <w:pPr>
-        <w:numPr>
-          <w:ilvl w:val="1"/>
-          <w:numId w:val="8"/>
-        </w:numPr>
-        <w:rPr>
-          <w:rFonts w:hint="eastAsia"/>
-        </w:rPr>
-      </w:pPr>
-      <w:r>
-        <w:t>普通用户修改/删除头条、评论时，必须校验 当前用户 ID == 资源.publisher 或 评论.</w:t>
-      </w:r>
-      <w:proofErr w:type="spellStart"/>
-      <w:r>
-        <w:t>uid</w:t>
-      </w:r>
-      <w:proofErr w:type="spellEnd"/>
-      <w:r>
-        <w:t>。</w:t>
+        <w:ind w:leftChars="100" w:left="210"/>
+        <w:rPr>
+          <w:rFonts w:hint="eastAsia"/>
+        </w:rPr>
+      </w:pPr>
+      <w:r>
+        <w:rPr>
+          <w:rFonts w:hint="eastAsia"/>
+        </w:rPr>
+        <w:t>主要内容</w:t>
       </w:r>
     </w:p>
     <w:p>
       <w:pPr>
-        <w:numPr>
-          <w:ilvl w:val="1"/>
-          <w:numId w:val="8"/>
-        </w:numPr>
-        <w:rPr>
-          <w:rFonts w:hint="eastAsia"/>
-        </w:rPr>
-      </w:pPr>
-      <w:r>
-        <w:t>管理员操作时跳过此校验（但需校验 当前用户.role == 1）。</w:t>
+        <w:ind w:leftChars="200" w:left="420"/>
+        <w:rPr>
+          <w:rFonts w:hint="eastAsia"/>
+        </w:rPr>
+      </w:pPr>
+      <w:r>
+        <w:rPr>
+          <w:rFonts w:hint="eastAsia"/>
+        </w:rPr>
+        <w:t>1.采用活动图对业务流程进行描述</w:t>
       </w:r>
     </w:p>
     <w:p>
       <w:pPr>
-        <w:numPr>
-          <w:ilvl w:val="0"/>
-          <w:numId w:val="8"/>
-        </w:numPr>
-        <w:rPr>
-          <w:rFonts w:hint="eastAsia"/>
-        </w:rPr>
-      </w:pPr>
-      <w:r>
-        <w:t>事务控制：</w:t>
+        <w:ind w:leftChars="200" w:left="420"/>
+        <w:rPr>
+          <w:rFonts w:hint="eastAsia"/>
+        </w:rPr>
+      </w:pPr>
+      <w:r>
+        <w:rPr>
+          <w:rFonts w:hint="eastAsia"/>
+        </w:rPr>
+        <w:t>2.通过事件列表产生用例图，得到用例描述</w:t>
       </w:r>
     </w:p>
     <w:p>
       <w:pPr>
-        <w:numPr>
-          <w:ilvl w:val="1"/>
-          <w:numId w:val="8"/>
-        </w:numPr>
-        <w:rPr>
-          <w:rFonts w:hint="eastAsia"/>
-        </w:rPr>
-      </w:pPr>
-      <w:r>
-        <w:t>点赞/取消点赞时需要同时更新 </w:t>
-      </w:r>
-      <w:proofErr w:type="spellStart"/>
-      <w:r>
-        <w:t>news_headline.like_count</w:t>
-      </w:r>
-      <w:proofErr w:type="spellEnd"/>
-      <w:r>
-        <w:t> 和插入/删除 </w:t>
-      </w:r>
-      <w:proofErr w:type="spellStart"/>
-      <w:r>
-        <w:t>news_like</w:t>
-      </w:r>
-      <w:proofErr w:type="spellEnd"/>
-      <w:r>
-        <w:t> 记录，需保证原子性（事务）。</w:t>
+        <w:ind w:leftChars="200" w:left="420"/>
+        <w:rPr>
+          <w:rFonts w:hint="eastAsia"/>
+        </w:rPr>
+      </w:pPr>
+      <w:r>
+        <w:rPr>
+          <w:rFonts w:hint="eastAsia"/>
+        </w:rPr>
+        <w:t>3.通过用例描述得到只有属性的静态类图</w:t>
       </w:r>
     </w:p>
     <w:p>
       <w:pPr>
-        <w:numPr>
-          <w:ilvl w:val="1"/>
-          <w:numId w:val="8"/>
-        </w:numPr>
-        <w:rPr>
-          <w:rFonts w:hint="eastAsia"/>
-        </w:rPr>
-      </w:pPr>
-      <w:r>
-        <w:t>发布评论时需更新 </w:t>
-      </w:r>
-      <w:proofErr w:type="spellStart"/>
-      <w:r>
-        <w:t>comment_count</w:t>
-      </w:r>
-      <w:proofErr w:type="spellEnd"/>
-      <w:r>
-        <w:t>，同样使用事务。</w:t>
+        <w:ind w:leftChars="200" w:left="420"/>
+        <w:rPr>
+          <w:rFonts w:hint="eastAsia"/>
+        </w:rPr>
+      </w:pPr>
+      <w:r>
+        <w:rPr>
+          <w:rFonts w:hint="eastAsia"/>
+        </w:rPr>
+        <w:t>4.通过顺序图得到有属性和方法的类图</w:t>
       </w:r>
     </w:p>
     <w:p>
       <w:pPr>
-        <w:numPr>
-          <w:ilvl w:val="1"/>
-          <w:numId w:val="8"/>
-        </w:numPr>
-        <w:rPr>
-          <w:rFonts w:hint="eastAsia"/>
-        </w:rPr>
-      </w:pPr>
-      <w:r>
-        <w:t>删除头条时，因外键级联删除，只需删除头条即可，但业务层可先查询再删除。</w:t>
+        <w:rPr>
+          <w:rFonts w:hint="eastAsia"/>
+        </w:rPr>
+      </w:pPr>
+      <w:r>
+        <w:rPr>
+          <w:rFonts w:hint="eastAsia"/>
+        </w:rPr>
+        <w:t>第二章系统设计</w:t>
       </w:r>
     </w:p>
     <w:p>
       <w:pPr>
-        <w:numPr>
-          <w:ilvl w:val="0"/>
-          <w:numId w:val="8"/>
-        </w:numPr>
-        <w:rPr>
-          <w:rFonts w:hint="eastAsia"/>
-        </w:rPr>
-      </w:pPr>
-      <w:r>
-        <w:lastRenderedPageBreak/>
-        <w:t>冗余字段维护：在插入点赞、删除点赞、插入评论、删除评论时，使用事务同步更新 </w:t>
-      </w:r>
-      <w:proofErr w:type="spellStart"/>
-      <w:r>
-        <w:t>like_count</w:t>
-      </w:r>
-      <w:proofErr w:type="spellEnd"/>
-      <w:r>
-        <w:t> 和 </w:t>
-      </w:r>
-      <w:proofErr w:type="spellStart"/>
-      <w:r>
-        <w:t>comment_count</w:t>
-      </w:r>
-      <w:proofErr w:type="spellEnd"/>
-      <w:r>
-        <w:t>。</w:t>
+        <w:ind w:leftChars="100" w:left="210"/>
+        <w:rPr>
+          <w:rFonts w:hint="eastAsia"/>
+        </w:rPr>
+      </w:pPr>
+      <w:r>
+        <w:rPr>
+          <w:rFonts w:hint="eastAsia"/>
+        </w:rPr>
+        <w:t>主要内容</w:t>
       </w:r>
     </w:p>
     <w:p>
       <w:pPr>
-        <w:numPr>
-          <w:ilvl w:val="0"/>
-          <w:numId w:val="8"/>
-        </w:numPr>
-        <w:rPr>
-          <w:rFonts w:hint="eastAsia"/>
-        </w:rPr>
-      </w:pPr>
-      <w:r>
-        <w:t>查询优化：分页查询使用 LIMIT</w:t>
-      </w:r>
-      <w:proofErr w:type="gramStart"/>
-      <w:r>
-        <w:t xml:space="preserve"> ?</w:t>
-      </w:r>
-      <w:proofErr w:type="gramEnd"/>
-      <w:r>
-        <w:t xml:space="preserve"> ,</w:t>
-      </w:r>
-      <w:proofErr w:type="gramStart"/>
-      <w:r>
-        <w:t xml:space="preserve"> ?</w:t>
-      </w:r>
-      <w:proofErr w:type="gramEnd"/>
-      <w:r>
-        <w:t xml:space="preserve">，排序可使用 ORDER BY </w:t>
-      </w:r>
-      <w:proofErr w:type="spellStart"/>
-      <w:r>
-        <w:t>create_time</w:t>
-      </w:r>
-      <w:proofErr w:type="spellEnd"/>
-      <w:r>
-        <w:t xml:space="preserve"> DESC 或按热度排序。</w:t>
+        <w:ind w:leftChars="200" w:left="420"/>
+        <w:rPr>
+          <w:rFonts w:hint="eastAsia"/>
+        </w:rPr>
+      </w:pPr>
+      <w:r>
+        <w:rPr>
+          <w:rFonts w:hint="eastAsia"/>
+        </w:rPr>
+        <w:t>1.体系结构模型：逻辑结构示意图和物理结构示意图</w:t>
       </w:r>
     </w:p>
     <w:p>
       <w:pPr>
-        <w:numPr>
-          <w:ilvl w:val="0"/>
-          <w:numId w:val="8"/>
-        </w:numPr>
-        <w:rPr>
-          <w:rFonts w:hint="eastAsia"/>
-        </w:rPr>
-      </w:pPr>
-      <w:r>
-        <w:t>自增主键回填：插入头条、公告、评论后，若需要立即获得 ID，使用 </w:t>
-      </w:r>
-      <w:proofErr w:type="spellStart"/>
-      <w:r>
-        <w:t>PreparedStatement.RETURN_GENERATED_KEYS</w:t>
-      </w:r>
-      <w:proofErr w:type="spellEnd"/>
-      <w:r>
-        <w:t>。</w:t>
+        <w:ind w:leftChars="200" w:left="420"/>
+        <w:rPr>
+          <w:rFonts w:hint="eastAsia"/>
+        </w:rPr>
+      </w:pPr>
+      <w:r>
+        <w:rPr>
+          <w:rFonts w:hint="eastAsia"/>
+        </w:rPr>
+        <w:t>2.类的设计：类名，属性，方法。要求细化</w:t>
       </w:r>
     </w:p>
     <w:p>
       <w:pPr>
-        <w:numPr>
-          <w:ilvl w:val="0"/>
-          <w:numId w:val="8"/>
-        </w:numPr>
-        <w:rPr>
-          <w:rFonts w:hint="eastAsia"/>
-        </w:rPr>
-      </w:pPr>
-      <w:r>
-        <w:t>DAO 层：提供 </w:t>
-      </w:r>
-      <w:proofErr w:type="spellStart"/>
-      <w:r>
-        <w:t>BaseDao</w:t>
-      </w:r>
-      <w:proofErr w:type="spellEnd"/>
-      <w:r>
-        <w:t> 通用方法，子类分别实现用户、头条、类型、公告、点赞、评论的增删改查，Service 层处理业务逻辑和权限。</w:t>
+        <w:ind w:leftChars="200" w:left="420"/>
+        <w:rPr>
+          <w:rFonts w:hint="eastAsia"/>
+        </w:rPr>
+      </w:pPr>
+      <w:r>
+        <w:rPr>
+          <w:rFonts w:hint="eastAsia"/>
+        </w:rPr>
+        <w:t>3.数据库设计：EAD，ERD，关系数据模型，表结构</w:t>
       </w:r>
     </w:p>
     <w:p>
       <w:pPr>
-        <w:numPr>
-          <w:ilvl w:val="0"/>
-          <w:numId w:val="8"/>
-        </w:numPr>
-      </w:pPr>
-      <w:r>
-        <w:t xml:space="preserve">密码存储：使用 MD5 或 </w:t>
-      </w:r>
-      <w:proofErr w:type="spellStart"/>
-      <w:r>
-        <w:t>BCrypt</w:t>
-      </w:r>
-      <w:proofErr w:type="spellEnd"/>
-      <w:r>
-        <w:t xml:space="preserve"> 加密（示例中可先明文，但生产必须加密）。</w:t>
-      </w:r>
-    </w:p>
-    <w:p/>
-    <w:p>
-      <w:pPr>
-        <w:pStyle w:val="2"/>
-      </w:pPr>
-      <w:r>
-        <w:rPr>
-          <w:rFonts w:hint="eastAsia"/>
-        </w:rPr>
-        <w:t>四</w:t>
-      </w:r>
-      <w:r>
-        <w:rPr>
-          <w:rFonts w:hint="eastAsia"/>
-        </w:rPr>
-        <w:t>、四</w:t>
-      </w:r>
-      <w:r>
-        <w:rPr>
-          <w:rFonts w:hint="eastAsia"/>
-        </w:rPr>
-        <w:t>名小组成员分别需要四个版本</w:t>
+        <w:rPr>
+          <w:rFonts w:hint="eastAsia"/>
+        </w:rPr>
+      </w:pPr>
+      <w:r>
+        <w:rPr>
+          <w:rFonts w:hint="eastAsia"/>
+        </w:rPr>
+        <w:t>第三章系统实现</w:t>
       </w:r>
     </w:p>
     <w:p>
       <w:pPr>
-        <w:ind w:left="360"/>
-        <w:rPr>
-          <w:b/>
-          <w:bCs/>
-        </w:rPr>
-      </w:pPr>
-      <w:r>
-        <w:rPr>
-          <w:rFonts w:hint="eastAsia"/>
-          <w:b/>
-          <w:bCs/>
-        </w:rPr>
-        <w:t>1.控制台</w:t>
-      </w:r>
-      <w:r>
-        <w:rPr>
-          <w:rFonts w:hint="eastAsia"/>
-          <w:b/>
-          <w:bCs/>
-        </w:rPr>
-        <w:t>单机</w:t>
-      </w:r>
-      <w:r>
-        <w:rPr>
-          <w:rFonts w:hint="eastAsia"/>
-          <w:b/>
-          <w:bCs/>
-        </w:rPr>
-        <w:t>版本（乔琳雅）</w:t>
+        <w:ind w:leftChars="100" w:left="210"/>
+        <w:rPr>
+          <w:rFonts w:hint="eastAsia"/>
+        </w:rPr>
+      </w:pPr>
+      <w:r>
+        <w:rPr>
+          <w:rFonts w:hint="eastAsia"/>
+        </w:rPr>
+        <w:t>系统实现截图</w:t>
       </w:r>
     </w:p>
     <w:p>
       <w:pPr>
-        <w:ind w:left="360"/>
-        <w:rPr>
-          <w:rFonts w:hint="eastAsia"/>
-          <w:b/>
-          <w:bCs/>
-        </w:rPr>
-      </w:pPr>
-      <w:r>
-        <w:rPr>
-          <w:rFonts w:hint="eastAsia"/>
-          <w:b/>
-          <w:bCs/>
-        </w:rPr>
-        <w:t>2</w:t>
-      </w:r>
-      <w:r>
-        <w:rPr>
-          <w:rFonts w:hint="eastAsia"/>
-          <w:b/>
-          <w:bCs/>
-        </w:rPr>
-        <w:t>.可视化单机版本（</w:t>
-      </w:r>
-      <w:r>
-        <w:rPr>
-          <w:b/>
-          <w:bCs/>
-        </w:rPr>
-        <w:t>马诗涵</w:t>
-      </w:r>
-      <w:r>
-        <w:rPr>
-          <w:rFonts w:hint="eastAsia"/>
-          <w:b/>
-          <w:bCs/>
-        </w:rPr>
-        <w:t>）</w:t>
+        <w:rPr>
+          <w:rFonts w:hint="eastAsia"/>
+        </w:rPr>
+      </w:pPr>
+      <w:r>
+        <w:rPr>
+          <w:rFonts w:hint="eastAsia"/>
+        </w:rPr>
+        <w:t>第四章系统测试</w:t>
       </w:r>
     </w:p>
     <w:p>
       <w:pPr>
-        <w:ind w:left="360"/>
-        <w:rPr>
-          <w:rFonts w:hint="eastAsia"/>
-          <w:b/>
-          <w:bCs/>
-        </w:rPr>
-      </w:pPr>
-      <w:r>
-        <w:rPr>
-          <w:rFonts w:hint="eastAsia"/>
-          <w:b/>
-          <w:bCs/>
-        </w:rPr>
-        <w:t>3</w:t>
-      </w:r>
-      <w:r>
-        <w:rPr>
-          <w:rFonts w:hint="eastAsia"/>
-          <w:b/>
-          <w:bCs/>
-        </w:rPr>
-        <w:t>.可视化联机</w:t>
-      </w:r>
-      <w:r>
-        <w:rPr>
-          <w:rFonts w:hint="eastAsia"/>
-          <w:b/>
-          <w:bCs/>
-        </w:rPr>
-        <w:t>c/s</w:t>
-      </w:r>
-      <w:r>
-        <w:rPr>
-          <w:rFonts w:hint="eastAsia"/>
-          <w:b/>
-          <w:bCs/>
-        </w:rPr>
-        <w:t>版本（</w:t>
-      </w:r>
-      <w:r>
-        <w:rPr>
-          <w:b/>
-          <w:bCs/>
-        </w:rPr>
-        <w:t>姜益宏</w:t>
-      </w:r>
-      <w:r>
-        <w:rPr>
-          <w:rFonts w:hint="eastAsia"/>
-          <w:b/>
-          <w:bCs/>
-        </w:rPr>
-        <w:t>）</w:t>
+        <w:ind w:leftChars="100" w:left="210"/>
+        <w:rPr>
+          <w:rFonts w:hint="eastAsia"/>
+        </w:rPr>
+      </w:pPr>
+      <w:r>
+        <w:rPr>
+          <w:rFonts w:hint="eastAsia"/>
+        </w:rPr>
+        <w:t>1.使用Postman进行接口 / API 测试</w:t>
       </w:r>
     </w:p>
     <w:p>
       <w:pPr>
-        <w:ind w:left="360"/>
-        <w:rPr>
-          <w:rFonts w:hint="eastAsia"/>
-          <w:b/>
-          <w:bCs/>
-        </w:rPr>
-      </w:pPr>
-      <w:r>
-        <w:rPr>
-          <w:rFonts w:hint="eastAsia"/>
-          <w:b/>
-          <w:bCs/>
-        </w:rPr>
-        <w:t>4.网页</w:t>
-      </w:r>
-      <w:r>
-        <w:rPr>
-          <w:rFonts w:hint="eastAsia"/>
-          <w:b/>
-          <w:bCs/>
-        </w:rPr>
-        <w:t>b/s</w:t>
-      </w:r>
-      <w:r>
-        <w:rPr>
-          <w:rFonts w:hint="eastAsia"/>
-          <w:b/>
-          <w:bCs/>
-        </w:rPr>
-        <w:t>版本（</w:t>
-      </w:r>
-      <w:r>
-        <w:rPr>
-          <w:b/>
-          <w:bCs/>
-        </w:rPr>
-        <w:t>于志畅</w:t>
-      </w:r>
-      <w:r>
-        <w:rPr>
-          <w:rFonts w:hint="eastAsia"/>
-          <w:b/>
-          <w:bCs/>
-        </w:rPr>
-        <w:t>）</w:t>
+        <w:ind w:leftChars="100" w:left="210"/>
+        <w:rPr>
+          <w:rFonts w:hint="eastAsia"/>
+        </w:rPr>
+      </w:pPr>
+      <w:r>
+        <w:rPr>
+          <w:rFonts w:hint="eastAsia"/>
+        </w:rPr>
+        <w:t>2.使用JMeter进行性能/ 压力测试</w:t>
       </w:r>
     </w:p>
     <w:p>
@@ -1581,982 +5116,26 @@
           <w:rFonts w:hint="eastAsia"/>
         </w:rPr>
       </w:pPr>
+      <w:r>
+        <w:rPr>
+          <w:rFonts w:hint="eastAsia"/>
+        </w:rPr>
+        <w:t>给出测试软件具体测试截图。</w:t>
+      </w:r>
     </w:p>
     <w:p>
       <w:pPr>
-        <w:pStyle w:val="2"/>
-        <w:rPr>
-          <w:rFonts w:hint="eastAsia"/>
-        </w:rPr>
-      </w:pPr>
-      <w:r>
-        <w:rPr>
-          <w:rFonts w:hint="eastAsia"/>
-        </w:rPr>
-        <w:t>五、</w:t>
-      </w:r>
-      <w:r>
-        <w:rPr>
-          <w:rFonts w:hint="eastAsia"/>
-        </w:rPr>
-        <w:t>成果物：学号姓名命名</w:t>
-      </w:r>
+        <w:rPr>
+          <w:rFonts w:hint="eastAsia"/>
+        </w:rPr>
+      </w:pPr>
     </w:p>
     <w:p>
       <w:pPr>
-        <w:pStyle w:val="a9"/>
-        <w:numPr>
-          <w:ilvl w:val="0"/>
-          <w:numId w:val="11"/>
-        </w:numPr>
-      </w:pPr>
-      <w:r>
-        <w:t>系统分析设计与实现文档</w:t>
-      </w:r>
-      <w:r>
-        <w:rPr>
-          <w:rFonts w:hint="eastAsia"/>
-        </w:rPr>
-        <w:t>：</w:t>
-      </w:r>
-      <w:r>
-        <w:rPr>
-          <w:rFonts w:ascii="黑体" w:eastAsia="黑体" w:hAnsi="黑体" w:hint="eastAsia"/>
-          <w:sz w:val="24"/>
-          <w:szCs w:val="24"/>
-        </w:rPr>
-        <w:t>学号姓名_系统分析设计与实现</w:t>
-      </w:r>
-    </w:p>
-    <w:p>
-      <w:pPr>
-        <w:pStyle w:val="a9"/>
-        <w:numPr>
-          <w:ilvl w:val="0"/>
-          <w:numId w:val="11"/>
-        </w:numPr>
-      </w:pPr>
-      <w:r>
-        <w:t xml:space="preserve">项目答辩ppt </w:t>
-      </w:r>
-      <w:r>
-        <w:rPr>
-          <w:rFonts w:hint="eastAsia"/>
-        </w:rPr>
-        <w:t>：</w:t>
-      </w:r>
-      <w:r>
-        <w:rPr>
-          <w:rFonts w:ascii="黑体" w:eastAsia="黑体" w:hAnsi="黑体" w:hint="eastAsia"/>
-          <w:sz w:val="24"/>
-          <w:szCs w:val="24"/>
-        </w:rPr>
-        <w:t>项目答辩ppt</w:t>
-      </w:r>
-    </w:p>
-    <w:p>
-      <w:pPr>
-        <w:pStyle w:val="a9"/>
-        <w:numPr>
-          <w:ilvl w:val="0"/>
-          <w:numId w:val="11"/>
-        </w:numPr>
-      </w:pPr>
-      <w:r>
-        <w:rPr>
-          <w:rFonts w:hint="eastAsia"/>
-        </w:rPr>
-        <w:t>项目代码</w:t>
-      </w:r>
-      <w:r>
-        <w:rPr>
-          <w:rFonts w:hint="eastAsia"/>
-        </w:rPr>
-        <w:t>：</w:t>
-      </w:r>
-      <w:r>
-        <w:rPr>
-          <w:rFonts w:ascii="黑体" w:eastAsia="黑体" w:hAnsi="黑体" w:hint="eastAsia"/>
-          <w:sz w:val="24"/>
-          <w:szCs w:val="24"/>
-        </w:rPr>
-        <w:t>学号姓名_项目代码_版本</w:t>
-      </w:r>
-      <w:r>
-        <w:rPr>
-          <w:rFonts w:ascii="黑体" w:eastAsia="黑体" w:hAnsi="黑体" w:hint="eastAsia"/>
-          <w:sz w:val="24"/>
-          <w:szCs w:val="24"/>
-        </w:rPr>
-        <w:t>（</w:t>
-      </w:r>
-      <w:r>
-        <w:rPr>
-          <w:rFonts w:hint="eastAsia"/>
-        </w:rPr>
-        <w:t>文档格式参考大连海洋大学计算机专业本科毕业论文格式要求。</w:t>
-      </w:r>
-    </w:p>
-    <w:p>
-      <w:pPr>
-        <w:pStyle w:val="a9"/>
-        <w:ind w:left="860"/>
-        <w:rPr>
-          <w:rFonts w:hint="eastAsia"/>
-        </w:rPr>
-      </w:pPr>
-    </w:p>
-    <w:p>
-      <w:pPr>
-        <w:pStyle w:val="a9"/>
-        <w:numPr>
-          <w:ilvl w:val="0"/>
-          <w:numId w:val="11"/>
-        </w:numPr>
-        <w:spacing w:line="360" w:lineRule="auto"/>
-        <w:rPr>
-          <w:rFonts w:ascii="黑体" w:eastAsia="黑体" w:hAnsi="黑体" w:hint="eastAsia"/>
-          <w:sz w:val="24"/>
-          <w:szCs w:val="24"/>
-        </w:rPr>
-      </w:pPr>
-      <w:r>
-        <w:t>版本控制文档。用Git仓库进行版本控制，给出每天版本控制信息截屏</w:t>
-      </w:r>
-      <w:r>
-        <w:rPr>
-          <w:rFonts w:hint="eastAsia"/>
-        </w:rPr>
-        <w:t>。</w:t>
-      </w:r>
-      <w:r>
-        <w:rPr>
-          <w:rFonts w:ascii="黑体" w:eastAsia="黑体" w:hAnsi="黑体" w:hint="eastAsia"/>
-          <w:sz w:val="24"/>
-          <w:szCs w:val="24"/>
-        </w:rPr>
-        <w:t>Git要求见Git相关内容文档.doc</w:t>
-      </w:r>
-    </w:p>
-    <w:p>
-      <w:pPr>
-        <w:pStyle w:val="2"/>
-        <w:rPr>
-          <w:rFonts w:hint="eastAsia"/>
-        </w:rPr>
-      </w:pPr>
-      <w:r>
-        <w:rPr>
-          <w:rFonts w:hint="eastAsia"/>
-        </w:rPr>
-        <w:t>六、</w:t>
-      </w:r>
-      <w:r>
-        <w:rPr>
-          <w:rFonts w:hint="eastAsia"/>
-        </w:rPr>
-        <w:t>系统分析设计与实现文档内容如下：</w:t>
-      </w:r>
-    </w:p>
-    <w:p>
-      <w:pPr>
-        <w:rPr>
-          <w:rFonts w:hint="eastAsia"/>
-        </w:rPr>
-      </w:pPr>
-      <w:r>
-        <w:rPr>
-          <w:rFonts w:hint="eastAsia"/>
-        </w:rPr>
-        <w:t>第一章系统分析</w:t>
-      </w:r>
-    </w:p>
-    <w:p>
-      <w:pPr>
-        <w:ind w:leftChars="100" w:left="210"/>
-        <w:rPr>
-          <w:rFonts w:hint="eastAsia"/>
-        </w:rPr>
-      </w:pPr>
-      <w:r>
-        <w:rPr>
-          <w:rFonts w:hint="eastAsia"/>
-        </w:rPr>
-        <w:t>主要内容</w:t>
-      </w:r>
-    </w:p>
-    <w:p>
-      <w:pPr>
-        <w:ind w:leftChars="200" w:left="420"/>
-        <w:rPr>
-          <w:rFonts w:hint="eastAsia"/>
-        </w:rPr>
-      </w:pPr>
-      <w:r>
-        <w:rPr>
-          <w:rFonts w:hint="eastAsia"/>
-        </w:rPr>
-        <w:t>1.采用活动图对业务流程进行描述</w:t>
-      </w:r>
-    </w:p>
-    <w:p>
-      <w:pPr>
-        <w:ind w:leftChars="200" w:left="420"/>
-        <w:rPr>
-          <w:rFonts w:hint="eastAsia"/>
-        </w:rPr>
-      </w:pPr>
-      <w:r>
-        <w:rPr>
-          <w:rFonts w:hint="eastAsia"/>
-        </w:rPr>
-        <w:t>2.通过事件列表产生用例图，得到用例描述</w:t>
-      </w:r>
-    </w:p>
-    <w:p>
-      <w:pPr>
-        <w:ind w:leftChars="200" w:left="420"/>
-        <w:rPr>
-          <w:rFonts w:hint="eastAsia"/>
-        </w:rPr>
-      </w:pPr>
-      <w:r>
-        <w:rPr>
-          <w:rFonts w:hint="eastAsia"/>
-        </w:rPr>
-        <w:t>3.通过用例描述得到只有属性的静态类图</w:t>
-      </w:r>
-    </w:p>
-    <w:p>
-      <w:pPr>
-        <w:ind w:leftChars="200" w:left="420"/>
-        <w:rPr>
-          <w:rFonts w:hint="eastAsia"/>
-        </w:rPr>
-      </w:pPr>
-      <w:r>
-        <w:rPr>
-          <w:rFonts w:hint="eastAsia"/>
-        </w:rPr>
-        <w:t>4.通过顺序图得到有属性和方法的类图</w:t>
-      </w:r>
-    </w:p>
-    <w:p>
-      <w:pPr>
-        <w:rPr>
-          <w:rFonts w:hint="eastAsia"/>
-        </w:rPr>
-      </w:pPr>
-      <w:r>
-        <w:rPr>
-          <w:rFonts w:hint="eastAsia"/>
-        </w:rPr>
-        <w:t>第二章系统设计</w:t>
-      </w:r>
-    </w:p>
-    <w:p>
-      <w:pPr>
-        <w:ind w:leftChars="100" w:left="210"/>
-        <w:rPr>
-          <w:rFonts w:hint="eastAsia"/>
-        </w:rPr>
-      </w:pPr>
-      <w:r>
-        <w:rPr>
-          <w:rFonts w:hint="eastAsia"/>
-        </w:rPr>
-        <w:t>主要内容</w:t>
-      </w:r>
-    </w:p>
-    <w:p>
-      <w:pPr>
-        <w:ind w:leftChars="200" w:left="420"/>
-        <w:rPr>
-          <w:rFonts w:hint="eastAsia"/>
-        </w:rPr>
-      </w:pPr>
-      <w:r>
-        <w:rPr>
-          <w:rFonts w:hint="eastAsia"/>
-        </w:rPr>
-        <w:t>1.体系结构模型：逻辑结构示意图和物理结构示意图</w:t>
-      </w:r>
-    </w:p>
-    <w:p>
-      <w:pPr>
-        <w:ind w:leftChars="200" w:left="420"/>
-        <w:rPr>
-          <w:rFonts w:hint="eastAsia"/>
-        </w:rPr>
-      </w:pPr>
-      <w:r>
-        <w:rPr>
-          <w:rFonts w:hint="eastAsia"/>
-        </w:rPr>
-        <w:lastRenderedPageBreak/>
-        <w:t>2.类的设计：类名，属性，方法。要求细化</w:t>
-      </w:r>
-    </w:p>
-    <w:p>
-      <w:pPr>
-        <w:ind w:leftChars="200" w:left="420"/>
-        <w:rPr>
-          <w:rFonts w:hint="eastAsia"/>
-        </w:rPr>
-      </w:pPr>
-      <w:r>
-        <w:rPr>
-          <w:rFonts w:hint="eastAsia"/>
-        </w:rPr>
-        <w:t>3.数据库设计：EAD，ERD，关系数据模型，表结构</w:t>
-      </w:r>
-    </w:p>
-    <w:p>
-      <w:pPr>
-        <w:rPr>
-          <w:rFonts w:hint="eastAsia"/>
-        </w:rPr>
-      </w:pPr>
-      <w:r>
-        <w:rPr>
-          <w:rFonts w:hint="eastAsia"/>
-        </w:rPr>
-        <w:t>第三章系统实现</w:t>
-      </w:r>
-    </w:p>
-    <w:p>
-      <w:pPr>
-        <w:ind w:leftChars="100" w:left="210"/>
-        <w:rPr>
-          <w:rFonts w:hint="eastAsia"/>
-        </w:rPr>
-      </w:pPr>
-      <w:r>
-        <w:rPr>
-          <w:rFonts w:hint="eastAsia"/>
-        </w:rPr>
-        <w:t>系统实现截图</w:t>
-      </w:r>
-    </w:p>
-    <w:p>
-      <w:pPr>
-        <w:rPr>
-          <w:rFonts w:hint="eastAsia"/>
-        </w:rPr>
-      </w:pPr>
-      <w:r>
-        <w:rPr>
-          <w:rFonts w:hint="eastAsia"/>
-        </w:rPr>
-        <w:t>第四章系统测试</w:t>
-      </w:r>
-    </w:p>
-    <w:p>
-      <w:pPr>
-        <w:ind w:leftChars="100" w:left="210"/>
-        <w:rPr>
-          <w:rFonts w:hint="eastAsia"/>
-        </w:rPr>
-      </w:pPr>
-      <w:r>
-        <w:rPr>
-          <w:rFonts w:hint="eastAsia"/>
-        </w:rPr>
-        <w:t>1.使用Postman进行接口 / API 测试</w:t>
-      </w:r>
-    </w:p>
-    <w:p>
-      <w:pPr>
-        <w:ind w:leftChars="100" w:left="210"/>
-        <w:rPr>
-          <w:rFonts w:hint="eastAsia"/>
-        </w:rPr>
-      </w:pPr>
-      <w:r>
-        <w:rPr>
-          <w:rFonts w:hint="eastAsia"/>
-        </w:rPr>
-        <w:t>2.使用JMeter进行性能/ 压力测试</w:t>
-      </w:r>
-    </w:p>
-    <w:p>
-      <w:pPr>
-        <w:rPr>
-          <w:rFonts w:hint="eastAsia"/>
-        </w:rPr>
-      </w:pPr>
-      <w:r>
-        <w:rPr>
-          <w:rFonts w:hint="eastAsia"/>
-        </w:rPr>
-        <w:t>给出测试软件具体测试截图。</w:t>
-      </w:r>
-    </w:p>
-    <w:p>
-      <w:pPr>
-        <w:rPr>
-          <w:rFonts w:hint="eastAsia"/>
-        </w:rPr>
-      </w:pPr>
-    </w:p>
-    <w:p>
-      <w:pPr>
-        <w:pStyle w:val="2"/>
-        <w:rPr>
-          <w:rFonts w:hint="eastAsia"/>
-        </w:rPr>
-      </w:pPr>
-      <w:r>
-        <w:rPr>
-          <w:rFonts w:hint="eastAsia"/>
-        </w:rPr>
-        <w:t>七、成绩分配</w:t>
-      </w:r>
-    </w:p>
-    <w:p>
-      <w:pPr>
-        <w:pStyle w:val="a9"/>
-        <w:numPr>
-          <w:ilvl w:val="0"/>
-          <w:numId w:val="10"/>
-        </w:numPr>
-        <w:rPr>
-          <w:rFonts w:hint="eastAsia"/>
-        </w:rPr>
-      </w:pPr>
-      <w:r>
-        <w:rPr>
-          <w:rFonts w:hint="eastAsia"/>
-        </w:rPr>
-        <w:t>系统分析设计与实现文档40分 （共4章，每章10分，其中每章内容5分，排版5分）</w:t>
-      </w:r>
-    </w:p>
-    <w:p>
-      <w:pPr>
-        <w:pStyle w:val="a9"/>
-        <w:numPr>
-          <w:ilvl w:val="0"/>
-          <w:numId w:val="10"/>
-        </w:numPr>
-        <w:rPr>
-          <w:rFonts w:hint="eastAsia"/>
-        </w:rPr>
-      </w:pPr>
-      <w:r>
-        <w:rPr>
-          <w:rFonts w:hint="eastAsia"/>
-        </w:rPr>
-        <w:t>项目答辩ppt 10分</w:t>
-      </w:r>
-    </w:p>
-    <w:p>
-      <w:pPr>
-        <w:pStyle w:val="a9"/>
-        <w:numPr>
-          <w:ilvl w:val="0"/>
-          <w:numId w:val="10"/>
-        </w:numPr>
-        <w:rPr>
-          <w:rFonts w:hint="eastAsia"/>
-        </w:rPr>
-      </w:pPr>
-      <w:r>
-        <w:rPr>
-          <w:rFonts w:hint="eastAsia"/>
-        </w:rPr>
-        <w:t>项目代码20分</w:t>
-      </w:r>
-    </w:p>
-    <w:p>
-      <w:pPr>
-        <w:pStyle w:val="a9"/>
-        <w:numPr>
-          <w:ilvl w:val="0"/>
-          <w:numId w:val="10"/>
-        </w:numPr>
-      </w:pPr>
-      <w:r>
-        <w:rPr>
-          <w:rFonts w:hint="eastAsia"/>
-        </w:rPr>
-        <w:t>查重（如果抄袭，抄袭和被抄袭者都不及格），使用</w:t>
-      </w:r>
-      <w:proofErr w:type="spellStart"/>
-      <w:r>
-        <w:rPr>
-          <w:rFonts w:hint="eastAsia"/>
-        </w:rPr>
-        <w:t>jplag</w:t>
-      </w:r>
-      <w:proofErr w:type="spellEnd"/>
-      <w:r>
-        <w:rPr>
-          <w:rFonts w:hint="eastAsia"/>
-        </w:rPr>
-        <w:t>自动查重。学生需学习</w:t>
-      </w:r>
-      <w:proofErr w:type="spellStart"/>
-      <w:r>
-        <w:rPr>
-          <w:rFonts w:hint="eastAsia"/>
-        </w:rPr>
-        <w:t>jplag</w:t>
-      </w:r>
-      <w:proofErr w:type="spellEnd"/>
-      <w:r>
-        <w:rPr>
-          <w:rFonts w:hint="eastAsia"/>
-        </w:rPr>
-        <w:t>相关知识，规避雷同。</w:t>
-      </w:r>
-    </w:p>
-    <w:p>
-      <w:pPr>
-        <w:numPr>
-          <w:ilvl w:val="0"/>
-          <w:numId w:val="10"/>
-        </w:numPr>
-      </w:pPr>
-      <w:r>
-        <w:rPr>
-          <w:rFonts w:hint="eastAsia"/>
-        </w:rPr>
-        <w:t>Git版本控制 30分（每天操作的</w:t>
-      </w:r>
-      <w:proofErr w:type="gramStart"/>
-      <w:r>
-        <w:rPr>
-          <w:rFonts w:hint="eastAsia"/>
-        </w:rPr>
-        <w:t>截图）,</w:t>
-      </w:r>
-      <w:proofErr w:type="gramEnd"/>
-      <w:r>
-        <w:rPr>
-          <w:rFonts w:hint="eastAsia"/>
-        </w:rPr>
-        <w:t>Git commit -m&lt;type_姓名首字母</w:t>
-      </w:r>
-      <w:proofErr w:type="gramStart"/>
-      <w:r>
-        <w:rPr>
-          <w:rFonts w:hint="eastAsia"/>
-        </w:rPr>
-        <w:t>缩写&gt;</w:t>
-      </w:r>
-      <w:proofErr w:type="gramEnd"/>
-      <w:r>
-        <w:rPr>
-          <w:rFonts w:hint="eastAsia"/>
-        </w:rPr>
-        <w:t>: &lt;subject&gt;命名错误，整体成绩不及格</w:t>
-      </w:r>
-    </w:p>
-    <w:p/>
-    <w:p>
-      <w:pPr>
-        <w:pStyle w:val="2"/>
-      </w:pPr>
-      <w:r>
-        <w:rPr>
-          <w:rFonts w:hint="eastAsia"/>
-        </w:rPr>
-        <w:t>八、小组成员</w:t>
-      </w:r>
-      <w:proofErr w:type="spellStart"/>
-      <w:r>
-        <w:rPr>
-          <w:rFonts w:hint="eastAsia"/>
-        </w:rPr>
-        <w:t>github</w:t>
-      </w:r>
-      <w:proofErr w:type="spellEnd"/>
-      <w:r>
-        <w:rPr>
-          <w:rFonts w:hint="eastAsia"/>
-        </w:rPr>
-        <w:t>账户密码及仓库地址</w:t>
-      </w:r>
-    </w:p>
-    <w:p>
-      <w:r>
-        <w:rPr>
-          <w:rFonts w:hint="eastAsia"/>
-        </w:rPr>
-        <w:t>1.乔琳雅</w:t>
-      </w:r>
-    </w:p>
-    <w:p>
-      <w:pPr>
-        <w:ind w:leftChars="100" w:left="210"/>
-      </w:pPr>
-      <w:r>
-        <w:rPr>
-          <w:rFonts w:hint="eastAsia"/>
-        </w:rPr>
-        <w:t>账户：</w:t>
-      </w:r>
-      <w:r>
-        <w:rPr>
-          <w:rFonts w:hint="eastAsia"/>
-        </w:rPr>
-        <w:fldChar w:fldCharType="begin"/>
-      </w:r>
-      <w:r>
-        <w:rPr>
-          <w:rFonts w:hint="eastAsia"/>
-        </w:rPr>
-        <w:instrText>HYPERLINK "mailto:comprises@163.com"</w:instrText>
-      </w:r>
-      <w:r>
-        <w:rPr>
-          <w:rFonts w:hint="eastAsia"/>
-        </w:rPr>
-        <w:fldChar w:fldCharType="separate"/>
-      </w:r>
-      <w:r>
-        <w:rPr>
-          <w:rStyle w:val="af3"/>
-        </w:rPr>
-        <w:t>comprises@163.com</w:t>
-      </w:r>
-      <w:r>
-        <w:rPr>
-          <w:rFonts w:hint="eastAsia"/>
-        </w:rPr>
-        <w:fldChar w:fldCharType="end"/>
-      </w:r>
-    </w:p>
-    <w:p>
-      <w:pPr>
-        <w:ind w:leftChars="100" w:left="210"/>
-      </w:pPr>
-      <w:r>
-        <w:rPr>
-          <w:rFonts w:hint="eastAsia"/>
-        </w:rPr>
-        <w:t>密码：309612Qqq</w:t>
-      </w:r>
-    </w:p>
-    <w:p>
-      <w:pPr>
-        <w:ind w:leftChars="100" w:left="210"/>
-      </w:pPr>
-      <w:r>
-        <w:rPr>
-          <w:rFonts w:hint="eastAsia"/>
-        </w:rPr>
-        <w:t>仓库地址：</w:t>
-      </w:r>
-      <w:r>
-        <w:fldChar w:fldCharType="begin"/>
-      </w:r>
-      <w:r>
-        <w:instrText>HYPERLINK "https://github.com/Ashley-0717/MySystemProject"</w:instrText>
-      </w:r>
-      <w:r>
-        <w:fldChar w:fldCharType="separate"/>
-      </w:r>
-      <w:r>
-        <w:rPr>
-          <w:rStyle w:val="af3"/>
-        </w:rPr>
-        <w:t>Ashley-0717/MySys</w:t>
-      </w:r>
-      <w:r>
-        <w:rPr>
-          <w:rStyle w:val="af3"/>
-        </w:rPr>
-        <w:t>t</w:t>
-      </w:r>
-      <w:r>
-        <w:rPr>
-          <w:rStyle w:val="af3"/>
-        </w:rPr>
-        <w:t>emProject</w:t>
-      </w:r>
-      <w:r>
-        <w:fldChar w:fldCharType="end"/>
-      </w:r>
-    </w:p>
-    <w:p>
-      <w:pPr>
-        <w:rPr>
-          <w:rFonts w:hint="eastAsia"/>
-        </w:rPr>
-      </w:pPr>
-      <w:r>
-        <w:rPr>
-          <w:rFonts w:hint="eastAsia"/>
-        </w:rPr>
-        <w:t>2.</w:t>
-      </w:r>
-      <w:r>
-        <w:rPr>
-          <w:rFonts w:hint="eastAsia"/>
-        </w:rPr>
-        <w:t xml:space="preserve"> </w:t>
-      </w:r>
-      <w:r>
-        <w:rPr>
-          <w:rFonts w:hint="eastAsia"/>
-        </w:rPr>
-        <w:t>于志畅</w:t>
-      </w:r>
-    </w:p>
-    <w:p>
-      <w:pPr>
-        <w:ind w:leftChars="100" w:left="210"/>
-        <w:rPr>
-          <w:rFonts w:hint="eastAsia"/>
-        </w:rPr>
-      </w:pPr>
-      <w:proofErr w:type="gramStart"/>
-      <w:r>
-        <w:rPr>
-          <w:rFonts w:hint="eastAsia"/>
-        </w:rPr>
-        <w:t>账户:</w:t>
-      </w:r>
-      <w:proofErr w:type="gramEnd"/>
-      <w:r>
-        <w:rPr>
-          <w:rFonts w:hint="eastAsia"/>
-        </w:rPr>
-        <w:t>1</w:t>
-      </w:r>
-      <w:r>
-        <w:rPr>
-          <w:rFonts w:hint="eastAsia"/>
-        </w:rPr>
-        <w:t xml:space="preserve"> </w:t>
-      </w:r>
-      <w:r>
-        <w:rPr>
-          <w:rFonts w:hint="eastAsia"/>
-        </w:rPr>
-        <w:t>478688778@qq.com</w:t>
-      </w:r>
-    </w:p>
-    <w:p>
-      <w:pPr>
-        <w:ind w:leftChars="100" w:left="210"/>
-        <w:rPr>
-          <w:rFonts w:hint="eastAsia"/>
-        </w:rPr>
-      </w:pPr>
-      <w:r>
-        <w:rPr>
-          <w:rFonts w:hint="eastAsia"/>
-        </w:rPr>
-        <w:t>密码:Aa19824381379!</w:t>
-      </w:r>
-    </w:p>
-    <w:p>
-      <w:pPr>
-        <w:ind w:leftChars="100" w:left="210"/>
-      </w:pPr>
-      <w:r>
-        <w:rPr>
-          <w:rFonts w:hint="eastAsia"/>
-        </w:rPr>
-        <w:t>仓库地址:https://github.com/Yu-as-</w:t>
-      </w:r>
-      <w:proofErr w:type="spellStart"/>
-      <w:r>
-        <w:rPr>
-          <w:rFonts w:hint="eastAsia"/>
-        </w:rPr>
-        <w:t>png</w:t>
-      </w:r>
-      <w:proofErr w:type="spellEnd"/>
-      <w:r>
-        <w:rPr>
-          <w:rFonts w:hint="eastAsia"/>
-        </w:rPr>
-        <w:t>/</w:t>
-      </w:r>
-      <w:proofErr w:type="spellStart"/>
-      <w:r>
-        <w:rPr>
-          <w:rFonts w:hint="eastAsia"/>
-        </w:rPr>
-        <w:t>yzc</w:t>
-      </w:r>
-      <w:proofErr w:type="spellEnd"/>
-    </w:p>
-    <w:p>
-      <w:pPr>
-        <w:rPr>
-          <w:rFonts w:hint="eastAsia"/>
-        </w:rPr>
-      </w:pPr>
-      <w:r>
-        <w:rPr>
-          <w:rFonts w:hint="eastAsia"/>
-        </w:rPr>
-        <w:t>3.</w:t>
-      </w:r>
-      <w:r>
-        <w:rPr>
-          <w:rFonts w:hint="eastAsia"/>
-        </w:rPr>
-        <w:t xml:space="preserve"> </w:t>
-      </w:r>
-      <w:r>
-        <w:rPr>
-          <w:rFonts w:hint="eastAsia"/>
-        </w:rPr>
-        <w:t>姜益宏</w:t>
-      </w:r>
-    </w:p>
-    <w:p>
-      <w:pPr>
-        <w:ind w:leftChars="100" w:left="210"/>
-        <w:rPr>
-          <w:rFonts w:hint="eastAsia"/>
-        </w:rPr>
-      </w:pPr>
-      <w:r>
-        <w:rPr>
-          <w:rFonts w:hint="eastAsia"/>
-        </w:rPr>
-        <w:t>账户:</w:t>
-      </w:r>
-      <w:r>
-        <w:rPr>
-          <w:rFonts w:hint="eastAsia"/>
-        </w:rPr>
-        <w:t xml:space="preserve"> </w:t>
-      </w:r>
-      <w:r>
-        <w:rPr>
-          <w:rFonts w:hint="eastAsia"/>
-        </w:rPr>
-        <w:t>2635639625@qq.com</w:t>
-      </w:r>
-    </w:p>
-    <w:p>
-      <w:pPr>
-        <w:ind w:leftChars="100" w:left="210"/>
-        <w:rPr>
-          <w:rFonts w:hint="eastAsia"/>
-        </w:rPr>
-      </w:pPr>
-      <w:r>
-        <w:rPr>
-          <w:rFonts w:hint="eastAsia"/>
-        </w:rPr>
-        <w:t>密码:Jyh819819@</w:t>
-      </w:r>
-    </w:p>
-    <w:p>
-      <w:pPr>
-        <w:ind w:leftChars="100" w:left="210"/>
-      </w:pPr>
-      <w:r>
-        <w:rPr>
-          <w:rFonts w:hint="eastAsia"/>
-        </w:rPr>
-        <w:t>仓库地址:https://github.com/Jiang-</w:t>
-      </w:r>
-      <w:proofErr w:type="spellStart"/>
-      <w:r>
-        <w:rPr>
-          <w:rFonts w:hint="eastAsia"/>
-        </w:rPr>
-        <w:t>yihong</w:t>
-      </w:r>
-      <w:proofErr w:type="spellEnd"/>
-      <w:r>
-        <w:rPr>
-          <w:rFonts w:hint="eastAsia"/>
-        </w:rPr>
-        <w:t>/</w:t>
-      </w:r>
-      <w:proofErr w:type="spellStart"/>
-      <w:r>
-        <w:rPr>
-          <w:rFonts w:hint="eastAsia"/>
-        </w:rPr>
-        <w:t>MyProject</w:t>
-      </w:r>
-      <w:proofErr w:type="spellEnd"/>
-    </w:p>
-    <w:p>
-      <w:pPr>
-        <w:rPr>
-          <w:rFonts w:hint="eastAsia"/>
-        </w:rPr>
-      </w:pPr>
-      <w:r>
-        <w:rPr>
-          <w:rFonts w:hint="eastAsia"/>
-        </w:rPr>
-        <w:t>4.</w:t>
-      </w:r>
-      <w:r>
-        <w:rPr>
-          <w:rFonts w:hint="eastAsia"/>
-        </w:rPr>
-        <w:t xml:space="preserve"> </w:t>
-      </w:r>
-      <w:r>
-        <w:t>马诗涵</w:t>
-      </w:r>
-      <w:r>
-        <w:rPr>
-          <w:rFonts w:hint="eastAsia"/>
-        </w:rPr>
-        <w:t xml:space="preserve">                                                                                              </w:t>
-      </w:r>
-    </w:p>
-    <w:p>
-      <w:pPr>
-        <w:ind w:leftChars="100" w:left="210"/>
-      </w:pPr>
-      <w:r>
-        <w:rPr>
-          <w:rFonts w:hint="eastAsia"/>
-        </w:rPr>
-        <w:t>账号：</w:t>
-      </w:r>
-      <w:hyperlink r:id="rId7" w:history="1">
-        <w:r>
-          <w:rPr>
-            <w:rStyle w:val="af3"/>
-          </w:rPr>
-          <w:t>2643427644@qq.com</w:t>
-        </w:r>
-      </w:hyperlink>
-    </w:p>
-    <w:p>
-      <w:pPr>
-        <w:ind w:leftChars="100" w:left="210"/>
-      </w:pPr>
-      <w:r>
-        <w:rPr>
-          <w:rFonts w:hint="eastAsia"/>
-        </w:rPr>
-        <w:t xml:space="preserve">密码：msh20051221   </w:t>
-      </w:r>
-    </w:p>
-    <w:p>
-      <w:pPr>
-        <w:ind w:leftChars="100" w:left="210"/>
-        <w:rPr>
-          <w:rFonts w:hint="eastAsia"/>
-        </w:rPr>
-      </w:pPr>
-      <w:r>
-        <w:rPr>
-          <w:rFonts w:hint="eastAsia"/>
-        </w:rPr>
-        <w:t>仓库地址：</w:t>
-      </w:r>
-      <w:r>
-        <w:t>https://github.com/Ma-shihan/MyPronject</w:t>
-      </w:r>
+        <w:rPr>
+          <w:rFonts w:hint="eastAsia"/>
+        </w:rPr>
+      </w:pPr>
     </w:p>
     <w:sectPr>
       <w:pgSz w:w="11906" w:h="16838"/>
@@ -5075,6 +7654,22 @@
       <w:u w:val="single"/>
     </w:rPr>
   </w:style>
+  <w:style w:type="table" w:styleId="af6">
+    <w:name w:val="Table Grid"/>
+    <w:basedOn w:val="a1"/>
+    <w:uiPriority w:val="39"/>
+    <w:rsid w:val="009764BF"/>
+    <w:tblPr>
+      <w:tblBorders>
+        <w:top w:val="single" w:sz="4" w:space="0" w:color="auto"/>
+        <w:left w:val="single" w:sz="4" w:space="0" w:color="auto"/>
+        <w:bottom w:val="single" w:sz="4" w:space="0" w:color="auto"/>
+        <w:right w:val="single" w:sz="4" w:space="0" w:color="auto"/>
+        <w:insideH w:val="single" w:sz="4" w:space="0" w:color="auto"/>
+        <w:insideV w:val="single" w:sz="4" w:space="0" w:color="auto"/>
+      </w:tblBorders>
+    </w:tblPr>
+  </w:style>
 </w:styles>
 </file>
 
